--- a/Practica/Documentacion/Documentacion tecnica Logic-calc grupo1.docx
+++ b/Practica/Documentacion/Documentacion tecnica Logic-calc grupo1.docx
@@ -1,15 +1,18 @@
 
 <file path=word/document.xml><?xml version="1.0" encoding="utf-8"?>
-<w:document xmlns:wpc="http://schemas.microsoft.com/office/word/2010/wordprocessingCanvas" xmlns:cx="http://schemas.microsoft.com/office/drawing/2014/chartex" xmlns:cx1="http://schemas.microsoft.com/office/drawing/2015/9/8/chartex" xmlns:cx2="http://schemas.microsoft.com/office/drawing/2015/10/21/chartex" xmlns:cx3="http://schemas.microsoft.com/office/drawing/2016/5/9/chartex" xmlns:cx4="http://schemas.microsoft.com/office/drawing/2016/5/10/chartex" xmlns:cx5="http://schemas.microsoft.com/office/drawing/2016/5/11/chartex" xmlns:cx6="http://schemas.microsoft.com/office/drawing/2016/5/12/chartex" xmlns:cx7="http://schemas.microsoft.com/office/drawing/2016/5/13/chartex" xmlns:cx8="http://schemas.microsoft.com/office/drawing/2016/5/14/chartex" xmlns:mc="http://schemas.openxmlformats.org/markup-compatibility/2006" xmlns:aink="http://schemas.microsoft.com/office/drawing/2016/ink" xmlns:am3d="http://schemas.microsoft.com/office/drawing/2017/model3d" xmlns:o="urn:schemas-microsoft-com:office:office" xmlns:oel="http://schemas.microsoft.com/office/2019/extlst" xmlns:r="http://schemas.openxmlformats.org/officeDocument/2006/relationships" xmlns:m="http://schemas.openxmlformats.org/officeDocument/2006/math" xmlns:v="urn:schemas-microsoft-com:vml" xmlns:wp14="http://schemas.microsoft.com/office/word/2010/wordprocessingDrawing" xmlns:wp="http://schemas.openxmlformats.org/drawingml/2006/wordprocessingDrawing" xmlns:w10="urn:schemas-microsoft-com:office:word" xmlns:w="http://schemas.openxmlformats.org/wordprocessingml/2006/main" xmlns:w14="http://schemas.microsoft.com/office/word/2010/wordml" xmlns:w15="http://schemas.microsoft.com/office/word/2012/wordml" xmlns:w16cex="http://schemas.microsoft.com/office/word/2018/wordml/cex" xmlns:w16cid="http://schemas.microsoft.com/office/word/2016/wordml/cid" xmlns:w16="http://schemas.microsoft.com/office/word/2018/wordml" xmlns:w16du="http://schemas.microsoft.com/office/word/2023/wordml/word16du" xmlns:w16sdtdh="http://schemas.microsoft.com/office/word/2020/wordml/sdtdatahash" xmlns:w16sdtfl="http://schemas.microsoft.com/office/word/2024/wordml/sdtformatlock" xmlns:w16se="http://schemas.microsoft.com/office/word/2015/wordml/symex" xmlns:wpg="http://schemas.microsoft.com/office/word/2010/wordprocessingGroup" xmlns:wpi="http://schemas.microsoft.com/office/word/2010/wordprocessingInk" xmlns:wne="http://schemas.microsoft.com/office/word/2006/wordml" xmlns:wps="http://schemas.microsoft.com/office/word/2010/wordprocessingShape" xmlns:a="http://schemas.openxmlformats.org/drawingml/2006/main" xmlns:pic="http://schemas.openxmlformats.org/drawingml/2006/picture" xmlns:a14="http://schemas.microsoft.com/office/drawing/2010/main" mc:Ignorable="w14 w15 w16se w16cid w16 w16cex w16sdtdh w16sdtfl w16du wp14">
+<w:document xmlns:wpc="http://schemas.microsoft.com/office/word/2010/wordprocessingCanvas" xmlns:cx="http://schemas.microsoft.com/office/drawing/2014/chartex" xmlns:cx1="http://schemas.microsoft.com/office/drawing/2015/9/8/chartex" xmlns:cx2="http://schemas.microsoft.com/office/drawing/2015/10/21/chartex" xmlns:cx3="http://schemas.microsoft.com/office/drawing/2016/5/9/chartex" xmlns:cx4="http://schemas.microsoft.com/office/drawing/2016/5/10/chartex" xmlns:cx5="http://schemas.microsoft.com/office/drawing/2016/5/11/chartex" xmlns:cx6="http://schemas.microsoft.com/office/drawing/2016/5/12/chartex" xmlns:cx7="http://schemas.microsoft.com/office/drawing/2016/5/13/chartex" xmlns:cx8="http://schemas.microsoft.com/office/drawing/2016/5/14/chartex" xmlns:mc="http://schemas.openxmlformats.org/markup-compatibility/2006" xmlns:aink="http://schemas.microsoft.com/office/drawing/2016/ink" xmlns:am3d="http://schemas.microsoft.com/office/drawing/2017/model3d" xmlns:o="urn:schemas-microsoft-com:office:office" xmlns:oel="http://schemas.microsoft.com/office/2019/extlst" xmlns:r="http://schemas.openxmlformats.org/officeDocument/2006/relationships" xmlns:m="http://schemas.openxmlformats.org/officeDocument/2006/math" xmlns:v="urn:schemas-microsoft-com:vml" xmlns:wp14="http://schemas.microsoft.com/office/word/2010/wordprocessingDrawing" xmlns:wp="http://schemas.openxmlformats.org/drawingml/2006/wordprocessingDrawing" xmlns:w10="urn:schemas-microsoft-com:office:word" xmlns:w="http://schemas.openxmlformats.org/wordprocessingml/2006/main" xmlns:w14="http://schemas.microsoft.com/office/word/2010/wordml" xmlns:w15="http://schemas.microsoft.com/office/word/2012/wordml" xmlns:w16cex="http://schemas.microsoft.com/office/word/2018/wordml/cex" xmlns:w16cid="http://schemas.microsoft.com/office/word/2016/wordml/cid" xmlns:w16="http://schemas.microsoft.com/office/word/2018/wordml" xmlns:w16du="http://schemas.microsoft.com/office/word/2023/wordml/word16du" xmlns:w16sdtdh="http://schemas.microsoft.com/office/word/2020/wordml/sdtdatahash" xmlns:w16sdtfl="http://schemas.microsoft.com/office/word/2024/wordml/sdtformatlock" xmlns:w16se="http://schemas.microsoft.com/office/word/2015/wordml/symex" xmlns:wpg="http://schemas.microsoft.com/office/word/2010/wordprocessingGroup" xmlns:wpi="http://schemas.microsoft.com/office/word/2010/wordprocessingInk" xmlns:wne="http://schemas.microsoft.com/office/word/2006/wordml" xmlns:wps="http://schemas.microsoft.com/office/word/2010/wordprocessingShape" mc:Ignorable="w14 w15 w16se w16cid w16 w16cex w16sdtdh w16sdtfl w16du wp14">
   <w:body>
     <w:p>
       <w:pPr>
         <w:spacing w:after="0"/>
         <w:jc w:val="both"/>
-      </w:pPr>
-      <w:r>
-        <w:rPr>
-          <w:rFonts w:ascii="Noto Sans" w:hAnsi="Noto Sans" w:eastAsia="Noto Sans" w:cs="Noto Sans"/>
+        <w:rPr>
+          <w:lang w:val="es-GT"/>
+        </w:rPr>
+      </w:pPr>
+      <w:r>
+        <w:rPr>
+          <w:rFonts w:ascii="Noto Sans" w:eastAsia="Noto Sans" w:hAnsi="Noto Sans" w:cs="Noto Sans"/>
           <w:noProof/>
           <w:color w:val="000000" w:themeColor="text1"/>
           <w:sz w:val="28"/>
@@ -105,7 +108,7 @@
               </wp:anchor>
             </w:drawing>
           </mc:Choice>
-          <mc:Fallback>
+          <mc:Fallback xmlns:a="http://schemas.openxmlformats.org/drawingml/2006/main" xmlns:pic="http://schemas.openxmlformats.org/drawingml/2006/picture" xmlns:a14="http://schemas.microsoft.com/office/drawing/2010/main">
             <w:pict w14:anchorId="165A4803">
               <v:shapetype id="_x0000_t202" coordsize="21600,21600" o:spt="202" path="m,l,21600r21600,l21600,xe" w14:anchorId="78BB0DD8">
                 <v:stroke joinstyle="miter"/>
@@ -155,10 +158,11 @@
       </w:r>
       <w:r>
         <w:rPr>
-          <w:rFonts w:ascii="Noto Sans" w:hAnsi="Noto Sans" w:eastAsia="Noto Sans" w:cs="Noto Sans"/>
-          <w:color w:val="000000" w:themeColor="text1"/>
-          <w:sz w:val="28"/>
-          <w:szCs w:val="28"/>
+          <w:rFonts w:ascii="Noto Sans" w:eastAsia="Noto Sans" w:hAnsi="Noto Sans" w:cs="Noto Sans"/>
+          <w:color w:val="000000" w:themeColor="text1"/>
+          <w:sz w:val="28"/>
+          <w:szCs w:val="28"/>
+          <w:lang w:val="es-GT"/>
         </w:rPr>
         <w:t>UNIVERSIDAD DE SAN CARLOS DE GUATEMALA</w:t>
       </w:r>
@@ -167,13 +171,17 @@
       <w:pPr>
         <w:spacing w:after="0"/>
         <w:jc w:val="both"/>
-      </w:pPr>
-      <w:r>
-        <w:rPr>
-          <w:rFonts w:ascii="Noto Sans" w:hAnsi="Noto Sans" w:eastAsia="Noto Sans" w:cs="Noto Sans"/>
-          <w:color w:val="000000" w:themeColor="text1"/>
-          <w:sz w:val="28"/>
-          <w:szCs w:val="28"/>
+        <w:rPr>
+          <w:lang w:val="es-GT"/>
+        </w:rPr>
+      </w:pPr>
+      <w:r>
+        <w:rPr>
+          <w:rFonts w:ascii="Noto Sans" w:eastAsia="Noto Sans" w:hAnsi="Noto Sans" w:cs="Noto Sans"/>
+          <w:color w:val="000000" w:themeColor="text1"/>
+          <w:sz w:val="28"/>
+          <w:szCs w:val="28"/>
+          <w:lang w:val="es-GT"/>
         </w:rPr>
         <w:t>FACULTAD DE INGENIERÍA</w:t>
       </w:r>
@@ -182,13 +190,17 @@
       <w:pPr>
         <w:spacing w:after="0"/>
         <w:jc w:val="both"/>
-      </w:pPr>
-      <w:r>
-        <w:rPr>
-          <w:rFonts w:ascii="Noto Sans" w:hAnsi="Noto Sans" w:eastAsia="Noto Sans" w:cs="Noto Sans"/>
-          <w:color w:val="000000" w:themeColor="text1"/>
-          <w:sz w:val="28"/>
-          <w:szCs w:val="28"/>
+        <w:rPr>
+          <w:lang w:val="es-GT"/>
+        </w:rPr>
+      </w:pPr>
+      <w:r>
+        <w:rPr>
+          <w:rFonts w:ascii="Noto Sans" w:eastAsia="Noto Sans" w:hAnsi="Noto Sans" w:cs="Noto Sans"/>
+          <w:color w:val="000000" w:themeColor="text1"/>
+          <w:sz w:val="28"/>
+          <w:szCs w:val="28"/>
+          <w:lang w:val="es-GT"/>
         </w:rPr>
         <w:t>ORGANIZACIÓN COMPUTACIONAL</w:t>
       </w:r>
@@ -197,22 +209,27 @@
       <w:pPr>
         <w:spacing w:after="0"/>
         <w:jc w:val="both"/>
-      </w:pPr>
-      <w:r>
-        <w:rPr>
-          <w:rFonts w:ascii="Noto Sans" w:hAnsi="Noto Sans" w:eastAsia="Noto Sans" w:cs="Noto Sans"/>
-          <w:color w:val="000000" w:themeColor="text1"/>
-          <w:sz w:val="28"/>
-          <w:szCs w:val="28"/>
+        <w:rPr>
+          <w:lang w:val="es-GT"/>
+        </w:rPr>
+      </w:pPr>
+      <w:r>
+        <w:rPr>
+          <w:rFonts w:ascii="Noto Sans" w:eastAsia="Noto Sans" w:hAnsi="Noto Sans" w:cs="Noto Sans"/>
+          <w:color w:val="000000" w:themeColor="text1"/>
+          <w:sz w:val="28"/>
+          <w:szCs w:val="28"/>
+          <w:lang w:val="es-GT"/>
         </w:rPr>
         <w:t xml:space="preserve">CATEDRÁTICO: ING. </w:t>
       </w:r>
       <w:r>
         <w:rPr>
-          <w:rFonts w:ascii="Noto Sans" w:hAnsi="Noto Sans" w:eastAsia="Noto Sans" w:cs="Noto Sans"/>
-          <w:color w:val="000000" w:themeColor="text1"/>
-          <w:sz w:val="28"/>
-          <w:szCs w:val="28"/>
+          <w:rFonts w:ascii="Noto Sans" w:eastAsia="Noto Sans" w:hAnsi="Noto Sans" w:cs="Noto Sans"/>
+          <w:color w:val="000000" w:themeColor="text1"/>
+          <w:sz w:val="28"/>
+          <w:szCs w:val="28"/>
+          <w:lang w:val="es-GT"/>
         </w:rPr>
         <w:t>CARLOS LOZANO</w:t>
       </w:r>
@@ -221,22 +238,27 @@
       <w:pPr>
         <w:spacing w:after="0"/>
         <w:jc w:val="both"/>
-      </w:pPr>
-      <w:r>
-        <w:rPr>
-          <w:rFonts w:ascii="Noto Sans" w:hAnsi="Noto Sans" w:eastAsia="Noto Sans" w:cs="Noto Sans"/>
-          <w:color w:val="000000" w:themeColor="text1"/>
-          <w:sz w:val="28"/>
-          <w:szCs w:val="28"/>
+        <w:rPr>
+          <w:lang w:val="es-GT"/>
+        </w:rPr>
+      </w:pPr>
+      <w:r>
+        <w:rPr>
+          <w:rFonts w:ascii="Noto Sans" w:eastAsia="Noto Sans" w:hAnsi="Noto Sans" w:cs="Noto Sans"/>
+          <w:color w:val="000000" w:themeColor="text1"/>
+          <w:sz w:val="28"/>
+          <w:szCs w:val="28"/>
+          <w:lang w:val="es-GT"/>
         </w:rPr>
         <w:t xml:space="preserve">TUTOR ACADÉMICO: </w:t>
       </w:r>
       <w:r>
         <w:rPr>
-          <w:rFonts w:ascii="Noto Sans" w:hAnsi="Noto Sans" w:eastAsia="Noto Sans" w:cs="Noto Sans"/>
-          <w:color w:val="000000" w:themeColor="text1"/>
-          <w:sz w:val="28"/>
-          <w:szCs w:val="28"/>
+          <w:rFonts w:ascii="Noto Sans" w:eastAsia="Noto Sans" w:hAnsi="Noto Sans" w:cs="Noto Sans"/>
+          <w:color w:val="000000" w:themeColor="text1"/>
+          <w:sz w:val="28"/>
+          <w:szCs w:val="28"/>
+          <w:lang w:val="es-GT"/>
         </w:rPr>
         <w:t>CARLOS JOSÉ BLANCO GUZMÁN</w:t>
       </w:r>
@@ -245,13 +267,17 @@
       <w:pPr>
         <w:spacing w:after="0"/>
         <w:jc w:val="both"/>
-      </w:pPr>
-      <w:r>
-        <w:rPr>
-          <w:rFonts w:ascii="Noto Sans" w:hAnsi="Noto Sans" w:eastAsia="Noto Sans" w:cs="Noto Sans"/>
-          <w:color w:val="000000" w:themeColor="text1"/>
-          <w:sz w:val="28"/>
-          <w:szCs w:val="28"/>
+        <w:rPr>
+          <w:lang w:val="es-GT"/>
+        </w:rPr>
+      </w:pPr>
+      <w:r>
+        <w:rPr>
+          <w:rFonts w:ascii="Noto Sans" w:eastAsia="Noto Sans" w:hAnsi="Noto Sans" w:cs="Noto Sans"/>
+          <w:color w:val="000000" w:themeColor="text1"/>
+          <w:sz w:val="28"/>
+          <w:szCs w:val="28"/>
+          <w:lang w:val="es-GT"/>
         </w:rPr>
         <w:t>VACACIONES JUNIO 2026</w:t>
       </w:r>
@@ -260,29 +286,52 @@
       <w:pPr>
         <w:spacing w:after="0"/>
         <w:jc w:val="both"/>
-      </w:pPr>
-      <w:r>
-        <w:rPr>
-          <w:rFonts w:ascii="Noto Sans" w:hAnsi="Noto Sans" w:eastAsia="Noto Sans" w:cs="Noto Sans"/>
-          <w:color w:val="000000" w:themeColor="text1"/>
-          <w:sz w:val="28"/>
-          <w:szCs w:val="28"/>
+        <w:rPr>
+          <w:lang w:val="es-GT"/>
+        </w:rPr>
+      </w:pPr>
+      <w:r>
+        <w:rPr>
+          <w:rFonts w:ascii="Noto Sans" w:eastAsia="Noto Sans" w:hAnsi="Noto Sans" w:cs="Noto Sans"/>
+          <w:color w:val="000000" w:themeColor="text1"/>
+          <w:sz w:val="28"/>
+          <w:szCs w:val="28"/>
+          <w:lang w:val="es-GT"/>
         </w:rPr>
         <w:t xml:space="preserve">SECCIÓN </w:t>
       </w:r>
       <w:r>
         <w:rPr>
-          <w:rFonts w:ascii="Noto Sans" w:hAnsi="Noto Sans" w:eastAsia="Noto Sans" w:cs="Noto Sans"/>
-          <w:color w:val="000000" w:themeColor="text1"/>
-          <w:sz w:val="28"/>
-          <w:szCs w:val="28"/>
+          <w:rFonts w:ascii="Noto Sans" w:eastAsia="Noto Sans" w:hAnsi="Noto Sans" w:cs="Noto Sans"/>
+          <w:color w:val="000000" w:themeColor="text1"/>
+          <w:sz w:val="28"/>
+          <w:szCs w:val="28"/>
+          <w:lang w:val="es-GT"/>
         </w:rPr>
         <w:t>A</w:t>
       </w:r>
     </w:p>
-    <w:p/>
-    <w:p/>
-    <w:p/>
+    <w:p>
+      <w:pPr>
+        <w:rPr>
+          <w:lang w:val="es-GT"/>
+        </w:rPr>
+      </w:pPr>
+    </w:p>
+    <w:p>
+      <w:pPr>
+        <w:rPr>
+          <w:lang w:val="es-GT"/>
+        </w:rPr>
+      </w:pPr>
+    </w:p>
+    <w:p>
+      <w:pPr>
+        <w:rPr>
+          <w:lang w:val="es-GT"/>
+        </w:rPr>
+      </w:pPr>
+    </w:p>
     <w:p>
       <w:pPr>
         <w:spacing w:after="0"/>
@@ -290,37 +339,67 @@
         <w:rPr>
           <w:sz w:val="28"/>
           <w:szCs w:val="28"/>
-        </w:rPr>
-      </w:pPr>
-      <w:r>
-        <w:rPr>
-          <w:rFonts w:ascii="Aptos" w:hAnsi="Aptos" w:eastAsia="Aptos" w:cs="Aptos"/>
+          <w:lang w:val="es-GT"/>
+        </w:rPr>
+      </w:pPr>
+      <w:r>
+        <w:rPr>
+          <w:rFonts w:ascii="Aptos" w:eastAsia="Aptos" w:hAnsi="Aptos" w:cs="Aptos"/>
           <w:b/>
           <w:bCs/>
           <w:color w:val="000000" w:themeColor="text1"/>
           <w:sz w:val="52"/>
           <w:szCs w:val="52"/>
-        </w:rPr>
-        <w:t xml:space="preserve">Lógica Binaria y Combinational </w:t>
-      </w:r>
-    </w:p>
-    <w:p>
-      <w:pPr>
-        <w:spacing w:after="0"/>
-        <w:jc w:val="center"/>
-        <w:rPr>
-          <w:sz w:val="28"/>
-          <w:szCs w:val="28"/>
-        </w:rPr>
-      </w:pPr>
-      <w:r>
-        <w:rPr>
-          <w:rFonts w:ascii="Aptos" w:hAnsi="Aptos" w:eastAsia="Aptos" w:cs="Aptos"/>
+          <w:lang w:val="es-GT"/>
+        </w:rPr>
+        <w:t xml:space="preserve">Lógica Binaria y </w:t>
+      </w:r>
+      <w:proofErr w:type="spellStart"/>
+      <w:r>
+        <w:rPr>
+          <w:rFonts w:ascii="Aptos" w:eastAsia="Aptos" w:hAnsi="Aptos" w:cs="Aptos"/>
           <w:b/>
           <w:bCs/>
           <w:color w:val="000000" w:themeColor="text1"/>
           <w:sz w:val="52"/>
           <w:szCs w:val="52"/>
+          <w:lang w:val="es-GT"/>
+        </w:rPr>
+        <w:t>Combinational</w:t>
+      </w:r>
+      <w:proofErr w:type="spellEnd"/>
+      <w:r>
+        <w:rPr>
+          <w:rFonts w:ascii="Aptos" w:eastAsia="Aptos" w:hAnsi="Aptos" w:cs="Aptos"/>
+          <w:b/>
+          <w:bCs/>
+          <w:color w:val="000000" w:themeColor="text1"/>
+          <w:sz w:val="52"/>
+          <w:szCs w:val="52"/>
+          <w:lang w:val="es-GT"/>
+        </w:rPr>
+        <w:t xml:space="preserve"> </w:t>
+      </w:r>
+    </w:p>
+    <w:p>
+      <w:pPr>
+        <w:spacing w:after="0"/>
+        <w:jc w:val="center"/>
+        <w:rPr>
+          <w:sz w:val="28"/>
+          <w:szCs w:val="28"/>
+          <w:lang w:val="es-GT"/>
+        </w:rPr>
+      </w:pPr>
+      <w:r>
+        <w:rPr>
+          <w:rFonts w:ascii="Aptos" w:eastAsia="Aptos" w:hAnsi="Aptos" w:cs="Aptos"/>
+          <w:b/>
+          <w:bCs/>
+          <w:color w:val="000000" w:themeColor="text1"/>
+          <w:sz w:val="52"/>
+          <w:szCs w:val="52"/>
+          <w:lang w:val="es-GT"/>
         </w:rPr>
         <w:t>Logic Calc</w:t>
       </w:r>
@@ -328,9 +407,18 @@
     <w:p>
       <w:pPr>
         <w:jc w:val="center"/>
-      </w:pPr>
-    </w:p>
-    <w:p/>
+        <w:rPr>
+          <w:lang w:val="es-GT"/>
+        </w:rPr>
+      </w:pPr>
+    </w:p>
+    <w:p>
+      <w:pPr>
+        <w:rPr>
+          <w:lang w:val="es-GT"/>
+        </w:rPr>
+      </w:pPr>
+    </w:p>
     <w:p>
       <w:pPr>
         <w:spacing w:after="0"/>
@@ -338,6 +426,7 @@
           <w:rFonts w:ascii="Noto Sans" w:hAnsi="Noto Sans" w:cs="Noto Sans"/>
           <w:sz w:val="28"/>
           <w:szCs w:val="28"/>
+          <w:lang w:val="es-GT"/>
         </w:rPr>
       </w:pPr>
     </w:p>
@@ -348,6 +437,7 @@
           <w:rFonts w:ascii="Noto Sans" w:hAnsi="Noto Sans" w:cs="Noto Sans"/>
           <w:sz w:val="28"/>
           <w:szCs w:val="28"/>
+          <w:lang w:val="es-GT"/>
         </w:rPr>
       </w:pPr>
     </w:p>
@@ -358,6 +448,7 @@
           <w:rFonts w:ascii="Noto Sans" w:hAnsi="Noto Sans" w:cs="Noto Sans"/>
           <w:sz w:val="28"/>
           <w:szCs w:val="28"/>
+          <w:lang w:val="es-GT"/>
         </w:rPr>
       </w:pPr>
     </w:p>
@@ -368,6 +459,7 @@
           <w:rFonts w:ascii="Noto Sans" w:hAnsi="Noto Sans" w:cs="Noto Sans"/>
           <w:sz w:val="28"/>
           <w:szCs w:val="28"/>
+          <w:lang w:val="es-GT"/>
         </w:rPr>
       </w:pPr>
       <w:r>
@@ -375,6 +467,7 @@
           <w:rFonts w:ascii="Noto Sans" w:hAnsi="Noto Sans" w:cs="Noto Sans"/>
           <w:sz w:val="28"/>
           <w:szCs w:val="28"/>
+          <w:lang w:val="es-GT"/>
         </w:rPr>
         <w:t>202000834</w:t>
       </w:r>
@@ -383,6 +476,7 @@
           <w:rFonts w:ascii="Noto Sans" w:hAnsi="Noto Sans" w:cs="Noto Sans"/>
           <w:sz w:val="28"/>
           <w:szCs w:val="28"/>
+          <w:lang w:val="es-GT"/>
         </w:rPr>
         <w:tab/>
       </w:r>
@@ -391,6 +485,7 @@
           <w:rFonts w:ascii="Noto Sans" w:hAnsi="Noto Sans" w:cs="Noto Sans"/>
           <w:sz w:val="28"/>
           <w:szCs w:val="28"/>
+          <w:lang w:val="es-GT"/>
         </w:rPr>
         <w:t xml:space="preserve">- </w:t>
       </w:r>
@@ -399,6 +494,7 @@
           <w:rFonts w:ascii="Noto Sans" w:hAnsi="Noto Sans" w:cs="Noto Sans"/>
           <w:sz w:val="28"/>
           <w:szCs w:val="28"/>
+          <w:lang w:val="es-GT"/>
         </w:rPr>
         <w:t>ALAN ESTUARDO SACALXOT TACÁN</w:t>
       </w:r>
@@ -410,6 +506,7 @@
           <w:rFonts w:ascii="Noto Sans" w:hAnsi="Noto Sans" w:cs="Noto Sans"/>
           <w:sz w:val="28"/>
           <w:szCs w:val="28"/>
+          <w:lang w:val="es-GT"/>
         </w:rPr>
       </w:pPr>
       <w:r>
@@ -417,6 +514,7 @@
           <w:rFonts w:ascii="Noto Sans" w:hAnsi="Noto Sans" w:cs="Noto Sans"/>
           <w:sz w:val="28"/>
           <w:szCs w:val="28"/>
+          <w:lang w:val="es-GT"/>
         </w:rPr>
         <w:t>202300469</w:t>
       </w:r>
@@ -425,6 +523,7 @@
           <w:rFonts w:ascii="Noto Sans" w:hAnsi="Noto Sans" w:cs="Noto Sans"/>
           <w:sz w:val="28"/>
           <w:szCs w:val="28"/>
+          <w:lang w:val="es-GT"/>
         </w:rPr>
         <w:t xml:space="preserve"> - </w:t>
       </w:r>
@@ -433,6 +532,7 @@
           <w:rFonts w:ascii="Noto Sans" w:hAnsi="Noto Sans" w:cs="Noto Sans"/>
           <w:sz w:val="28"/>
           <w:szCs w:val="28"/>
+          <w:lang w:val="es-GT"/>
         </w:rPr>
         <w:t>ANTHONY JOEL PATZÁN SIÁN</w:t>
       </w:r>
@@ -444,6 +544,7 @@
           <w:rFonts w:ascii="Noto Sans" w:hAnsi="Noto Sans" w:cs="Noto Sans"/>
           <w:sz w:val="28"/>
           <w:szCs w:val="28"/>
+          <w:lang w:val="es-GT"/>
         </w:rPr>
       </w:pPr>
       <w:r>
@@ -451,6 +552,7 @@
           <w:rFonts w:ascii="Noto Sans" w:hAnsi="Noto Sans" w:cs="Noto Sans"/>
           <w:sz w:val="28"/>
           <w:szCs w:val="28"/>
+          <w:lang w:val="es-GT"/>
         </w:rPr>
         <w:t>202307817</w:t>
       </w:r>
@@ -459,6 +561,7 @@
           <w:rFonts w:ascii="Noto Sans" w:hAnsi="Noto Sans" w:cs="Noto Sans"/>
           <w:sz w:val="28"/>
           <w:szCs w:val="28"/>
+          <w:lang w:val="es-GT"/>
         </w:rPr>
         <w:t xml:space="preserve"> - </w:t>
       </w:r>
@@ -467,6 +570,7 @@
           <w:rFonts w:ascii="Noto Sans" w:hAnsi="Noto Sans" w:cs="Noto Sans"/>
           <w:sz w:val="28"/>
           <w:szCs w:val="28"/>
+          <w:lang w:val="es-GT"/>
         </w:rPr>
         <w:t xml:space="preserve">HECTOR ANDRES </w:t>
       </w:r>
@@ -476,6 +580,7 @@
           <w:rFonts w:ascii="Noto Sans" w:hAnsi="Noto Sans" w:cs="Noto Sans"/>
           <w:sz w:val="28"/>
           <w:szCs w:val="28"/>
+          <w:lang w:val="es-GT"/>
         </w:rPr>
         <w:t>ANDRES</w:t>
       </w:r>
@@ -485,6 +590,7 @@
           <w:rFonts w:ascii="Noto Sans" w:hAnsi="Noto Sans" w:cs="Noto Sans"/>
           <w:sz w:val="28"/>
           <w:szCs w:val="28"/>
+          <w:lang w:val="es-GT"/>
         </w:rPr>
         <w:t xml:space="preserve"> PEDRO</w:t>
       </w:r>
@@ -496,6 +602,7 @@
           <w:rFonts w:ascii="Noto Sans" w:hAnsi="Noto Sans" w:cs="Noto Sans"/>
           <w:sz w:val="28"/>
           <w:szCs w:val="28"/>
+          <w:lang w:val="es-GT"/>
         </w:rPr>
       </w:pPr>
       <w:r>
@@ -503,6 +610,7 @@
           <w:rFonts w:ascii="Noto Sans" w:hAnsi="Noto Sans" w:cs="Noto Sans"/>
           <w:sz w:val="28"/>
           <w:szCs w:val="28"/>
+          <w:lang w:val="es-GT"/>
         </w:rPr>
         <w:t>202106830</w:t>
       </w:r>
@@ -511,6 +619,7 @@
           <w:rFonts w:ascii="Noto Sans" w:hAnsi="Noto Sans" w:cs="Noto Sans"/>
           <w:sz w:val="28"/>
           <w:szCs w:val="28"/>
+          <w:lang w:val="es-GT"/>
         </w:rPr>
         <w:t xml:space="preserve"> - </w:t>
       </w:r>
@@ -519,6 +628,7 @@
           <w:rFonts w:ascii="Noto Sans" w:hAnsi="Noto Sans" w:cs="Noto Sans"/>
           <w:sz w:val="28"/>
           <w:szCs w:val="28"/>
+          <w:lang w:val="es-GT"/>
         </w:rPr>
         <w:t>WALTER MANUEL MENDOZA PÉREZ</w:t>
       </w:r>
@@ -530,6 +640,7 @@
           <w:rFonts w:ascii="Noto Sans" w:hAnsi="Noto Sans" w:cs="Noto Sans"/>
           <w:sz w:val="28"/>
           <w:szCs w:val="28"/>
+          <w:lang w:val="es-GT"/>
         </w:rPr>
       </w:pPr>
       <w:r>
@@ -537,6 +648,7 @@
           <w:rFonts w:ascii="Noto Sans" w:hAnsi="Noto Sans" w:cs="Noto Sans"/>
           <w:sz w:val="28"/>
           <w:szCs w:val="28"/>
+          <w:lang w:val="es-GT"/>
         </w:rPr>
         <w:t>202300697</w:t>
       </w:r>
@@ -545,6 +657,7 @@
           <w:rFonts w:ascii="Noto Sans" w:hAnsi="Noto Sans" w:cs="Noto Sans"/>
           <w:sz w:val="28"/>
           <w:szCs w:val="28"/>
+          <w:lang w:val="es-GT"/>
         </w:rPr>
         <w:tab/>
       </w:r>
@@ -553,6 +666,7 @@
           <w:rFonts w:ascii="Noto Sans" w:hAnsi="Noto Sans" w:cs="Noto Sans"/>
           <w:sz w:val="28"/>
           <w:szCs w:val="28"/>
+          <w:lang w:val="es-GT"/>
         </w:rPr>
         <w:t xml:space="preserve">- </w:t>
       </w:r>
@@ -561,6 +675,7 @@
           <w:rFonts w:ascii="Noto Sans" w:hAnsi="Noto Sans" w:cs="Noto Sans"/>
           <w:sz w:val="28"/>
           <w:szCs w:val="28"/>
+          <w:lang w:val="es-GT"/>
         </w:rPr>
         <w:t>WILSON WILFREDO PEREZ OTZOY</w:t>
       </w:r>
@@ -568,12 +683,16 @@
     <w:p>
       <w:pPr>
         <w:spacing w:after="0"/>
+        <w:rPr>
+          <w:lang w:val="es-GT"/>
+        </w:rPr>
       </w:pPr>
       <w:r>
         <w:rPr>
           <w:rFonts w:ascii="Noto Sans" w:hAnsi="Noto Sans" w:cs="Noto Sans"/>
           <w:sz w:val="28"/>
           <w:szCs w:val="28"/>
+          <w:lang w:val="es-GT"/>
         </w:rPr>
         <w:t>201318644</w:t>
       </w:r>
@@ -582,6 +701,7 @@
           <w:rFonts w:ascii="Noto Sans" w:hAnsi="Noto Sans" w:cs="Noto Sans"/>
           <w:sz w:val="28"/>
           <w:szCs w:val="28"/>
+          <w:lang w:val="es-GT"/>
         </w:rPr>
         <w:tab/>
       </w:r>
@@ -590,6 +710,7 @@
           <w:rFonts w:ascii="Noto Sans" w:hAnsi="Noto Sans" w:cs="Noto Sans"/>
           <w:sz w:val="28"/>
           <w:szCs w:val="28"/>
+          <w:lang w:val="es-GT"/>
         </w:rPr>
         <w:t xml:space="preserve">- </w:t>
       </w:r>
@@ -598,20 +719,28 @@
           <w:rFonts w:ascii="Noto Sans" w:hAnsi="Noto Sans" w:cs="Noto Sans"/>
           <w:sz w:val="28"/>
           <w:szCs w:val="28"/>
+          <w:lang w:val="es-GT"/>
         </w:rPr>
         <w:t>MYNOR ALEJANDRO CIFUENTES VELÁSQUEZ</w:t>
       </w:r>
     </w:p>
-    <w:p/>
+    <w:p>
+      <w:pPr>
+        <w:rPr>
+          <w:lang w:val="es-GT"/>
+        </w:rPr>
+      </w:pPr>
+    </w:p>
     <w:p>
       <w:pPr>
         <w:spacing w:after="0"/>
         <w:jc w:val="center"/>
         <w:rPr>
-          <w:rFonts w:ascii="Noto Sans" w:hAnsi="Noto Sans" w:eastAsia="Noto Sans" w:cs="Noto Sans"/>
-          <w:color w:val="000000" w:themeColor="text1"/>
-          <w:sz w:val="28"/>
-          <w:szCs w:val="28"/>
+          <w:rFonts w:ascii="Noto Sans" w:eastAsia="Noto Sans" w:hAnsi="Noto Sans" w:cs="Noto Sans"/>
+          <w:color w:val="000000" w:themeColor="text1"/>
+          <w:sz w:val="28"/>
+          <w:szCs w:val="28"/>
+          <w:lang w:val="es-GT"/>
         </w:rPr>
       </w:pPr>
     </w:p>
@@ -620,10 +749,11 @@
         <w:spacing w:after="0"/>
         <w:jc w:val="center"/>
         <w:rPr>
-          <w:rFonts w:ascii="Noto Sans" w:hAnsi="Noto Sans" w:eastAsia="Noto Sans" w:cs="Noto Sans"/>
-          <w:color w:val="000000" w:themeColor="text1"/>
-          <w:sz w:val="28"/>
-          <w:szCs w:val="28"/>
+          <w:rFonts w:ascii="Noto Sans" w:eastAsia="Noto Sans" w:hAnsi="Noto Sans" w:cs="Noto Sans"/>
+          <w:color w:val="000000" w:themeColor="text1"/>
+          <w:sz w:val="28"/>
+          <w:szCs w:val="28"/>
+          <w:lang w:val="es-GT"/>
         </w:rPr>
       </w:pPr>
     </w:p>
@@ -634,7 +764,7 @@
       </w:pPr>
       <w:r>
         <w:rPr>
-          <w:rFonts w:ascii="Noto Sans" w:hAnsi="Noto Sans" w:eastAsia="Noto Sans" w:cs="Noto Sans"/>
+          <w:rFonts w:ascii="Noto Sans" w:eastAsia="Noto Sans" w:hAnsi="Noto Sans" w:cs="Noto Sans"/>
           <w:color w:val="000000" w:themeColor="text1"/>
           <w:sz w:val="28"/>
           <w:szCs w:val="28"/>
@@ -643,7 +773,7 @@
       </w:r>
       <w:r>
         <w:rPr>
-          <w:rFonts w:ascii="Noto Sans" w:hAnsi="Noto Sans" w:eastAsia="Noto Sans" w:cs="Noto Sans"/>
+          <w:rFonts w:ascii="Noto Sans" w:eastAsia="Noto Sans" w:hAnsi="Noto Sans" w:cs="Noto Sans"/>
           <w:color w:val="000000" w:themeColor="text1"/>
           <w:sz w:val="28"/>
           <w:szCs w:val="28"/>
@@ -652,7 +782,7 @@
       </w:r>
       <w:r>
         <w:rPr>
-          <w:rFonts w:ascii="Noto Sans" w:hAnsi="Noto Sans" w:eastAsia="Noto Sans" w:cs="Noto Sans"/>
+          <w:rFonts w:ascii="Noto Sans" w:eastAsia="Noto Sans" w:hAnsi="Noto Sans" w:cs="Noto Sans"/>
           <w:color w:val="000000" w:themeColor="text1"/>
           <w:sz w:val="28"/>
           <w:szCs w:val="28"/>
@@ -661,7 +791,7 @@
       </w:r>
       <w:r>
         <w:rPr>
-          <w:rFonts w:ascii="Noto Sans" w:hAnsi="Noto Sans" w:eastAsia="Noto Sans" w:cs="Noto Sans"/>
+          <w:rFonts w:ascii="Noto Sans" w:eastAsia="Noto Sans" w:hAnsi="Noto Sans" w:cs="Noto Sans"/>
           <w:color w:val="000000" w:themeColor="text1"/>
           <w:sz w:val="28"/>
           <w:szCs w:val="28"/>
@@ -670,7 +800,7 @@
       </w:r>
       <w:r>
         <w:rPr>
-          <w:rFonts w:ascii="Noto Sans" w:hAnsi="Noto Sans" w:eastAsia="Noto Sans" w:cs="Noto Sans"/>
+          <w:rFonts w:ascii="Noto Sans" w:eastAsia="Noto Sans" w:hAnsi="Noto Sans" w:cs="Noto Sans"/>
           <w:color w:val="000000" w:themeColor="text1"/>
           <w:sz w:val="28"/>
           <w:szCs w:val="28"/>
@@ -679,7 +809,7 @@
       </w:r>
       <w:r>
         <w:rPr>
-          <w:rFonts w:ascii="Noto Sans" w:hAnsi="Noto Sans" w:eastAsia="Noto Sans" w:cs="Noto Sans"/>
+          <w:rFonts w:ascii="Noto Sans" w:eastAsia="Noto Sans" w:hAnsi="Noto Sans" w:cs="Noto Sans"/>
           <w:color w:val="000000" w:themeColor="text1"/>
           <w:sz w:val="28"/>
           <w:szCs w:val="28"/>
@@ -692,7 +822,7 @@
         <w:spacing w:after="0"/>
         <w:jc w:val="center"/>
         <w:rPr>
-          <w:rFonts w:ascii="Noto Sans" w:hAnsi="Noto Sans" w:eastAsia="Noto Sans" w:cs="Noto Sans"/>
+          <w:rFonts w:ascii="Noto Sans" w:eastAsia="Noto Sans" w:hAnsi="Noto Sans" w:cs="Noto Sans"/>
           <w:color w:val="000000" w:themeColor="text1"/>
           <w:sz w:val="28"/>
           <w:szCs w:val="28"/>
@@ -704,7 +834,7 @@
         <w:spacing w:after="0"/>
         <w:jc w:val="center"/>
         <w:rPr>
-          <w:rFonts w:ascii="Noto Sans" w:hAnsi="Noto Sans" w:eastAsia="Noto Sans" w:cs="Noto Sans"/>
+          <w:rFonts w:ascii="Noto Sans" w:eastAsia="Noto Sans" w:hAnsi="Noto Sans" w:cs="Noto Sans"/>
           <w:color w:val="000000" w:themeColor="text1"/>
           <w:sz w:val="28"/>
           <w:szCs w:val="28"/>
@@ -713,28 +843,23 @@
     </w:p>
     <w:sdt>
       <w:sdtPr>
+        <w:rPr>
+          <w:rFonts w:asciiTheme="minorHAnsi" w:eastAsiaTheme="minorEastAsia" w:hAnsiTheme="minorHAnsi" w:cstheme="minorBidi"/>
+          <w:color w:val="auto"/>
+          <w:sz w:val="24"/>
+          <w:szCs w:val="24"/>
+          <w:lang w:val="en-US" w:eastAsia="ja-JP"/>
+        </w:rPr>
         <w:id w:val="1856608104"/>
         <w:docPartObj>
           <w:docPartGallery w:val="Table of Contents"/>
           <w:docPartUnique/>
         </w:docPartObj>
-        <w:rPr>
-          <w:rFonts w:ascii="Aptos" w:hAnsi="Aptos" w:eastAsia="ＭＳ 明朝" w:cs="Arial" w:asciiTheme="minorAscii" w:hAnsiTheme="minorAscii" w:eastAsiaTheme="minorEastAsia" w:cstheme="minorBidi"/>
-          <w:color w:val="auto"/>
-          <w:sz w:val="24"/>
-          <w:szCs w:val="24"/>
-          <w:lang w:val="en-US" w:eastAsia="ja-JP"/>
-        </w:rPr>
       </w:sdtPr>
       <w:sdtEndPr>
         <w:rPr>
-          <w:rFonts w:ascii="Aptos" w:hAnsi="Aptos" w:eastAsia="ＭＳ 明朝" w:cs="Arial" w:asciiTheme="minorAscii" w:hAnsiTheme="minorAscii" w:eastAsiaTheme="minorEastAsia" w:cstheme="minorBidi"/>
-          <w:b w:val="1"/>
-          <w:bCs w:val="1"/>
-          <w:color w:val="auto"/>
-          <w:sz w:val="24"/>
-          <w:szCs w:val="24"/>
-          <w:lang w:val="en-US" w:eastAsia="ja-JP"/>
+          <w:b/>
+          <w:bCs/>
         </w:rPr>
       </w:sdtEndPr>
       <w:sdtContent>
@@ -775,7 +900,7 @@
           <w:r>
             <w:fldChar w:fldCharType="separate"/>
           </w:r>
-          <w:hyperlink w:history="1" w:anchor="_Toc232366619">
+          <w:hyperlink w:anchor="_Toc232366619" w:history="1">
             <w:r>
               <w:rPr>
                 <w:rStyle w:val="Hipervnculo"/>
@@ -846,7 +971,7 @@
               <w14:ligatures w14:val="standardContextual"/>
             </w:rPr>
           </w:pPr>
-          <w:hyperlink w:history="1" w:anchor="_Toc232366620">
+          <w:hyperlink w:anchor="_Toc232366620" w:history="1">
             <w:r>
               <w:rPr>
                 <w:rStyle w:val="Hipervnculo"/>
@@ -917,7 +1042,7 @@
               <w14:ligatures w14:val="standardContextual"/>
             </w:rPr>
           </w:pPr>
-          <w:hyperlink w:history="1" w:anchor="_Toc232366621">
+          <w:hyperlink w:anchor="_Toc232366621" w:history="1">
             <w:r>
               <w:rPr>
                 <w:rStyle w:val="Hipervnculo"/>
@@ -988,7 +1113,7 @@
               <w14:ligatures w14:val="standardContextual"/>
             </w:rPr>
           </w:pPr>
-          <w:hyperlink w:history="1" w:anchor="_Toc232366622">
+          <w:hyperlink w:anchor="_Toc232366622" w:history="1">
             <w:r>
               <w:rPr>
                 <w:rStyle w:val="Hipervnculo"/>
@@ -1059,7 +1184,7 @@
               <w14:ligatures w14:val="standardContextual"/>
             </w:rPr>
           </w:pPr>
-          <w:hyperlink w:history="1" w:anchor="_Toc232366623">
+          <w:hyperlink w:anchor="_Toc232366623" w:history="1">
             <w:r>
               <w:rPr>
                 <w:rStyle w:val="Hipervnculo"/>
@@ -1130,7 +1255,7 @@
               <w14:ligatures w14:val="standardContextual"/>
             </w:rPr>
           </w:pPr>
-          <w:hyperlink w:history="1" w:anchor="_Toc232366624">
+          <w:hyperlink w:anchor="_Toc232366624" w:history="1">
             <w:r>
               <w:rPr>
                 <w:rStyle w:val="Hipervnculo"/>
@@ -1202,11 +1327,11 @@
               <w14:ligatures w14:val="standardContextual"/>
             </w:rPr>
           </w:pPr>
-          <w:hyperlink w:history="1" w:anchor="_Toc232366625">
+          <w:hyperlink w:anchor="_Toc232366625" w:history="1">
             <w:r>
               <w:rPr>
                 <w:rStyle w:val="Hipervnculo"/>
-                <w:rFonts w:ascii="Calibri" w:hAnsi="Calibri" w:eastAsia="Calibri" w:cs="Calibri"/>
+                <w:rFonts w:ascii="Calibri" w:eastAsia="Calibri" w:hAnsi="Calibri" w:cs="Calibri"/>
                 <w:noProof/>
               </w:rPr>
               <w:t>DIAGRAMA DE BLOQUES</w:t>
@@ -1274,11 +1399,11 @@
               <w14:ligatures w14:val="standardContextual"/>
             </w:rPr>
           </w:pPr>
-          <w:hyperlink w:history="1" w:anchor="_Toc232366626">
+          <w:hyperlink w:anchor="_Toc232366626" w:history="1">
             <w:r>
               <w:rPr>
                 <w:rStyle w:val="Hipervnculo"/>
-                <w:rFonts w:ascii="Calibri" w:hAnsi="Calibri" w:eastAsia="Calibri" w:cs="Calibri"/>
+                <w:rFonts w:ascii="Calibri" w:eastAsia="Calibri" w:hAnsi="Calibri" w:cs="Calibri"/>
                 <w:noProof/>
               </w:rPr>
               <w:t>MATERIAL Y EQUIPO UTILIZADO</w:t>
@@ -1346,11 +1471,11 @@
               <w14:ligatures w14:val="standardContextual"/>
             </w:rPr>
           </w:pPr>
-          <w:hyperlink w:history="1" w:anchor="_Toc232366627">
+          <w:hyperlink w:anchor="_Toc232366627" w:history="1">
             <w:r>
               <w:rPr>
                 <w:rStyle w:val="Hipervnculo"/>
-                <w:rFonts w:ascii="Calibri" w:hAnsi="Calibri" w:eastAsia="Calibri" w:cs="Calibri"/>
+                <w:rFonts w:ascii="Calibri" w:eastAsia="Calibri" w:hAnsi="Calibri" w:cs="Calibri"/>
                 <w:noProof/>
               </w:rPr>
               <w:t>PRESUPUESTO</w:t>
@@ -1418,11 +1543,11 @@
               <w14:ligatures w14:val="standardContextual"/>
             </w:rPr>
           </w:pPr>
-          <w:hyperlink w:history="1" w:anchor="_Toc232366628">
+          <w:hyperlink w:anchor="_Toc232366628" w:history="1">
             <w:r>
               <w:rPr>
                 <w:rStyle w:val="Hipervnculo"/>
-                <w:rFonts w:ascii="Noto Sans" w:hAnsi="Noto Sans" w:eastAsia="Noto Sans" w:cs="Noto Sans"/>
+                <w:rFonts w:ascii="Noto Sans" w:eastAsia="Noto Sans" w:hAnsi="Noto Sans" w:cs="Noto Sans"/>
                 <w:noProof/>
               </w:rPr>
               <w:t>APORTE INDIVIDUAL</w:t>
@@ -1490,7 +1615,7 @@
               <w14:ligatures w14:val="standardContextual"/>
             </w:rPr>
           </w:pPr>
-          <w:hyperlink w:history="1" w:anchor="_Toc232366629">
+          <w:hyperlink w:anchor="_Toc232366629" w:history="1">
             <w:r>
               <w:rPr>
                 <w:rStyle w:val="Hipervnculo"/>
@@ -1561,30 +1686,14 @@
               <w14:ligatures w14:val="standardContextual"/>
             </w:rPr>
           </w:pPr>
-          <w:hyperlink w:history="1" w:anchor="_Toc232366630">
+          <w:hyperlink w:anchor="_Toc232366630" w:history="1">
             <w:r>
               <w:rPr>
                 <w:rStyle w:val="Hipervnculo"/>
-                <w:rFonts w:ascii="Noto Sans" w:hAnsi="Noto Sans" w:eastAsia="Noto Sans" w:cs="Noto Sans"/>
-                <w:noProof/>
-              </w:rPr>
-              <w:t>ANE</w:t>
-            </w:r>
-            <w:r>
-              <w:rPr>
-                <w:rStyle w:val="Hipervnculo"/>
-                <w:rFonts w:ascii="Noto Sans" w:hAnsi="Noto Sans" w:eastAsia="Noto Sans" w:cs="Noto Sans"/>
-                <w:noProof/>
-              </w:rPr>
-              <w:t>X</w:t>
-            </w:r>
-            <w:r>
-              <w:rPr>
-                <w:rStyle w:val="Hipervnculo"/>
-                <w:rFonts w:ascii="Noto Sans" w:hAnsi="Noto Sans" w:eastAsia="Noto Sans" w:cs="Noto Sans"/>
-                <w:noProof/>
-              </w:rPr>
-              <w:t>OS</w:t>
+                <w:rFonts w:ascii="Noto Sans" w:eastAsia="Noto Sans" w:hAnsi="Noto Sans" w:cs="Noto Sans"/>
+                <w:noProof/>
+              </w:rPr>
+              <w:t>ANEXOS</w:t>
             </w:r>
             <w:r>
               <w:rPr>
@@ -1652,7 +1761,7 @@
         <w:spacing w:after="0"/>
         <w:jc w:val="center"/>
         <w:rPr>
-          <w:rFonts w:ascii="Noto Sans" w:hAnsi="Noto Sans" w:eastAsia="Noto Sans" w:cs="Noto Sans"/>
+          <w:rFonts w:ascii="Noto Sans" w:eastAsia="Noto Sans" w:hAnsi="Noto Sans" w:cs="Noto Sans"/>
           <w:color w:val="000000" w:themeColor="text1"/>
           <w:sz w:val="28"/>
           <w:szCs w:val="28"/>
@@ -1664,139 +1773,139 @@
         <w:spacing w:after="0"/>
         <w:jc w:val="center"/>
         <w:rPr>
-          <w:rFonts w:ascii="Noto Sans" w:hAnsi="Noto Sans" w:eastAsia="Noto Sans" w:cs="Noto Sans"/>
-          <w:color w:val="000000" w:themeColor="text1"/>
-          <w:sz w:val="28"/>
-          <w:szCs w:val="28"/>
-        </w:rPr>
-      </w:pPr>
-    </w:p>
-    <w:p>
-      <w:pPr>
-        <w:spacing w:after="0"/>
-        <w:rPr>
-          <w:rFonts w:ascii="Noto Sans" w:hAnsi="Noto Sans" w:eastAsia="Noto Sans" w:cs="Noto Sans"/>
-          <w:color w:val="000000" w:themeColor="text1"/>
-          <w:sz w:val="28"/>
-          <w:szCs w:val="28"/>
-        </w:rPr>
-      </w:pPr>
-    </w:p>
-    <w:p>
-      <w:pPr>
-        <w:spacing w:after="0"/>
-        <w:rPr>
-          <w:rFonts w:ascii="Noto Sans" w:hAnsi="Noto Sans" w:eastAsia="Noto Sans" w:cs="Noto Sans"/>
-          <w:color w:val="000000" w:themeColor="text1"/>
-          <w:sz w:val="28"/>
-          <w:szCs w:val="28"/>
-        </w:rPr>
-      </w:pPr>
-    </w:p>
-    <w:p>
-      <w:pPr>
-        <w:spacing w:after="0"/>
-        <w:rPr>
-          <w:rFonts w:ascii="Noto Sans" w:hAnsi="Noto Sans" w:eastAsia="Noto Sans" w:cs="Noto Sans"/>
-          <w:color w:val="000000" w:themeColor="text1"/>
-          <w:sz w:val="28"/>
-          <w:szCs w:val="28"/>
-        </w:rPr>
-      </w:pPr>
-    </w:p>
-    <w:p>
-      <w:pPr>
-        <w:spacing w:after="0"/>
-        <w:rPr>
-          <w:rFonts w:ascii="Noto Sans" w:hAnsi="Noto Sans" w:eastAsia="Noto Sans" w:cs="Noto Sans"/>
-          <w:color w:val="000000" w:themeColor="text1"/>
-          <w:sz w:val="28"/>
-          <w:szCs w:val="28"/>
-        </w:rPr>
-      </w:pPr>
-    </w:p>
-    <w:p>
-      <w:pPr>
-        <w:spacing w:after="0"/>
-        <w:rPr>
-          <w:rFonts w:ascii="Noto Sans" w:hAnsi="Noto Sans" w:eastAsia="Noto Sans" w:cs="Noto Sans"/>
-          <w:color w:val="000000" w:themeColor="text1"/>
-          <w:sz w:val="28"/>
-          <w:szCs w:val="28"/>
-        </w:rPr>
-      </w:pPr>
-    </w:p>
-    <w:p>
-      <w:pPr>
-        <w:spacing w:after="0"/>
-        <w:rPr>
-          <w:rFonts w:ascii="Noto Sans" w:hAnsi="Noto Sans" w:eastAsia="Noto Sans" w:cs="Noto Sans"/>
-          <w:color w:val="000000" w:themeColor="text1"/>
-          <w:sz w:val="28"/>
-          <w:szCs w:val="28"/>
-        </w:rPr>
-      </w:pPr>
-    </w:p>
-    <w:p>
-      <w:pPr>
-        <w:spacing w:after="0"/>
-        <w:rPr>
-          <w:rFonts w:ascii="Noto Sans" w:hAnsi="Noto Sans" w:eastAsia="Noto Sans" w:cs="Noto Sans"/>
-          <w:color w:val="000000" w:themeColor="text1"/>
-          <w:sz w:val="28"/>
-          <w:szCs w:val="28"/>
-        </w:rPr>
-      </w:pPr>
-    </w:p>
-    <w:p>
-      <w:pPr>
-        <w:spacing w:after="0"/>
-        <w:rPr>
-          <w:rFonts w:ascii="Noto Sans" w:hAnsi="Noto Sans" w:eastAsia="Noto Sans" w:cs="Noto Sans"/>
-          <w:color w:val="000000" w:themeColor="text1"/>
-          <w:sz w:val="28"/>
-          <w:szCs w:val="28"/>
-        </w:rPr>
-      </w:pPr>
-    </w:p>
-    <w:p>
-      <w:pPr>
-        <w:spacing w:after="0"/>
-        <w:rPr>
-          <w:rFonts w:ascii="Noto Sans" w:hAnsi="Noto Sans" w:eastAsia="Noto Sans" w:cs="Noto Sans"/>
-          <w:color w:val="000000" w:themeColor="text1"/>
-          <w:sz w:val="28"/>
-          <w:szCs w:val="28"/>
-        </w:rPr>
-      </w:pPr>
-    </w:p>
-    <w:p>
-      <w:pPr>
-        <w:spacing w:after="0"/>
-        <w:rPr>
-          <w:rFonts w:ascii="Noto Sans" w:hAnsi="Noto Sans" w:eastAsia="Noto Sans" w:cs="Noto Sans"/>
-          <w:color w:val="000000" w:themeColor="text1"/>
-          <w:sz w:val="28"/>
-          <w:szCs w:val="28"/>
-        </w:rPr>
-      </w:pPr>
-    </w:p>
-    <w:p>
-      <w:pPr>
-        <w:spacing w:after="0"/>
-        <w:rPr>
-          <w:rFonts w:ascii="Noto Sans" w:hAnsi="Noto Sans" w:eastAsia="Noto Sans" w:cs="Noto Sans"/>
-          <w:color w:val="000000" w:themeColor="text1"/>
-          <w:sz w:val="28"/>
-          <w:szCs w:val="28"/>
-        </w:rPr>
-      </w:pPr>
-    </w:p>
-    <w:p>
-      <w:pPr>
-        <w:spacing w:after="0"/>
-        <w:rPr>
-          <w:rFonts w:ascii="Noto Sans" w:hAnsi="Noto Sans" w:eastAsia="Noto Sans" w:cs="Noto Sans"/>
+          <w:rFonts w:ascii="Noto Sans" w:eastAsia="Noto Sans" w:hAnsi="Noto Sans" w:cs="Noto Sans"/>
+          <w:color w:val="000000" w:themeColor="text1"/>
+          <w:sz w:val="28"/>
+          <w:szCs w:val="28"/>
+        </w:rPr>
+      </w:pPr>
+    </w:p>
+    <w:p>
+      <w:pPr>
+        <w:spacing w:after="0"/>
+        <w:rPr>
+          <w:rFonts w:ascii="Noto Sans" w:eastAsia="Noto Sans" w:hAnsi="Noto Sans" w:cs="Noto Sans"/>
+          <w:color w:val="000000" w:themeColor="text1"/>
+          <w:sz w:val="28"/>
+          <w:szCs w:val="28"/>
+        </w:rPr>
+      </w:pPr>
+    </w:p>
+    <w:p>
+      <w:pPr>
+        <w:spacing w:after="0"/>
+        <w:rPr>
+          <w:rFonts w:ascii="Noto Sans" w:eastAsia="Noto Sans" w:hAnsi="Noto Sans" w:cs="Noto Sans"/>
+          <w:color w:val="000000" w:themeColor="text1"/>
+          <w:sz w:val="28"/>
+          <w:szCs w:val="28"/>
+        </w:rPr>
+      </w:pPr>
+    </w:p>
+    <w:p>
+      <w:pPr>
+        <w:spacing w:after="0"/>
+        <w:rPr>
+          <w:rFonts w:ascii="Noto Sans" w:eastAsia="Noto Sans" w:hAnsi="Noto Sans" w:cs="Noto Sans"/>
+          <w:color w:val="000000" w:themeColor="text1"/>
+          <w:sz w:val="28"/>
+          <w:szCs w:val="28"/>
+        </w:rPr>
+      </w:pPr>
+    </w:p>
+    <w:p>
+      <w:pPr>
+        <w:spacing w:after="0"/>
+        <w:rPr>
+          <w:rFonts w:ascii="Noto Sans" w:eastAsia="Noto Sans" w:hAnsi="Noto Sans" w:cs="Noto Sans"/>
+          <w:color w:val="000000" w:themeColor="text1"/>
+          <w:sz w:val="28"/>
+          <w:szCs w:val="28"/>
+        </w:rPr>
+      </w:pPr>
+    </w:p>
+    <w:p>
+      <w:pPr>
+        <w:spacing w:after="0"/>
+        <w:rPr>
+          <w:rFonts w:ascii="Noto Sans" w:eastAsia="Noto Sans" w:hAnsi="Noto Sans" w:cs="Noto Sans"/>
+          <w:color w:val="000000" w:themeColor="text1"/>
+          <w:sz w:val="28"/>
+          <w:szCs w:val="28"/>
+        </w:rPr>
+      </w:pPr>
+    </w:p>
+    <w:p>
+      <w:pPr>
+        <w:spacing w:after="0"/>
+        <w:rPr>
+          <w:rFonts w:ascii="Noto Sans" w:eastAsia="Noto Sans" w:hAnsi="Noto Sans" w:cs="Noto Sans"/>
+          <w:color w:val="000000" w:themeColor="text1"/>
+          <w:sz w:val="28"/>
+          <w:szCs w:val="28"/>
+        </w:rPr>
+      </w:pPr>
+    </w:p>
+    <w:p>
+      <w:pPr>
+        <w:spacing w:after="0"/>
+        <w:rPr>
+          <w:rFonts w:ascii="Noto Sans" w:eastAsia="Noto Sans" w:hAnsi="Noto Sans" w:cs="Noto Sans"/>
+          <w:color w:val="000000" w:themeColor="text1"/>
+          <w:sz w:val="28"/>
+          <w:szCs w:val="28"/>
+        </w:rPr>
+      </w:pPr>
+    </w:p>
+    <w:p>
+      <w:pPr>
+        <w:spacing w:after="0"/>
+        <w:rPr>
+          <w:rFonts w:ascii="Noto Sans" w:eastAsia="Noto Sans" w:hAnsi="Noto Sans" w:cs="Noto Sans"/>
+          <w:color w:val="000000" w:themeColor="text1"/>
+          <w:sz w:val="28"/>
+          <w:szCs w:val="28"/>
+        </w:rPr>
+      </w:pPr>
+    </w:p>
+    <w:p>
+      <w:pPr>
+        <w:spacing w:after="0"/>
+        <w:rPr>
+          <w:rFonts w:ascii="Noto Sans" w:eastAsia="Noto Sans" w:hAnsi="Noto Sans" w:cs="Noto Sans"/>
+          <w:color w:val="000000" w:themeColor="text1"/>
+          <w:sz w:val="28"/>
+          <w:szCs w:val="28"/>
+        </w:rPr>
+      </w:pPr>
+    </w:p>
+    <w:p>
+      <w:pPr>
+        <w:spacing w:after="0"/>
+        <w:rPr>
+          <w:rFonts w:ascii="Noto Sans" w:eastAsia="Noto Sans" w:hAnsi="Noto Sans" w:cs="Noto Sans"/>
+          <w:color w:val="000000" w:themeColor="text1"/>
+          <w:sz w:val="28"/>
+          <w:szCs w:val="28"/>
+        </w:rPr>
+      </w:pPr>
+    </w:p>
+    <w:p>
+      <w:pPr>
+        <w:spacing w:after="0"/>
+        <w:rPr>
+          <w:rFonts w:ascii="Noto Sans" w:eastAsia="Noto Sans" w:hAnsi="Noto Sans" w:cs="Noto Sans"/>
+          <w:color w:val="000000" w:themeColor="text1"/>
+          <w:sz w:val="28"/>
+          <w:szCs w:val="28"/>
+        </w:rPr>
+      </w:pPr>
+    </w:p>
+    <w:p>
+      <w:pPr>
+        <w:spacing w:after="0"/>
+        <w:rPr>
+          <w:rFonts w:ascii="Noto Sans" w:eastAsia="Noto Sans" w:hAnsi="Noto Sans" w:cs="Noto Sans"/>
           <w:color w:val="000000" w:themeColor="text1"/>
           <w:sz w:val="28"/>
           <w:szCs w:val="28"/>
@@ -1808,7 +1917,7 @@
         <w:spacing w:after="0"/>
         <w:jc w:val="center"/>
         <w:rPr>
-          <w:rFonts w:ascii="Noto Sans" w:hAnsi="Noto Sans" w:eastAsia="Noto Sans" w:cs="Noto Sans"/>
+          <w:rFonts w:ascii="Noto Sans" w:eastAsia="Noto Sans" w:hAnsi="Noto Sans" w:cs="Noto Sans"/>
           <w:color w:val="000000" w:themeColor="text1"/>
           <w:sz w:val="28"/>
           <w:szCs w:val="28"/>
@@ -1820,180 +1929,388 @@
         <w:pStyle w:val="Ttulo1"/>
         <w:jc w:val="center"/>
         <w:rPr>
-          <w:rFonts w:ascii="Noto Sans" w:hAnsi="Noto Sans" w:eastAsia="Noto Sans" w:cs="Noto Sans"/>
+          <w:rFonts w:ascii="Noto Sans" w:eastAsia="Noto Sans" w:hAnsi="Noto Sans" w:cs="Noto Sans"/>
           <w:b w:val="0"/>
           <w:bCs w:val="0"/>
           <w:sz w:val="28"/>
           <w:szCs w:val="28"/>
-        </w:rPr>
-      </w:pPr>
-      <w:bookmarkStart w:name="_Toc232366619" w:id="0"/>
-      <w:r>
+          <w:lang w:val="es-GT"/>
+        </w:rPr>
+      </w:pPr>
+      <w:bookmarkStart w:id="0" w:name="_Toc232366619"/>
+      <w:r>
+        <w:rPr>
+          <w:lang w:val="es-GT"/>
+        </w:rPr>
         <w:t>INTRODUCCIÓN</w:t>
       </w:r>
       <w:bookmarkEnd w:id="0"/>
     </w:p>
-    <w:p/>
+    <w:p>
+      <w:pPr>
+        <w:rPr>
+          <w:lang w:val="es-GT"/>
+        </w:rPr>
+      </w:pPr>
+    </w:p>
     <w:p>
       <w:pPr>
         <w:spacing w:after="0"/>
         <w:jc w:val="both"/>
-      </w:pPr>
-      <w:r>
-        <w:rPr>
-          <w:rFonts w:ascii="Noto Sans" w:hAnsi="Noto Sans" w:eastAsia="Noto Sans" w:cs="Noto Sans"/>
+        <w:rPr>
+          <w:lang w:val="es-GT"/>
+        </w:rPr>
+      </w:pPr>
+      <w:r>
+        <w:rPr>
+          <w:rFonts w:ascii="Noto Sans" w:eastAsia="Noto Sans" w:hAnsi="Noto Sans" w:cs="Noto Sans"/>
           <w:color w:val="000000" w:themeColor="text1"/>
           <w:sz w:val="26"/>
           <w:szCs w:val="26"/>
+          <w:lang w:val="es-GT"/>
         </w:rPr>
         <w:t>La presente práctica consiste en el diseño e implementación de una Unidad Aritmética Lógica (ALU) básica, utilizando lógica combinacional capaz de realizar tres tipos de operaciones:</w:t>
       </w:r>
     </w:p>
-    <w:p/>
+    <w:p>
+      <w:pPr>
+        <w:rPr>
+          <w:lang w:val="es-GT"/>
+        </w:rPr>
+      </w:pPr>
+    </w:p>
     <w:p>
       <w:pPr>
         <w:spacing w:after="0"/>
         <w:jc w:val="both"/>
-      </w:pPr>
-      <w:r>
-        <w:rPr>
-          <w:rFonts w:ascii="Noto Sans" w:hAnsi="Noto Sans" w:eastAsia="Noto Sans" w:cs="Noto Sans"/>
+        <w:rPr>
+          <w:lang w:val="es-GT"/>
+        </w:rPr>
+      </w:pPr>
+      <w:r>
+        <w:rPr>
+          <w:rFonts w:ascii="Noto Sans" w:eastAsia="Noto Sans" w:hAnsi="Noto Sans" w:cs="Noto Sans"/>
           <w:color w:val="000000" w:themeColor="text1"/>
           <w:sz w:val="26"/>
           <w:szCs w:val="26"/>
-        </w:rPr>
-        <w:t>Operaciones Aritméticas: Suma, resta, multiplicación y potenciación (elevación al cuadrado o al cubo) de dos números binarios (A y B) de cuatro bits. Los resultados se muestran en dos displays de 7 segmentos que manejan condiciones de acarreo (carry), desbordamiento (</w:t>
-      </w:r>
-      <w:proofErr w:type="gramStart"/>
-      <w:r>
-        <w:rPr>
-          <w:rFonts w:ascii="Noto Sans" w:hAnsi="Noto Sans" w:eastAsia="Noto Sans" w:cs="Noto Sans"/>
+          <w:lang w:val="es-GT"/>
+        </w:rPr>
+        <w:t xml:space="preserve">Operaciones Aritméticas: Suma, resta, multiplicación y potenciación (elevación al cuadrado o al cubo) de dos números binarios (A y B) de cuatro bits. Los resultados se muestran en dos </w:t>
+      </w:r>
+      <w:proofErr w:type="spellStart"/>
+      <w:r>
+        <w:rPr>
+          <w:rFonts w:ascii="Noto Sans" w:eastAsia="Noto Sans" w:hAnsi="Noto Sans" w:cs="Noto Sans"/>
           <w:color w:val="000000" w:themeColor="text1"/>
           <w:sz w:val="26"/>
           <w:szCs w:val="26"/>
-        </w:rPr>
-        <w:t>overflow)  asi</w:t>
-      </w:r>
-      <w:proofErr w:type="gramEnd"/>
-      <w:r>
-        <w:rPr>
-          <w:rFonts w:ascii="Noto Sans" w:hAnsi="Noto Sans" w:eastAsia="Noto Sans" w:cs="Noto Sans"/>
+          <w:lang w:val="es-GT"/>
+        </w:rPr>
+        <w:t>displays</w:t>
+      </w:r>
+      <w:proofErr w:type="spellEnd"/>
+      <w:r>
+        <w:rPr>
+          <w:rFonts w:ascii="Noto Sans" w:eastAsia="Noto Sans" w:hAnsi="Noto Sans" w:cs="Noto Sans"/>
           <w:color w:val="000000" w:themeColor="text1"/>
           <w:sz w:val="26"/>
           <w:szCs w:val="26"/>
-        </w:rPr>
-        <w:t xml:space="preserve"> mismo validar que en la resta sea A ≥ B de lo contrario se muestra "EE" (Error).</w:t>
-      </w:r>
-    </w:p>
-    <w:p/>
-    <w:p>
-      <w:pPr>
-        <w:spacing w:after="0"/>
-        <w:jc w:val="both"/>
-      </w:pPr>
-      <w:r>
-        <w:rPr>
-          <w:rFonts w:ascii="Noto Sans" w:hAnsi="Noto Sans" w:eastAsia="Noto Sans" w:cs="Noto Sans"/>
+          <w:lang w:val="es-GT"/>
+        </w:rPr>
+        <w:t xml:space="preserve"> de 7 segmentos que manejan condiciones de acarreo (</w:t>
+      </w:r>
+      <w:proofErr w:type="spellStart"/>
+      <w:r>
+        <w:rPr>
+          <w:rFonts w:ascii="Noto Sans" w:eastAsia="Noto Sans" w:hAnsi="Noto Sans" w:cs="Noto Sans"/>
           <w:color w:val="000000" w:themeColor="text1"/>
           <w:sz w:val="26"/>
           <w:szCs w:val="26"/>
-        </w:rPr>
-        <w:t xml:space="preserve">Para las Operaciones lógicas se utilizan compuertas AND, </w:t>
-      </w:r>
-      <w:proofErr w:type="gramStart"/>
-      <w:r>
-        <w:rPr>
-          <w:rFonts w:ascii="Noto Sans" w:hAnsi="Noto Sans" w:eastAsia="Noto Sans" w:cs="Noto Sans"/>
+          <w:lang w:val="es-GT"/>
+        </w:rPr>
+        <w:t>carry</w:t>
+      </w:r>
+      <w:proofErr w:type="spellEnd"/>
+      <w:r>
+        <w:rPr>
+          <w:rFonts w:ascii="Noto Sans" w:eastAsia="Noto Sans" w:hAnsi="Noto Sans" w:cs="Noto Sans"/>
           <w:color w:val="000000" w:themeColor="text1"/>
           <w:sz w:val="26"/>
           <w:szCs w:val="26"/>
-        </w:rPr>
-        <w:t>OR,</w:t>
-      </w:r>
-      <w:proofErr w:type="gramEnd"/>
-      <w:r>
-        <w:rPr>
-          <w:rFonts w:ascii="Noto Sans" w:hAnsi="Noto Sans" w:eastAsia="Noto Sans" w:cs="Noto Sans"/>
+          <w:lang w:val="es-GT"/>
+        </w:rPr>
+        <w:t>), desbordamiento (</w:t>
+      </w:r>
+      <w:proofErr w:type="spellStart"/>
+      <w:proofErr w:type="gramStart"/>
+      <w:r>
+        <w:rPr>
+          <w:rFonts w:ascii="Noto Sans" w:eastAsia="Noto Sans" w:hAnsi="Noto Sans" w:cs="Noto Sans"/>
           <w:color w:val="000000" w:themeColor="text1"/>
           <w:sz w:val="26"/>
           <w:szCs w:val="26"/>
-        </w:rPr>
-        <w:t xml:space="preserve"> XNOR y NAND. Realizando la operación comparativa se determina y muestra el número mayor y menor entre A y B en dos displays de 7 segmentos.</w:t>
-      </w:r>
-    </w:p>
-    <w:p/>
-    <w:p>
-      <w:pPr>
-        <w:spacing w:after="0"/>
-        <w:jc w:val="both"/>
-      </w:pPr>
-      <w:r>
-        <w:rPr>
-          <w:rFonts w:ascii="Noto Sans" w:hAnsi="Noto Sans" w:eastAsia="Noto Sans" w:cs="Noto Sans"/>
+          <w:lang w:val="es-GT"/>
+        </w:rPr>
+        <w:t>overflow</w:t>
+      </w:r>
+      <w:proofErr w:type="spellEnd"/>
+      <w:r>
+        <w:rPr>
+          <w:rFonts w:ascii="Noto Sans" w:eastAsia="Noto Sans" w:hAnsi="Noto Sans" w:cs="Noto Sans"/>
           <w:color w:val="000000" w:themeColor="text1"/>
           <w:sz w:val="26"/>
           <w:szCs w:val="26"/>
-        </w:rPr>
-        <w:t>La implementación de circuitos combinacionales (sumadores completos, multiplexores, comparadores)</w:t>
-      </w:r>
-    </w:p>
-    <w:p/>
-    <w:p/>
-    <w:p/>
-    <w:p/>
-    <w:p/>
-    <w:p/>
-    <w:p/>
-    <w:p/>
-    <w:p/>
-    <w:p/>
-    <w:p/>
-    <w:p>
-      <w:pPr>
-        <w:spacing w:after="0"/>
-        <w:jc w:val="center"/>
-      </w:pPr>
-      <w:bookmarkStart w:name="_Toc232366620" w:id="1"/>
-      <w:r>
-        <w:rPr>
-          <w:rStyle w:val="Ttulo1Car"/>
-        </w:rPr>
-        <w:t>OBJETIVOS</w:t>
-      </w:r>
-      <w:bookmarkEnd w:id="1"/>
-    </w:p>
-    <w:p/>
-    <w:p>
-      <w:pPr>
-        <w:pStyle w:val="Ttulo2"/>
-      </w:pPr>
-      <w:bookmarkStart w:name="_Toc232366621" w:id="2"/>
-      <w:r>
-        <w:t>GENERALES</w:t>
-      </w:r>
-      <w:bookmarkEnd w:id="2"/>
-    </w:p>
-    <w:p>
-      <w:pPr>
-        <w:spacing w:after="0"/>
-        <w:jc w:val="both"/>
-      </w:pPr>
-      <w:r>
-        <w:rPr>
-          <w:rFonts w:ascii="Noto Sans" w:hAnsi="Noto Sans" w:eastAsia="Noto Sans" w:cs="Noto Sans"/>
+          <w:lang w:val="es-GT"/>
+        </w:rPr>
+        <w:t xml:space="preserve">)  </w:t>
+      </w:r>
+      <w:proofErr w:type="spellStart"/>
+      <w:r>
+        <w:rPr>
+          <w:rFonts w:ascii="Noto Sans" w:eastAsia="Noto Sans" w:hAnsi="Noto Sans" w:cs="Noto Sans"/>
           <w:color w:val="000000" w:themeColor="text1"/>
           <w:sz w:val="26"/>
           <w:szCs w:val="26"/>
+          <w:lang w:val="es-GT"/>
+        </w:rPr>
+        <w:t>asi</w:t>
+      </w:r>
+      <w:proofErr w:type="spellEnd"/>
+      <w:proofErr w:type="gramEnd"/>
+      <w:r>
+        <w:rPr>
+          <w:rFonts w:ascii="Noto Sans" w:eastAsia="Noto Sans" w:hAnsi="Noto Sans" w:cs="Noto Sans"/>
+          <w:color w:val="000000" w:themeColor="text1"/>
+          <w:sz w:val="26"/>
+          <w:szCs w:val="26"/>
+          <w:lang w:val="es-GT"/>
+        </w:rPr>
+        <w:t xml:space="preserve"> mismo validar que en la resta sea A ≥ B de lo contrario se muestra "EE" (Error).</w:t>
+      </w:r>
+    </w:p>
+    <w:p>
+      <w:pPr>
+        <w:rPr>
+          <w:lang w:val="es-GT"/>
+        </w:rPr>
+      </w:pPr>
+    </w:p>
+    <w:p>
+      <w:pPr>
+        <w:spacing w:after="0"/>
+        <w:jc w:val="both"/>
+        <w:rPr>
+          <w:lang w:val="es-GT"/>
+        </w:rPr>
+      </w:pPr>
+      <w:r>
+        <w:rPr>
+          <w:rFonts w:ascii="Noto Sans" w:eastAsia="Noto Sans" w:hAnsi="Noto Sans" w:cs="Noto Sans"/>
+          <w:color w:val="000000" w:themeColor="text1"/>
+          <w:sz w:val="26"/>
+          <w:szCs w:val="26"/>
+          <w:lang w:val="es-GT"/>
+        </w:rPr>
+        <w:t xml:space="preserve">Para las Operaciones lógicas se utilizan compuertas AND, OR, XNOR y NAND. Realizando la operación comparativa se determina y muestra el número mayor y menor entre A y B en dos </w:t>
+      </w:r>
+      <w:proofErr w:type="spellStart"/>
+      <w:r>
+        <w:rPr>
+          <w:rFonts w:ascii="Noto Sans" w:eastAsia="Noto Sans" w:hAnsi="Noto Sans" w:cs="Noto Sans"/>
+          <w:color w:val="000000" w:themeColor="text1"/>
+          <w:sz w:val="26"/>
+          <w:szCs w:val="26"/>
+          <w:lang w:val="es-GT"/>
+        </w:rPr>
+        <w:t>displays</w:t>
+      </w:r>
+      <w:proofErr w:type="spellEnd"/>
+      <w:r>
+        <w:rPr>
+          <w:rFonts w:ascii="Noto Sans" w:eastAsia="Noto Sans" w:hAnsi="Noto Sans" w:cs="Noto Sans"/>
+          <w:color w:val="000000" w:themeColor="text1"/>
+          <w:sz w:val="26"/>
+          <w:szCs w:val="26"/>
+          <w:lang w:val="es-GT"/>
+        </w:rPr>
+        <w:t xml:space="preserve"> de 7 segmentos.</w:t>
+      </w:r>
+    </w:p>
+    <w:p>
+      <w:pPr>
+        <w:rPr>
+          <w:lang w:val="es-GT"/>
+        </w:rPr>
+      </w:pPr>
+    </w:p>
+    <w:p>
+      <w:pPr>
+        <w:spacing w:after="0"/>
+        <w:jc w:val="both"/>
+        <w:rPr>
+          <w:lang w:val="es-GT"/>
+        </w:rPr>
+      </w:pPr>
+      <w:r>
+        <w:rPr>
+          <w:rFonts w:ascii="Noto Sans" w:eastAsia="Noto Sans" w:hAnsi="Noto Sans" w:cs="Noto Sans"/>
+          <w:color w:val="000000" w:themeColor="text1"/>
+          <w:sz w:val="26"/>
+          <w:szCs w:val="26"/>
+          <w:lang w:val="es-GT"/>
+        </w:rPr>
+        <w:t>La implementación de circuitos combinacionales (sumadores completos, multiplexores, comparadores)</w:t>
+      </w:r>
+    </w:p>
+    <w:p>
+      <w:pPr>
+        <w:rPr>
+          <w:lang w:val="es-GT"/>
+        </w:rPr>
+      </w:pPr>
+    </w:p>
+    <w:p>
+      <w:pPr>
+        <w:rPr>
+          <w:lang w:val="es-GT"/>
+        </w:rPr>
+      </w:pPr>
+    </w:p>
+    <w:p>
+      <w:pPr>
+        <w:rPr>
+          <w:lang w:val="es-GT"/>
+        </w:rPr>
+      </w:pPr>
+    </w:p>
+    <w:p>
+      <w:pPr>
+        <w:rPr>
+          <w:lang w:val="es-GT"/>
+        </w:rPr>
+      </w:pPr>
+    </w:p>
+    <w:p>
+      <w:pPr>
+        <w:rPr>
+          <w:lang w:val="es-GT"/>
+        </w:rPr>
+      </w:pPr>
+    </w:p>
+    <w:p>
+      <w:pPr>
+        <w:rPr>
+          <w:lang w:val="es-GT"/>
+        </w:rPr>
+      </w:pPr>
+    </w:p>
+    <w:p>
+      <w:pPr>
+        <w:rPr>
+          <w:lang w:val="es-GT"/>
+        </w:rPr>
+      </w:pPr>
+    </w:p>
+    <w:p>
+      <w:pPr>
+        <w:rPr>
+          <w:lang w:val="es-GT"/>
+        </w:rPr>
+      </w:pPr>
+    </w:p>
+    <w:p>
+      <w:pPr>
+        <w:rPr>
+          <w:lang w:val="es-GT"/>
+        </w:rPr>
+      </w:pPr>
+    </w:p>
+    <w:p>
+      <w:pPr>
+        <w:rPr>
+          <w:lang w:val="es-GT"/>
+        </w:rPr>
+      </w:pPr>
+    </w:p>
+    <w:p>
+      <w:pPr>
+        <w:rPr>
+          <w:lang w:val="es-GT"/>
+        </w:rPr>
+      </w:pPr>
+    </w:p>
+    <w:p>
+      <w:pPr>
+        <w:spacing w:after="0"/>
+        <w:jc w:val="center"/>
+        <w:rPr>
+          <w:lang w:val="es-GT"/>
+        </w:rPr>
+      </w:pPr>
+      <w:bookmarkStart w:id="1" w:name="_Toc232366620"/>
+      <w:r>
+        <w:rPr>
+          <w:rStyle w:val="Ttulo1Car"/>
+          <w:lang w:val="es-GT"/>
+        </w:rPr>
+        <w:t>OBJETIVOS</w:t>
+      </w:r>
+      <w:bookmarkEnd w:id="1"/>
+    </w:p>
+    <w:p>
+      <w:pPr>
+        <w:rPr>
+          <w:lang w:val="es-GT"/>
+        </w:rPr>
+      </w:pPr>
+    </w:p>
+    <w:p>
+      <w:pPr>
+        <w:pStyle w:val="Ttulo2"/>
+        <w:rPr>
+          <w:lang w:val="es-GT"/>
+        </w:rPr>
+      </w:pPr>
+      <w:bookmarkStart w:id="2" w:name="_Toc232366621"/>
+      <w:r>
+        <w:rPr>
+          <w:lang w:val="es-GT"/>
+        </w:rPr>
+        <w:t>GENERALES</w:t>
+      </w:r>
+      <w:bookmarkEnd w:id="2"/>
+    </w:p>
+    <w:p>
+      <w:pPr>
+        <w:spacing w:after="0"/>
+        <w:jc w:val="both"/>
+        <w:rPr>
+          <w:lang w:val="es-GT"/>
+        </w:rPr>
+      </w:pPr>
+      <w:r>
+        <w:rPr>
+          <w:rFonts w:ascii="Noto Sans" w:eastAsia="Noto Sans" w:hAnsi="Noto Sans" w:cs="Noto Sans"/>
+          <w:color w:val="000000" w:themeColor="text1"/>
+          <w:sz w:val="26"/>
+          <w:szCs w:val="26"/>
+          <w:lang w:val="es-GT"/>
         </w:rPr>
         <w:t>Diseñar, simular e implementar físicamente una Unidad Aritmética Lógica (ALU) básica, capaz de ejecutar operaciones aritméticas, lógicas y comparativas entre dos números binarios de 4 bits, aplicando los principios de la lógica combinacional y cumpliendo con las especificaciones técnicas establecidas.</w:t>
       </w:r>
     </w:p>
-    <w:p/>
+    <w:p>
+      <w:pPr>
+        <w:rPr>
+          <w:lang w:val="es-GT"/>
+        </w:rPr>
+      </w:pPr>
+    </w:p>
     <w:p>
       <w:pPr>
         <w:pStyle w:val="Ttulo2"/>
       </w:pPr>
-      <w:bookmarkStart w:name="_Toc232366622" w:id="3"/>
+      <w:bookmarkStart w:id="3" w:name="_Toc232366622"/>
       <w:r>
         <w:t>ESPECÍFICOS</w:t>
       </w:r>
@@ -2010,43 +2327,31 @@
         <w:spacing w:after="0"/>
         <w:jc w:val="both"/>
         <w:rPr>
-          <w:rFonts w:ascii="Noto Sans" w:hAnsi="Noto Sans" w:eastAsia="Noto Sans" w:cs="Noto Sans"/>
+          <w:rFonts w:ascii="Noto Sans" w:eastAsia="Noto Sans" w:hAnsi="Noto Sans" w:cs="Noto Sans"/>
           <w:color w:val="000000" w:themeColor="text1"/>
           <w:sz w:val="26"/>
           <w:szCs w:val="26"/>
-        </w:rPr>
-      </w:pPr>
-      <w:r>
-        <w:rPr>
-          <w:rFonts w:ascii="Noto Sans" w:hAnsi="Noto Sans" w:eastAsia="Noto Sans" w:cs="Noto Sans"/>
+          <w:lang w:val="es-GT"/>
+        </w:rPr>
+      </w:pPr>
+      <w:r>
+        <w:rPr>
+          <w:rFonts w:ascii="Noto Sans" w:eastAsia="Noto Sans" w:hAnsi="Noto Sans" w:cs="Noto Sans"/>
           <w:color w:val="000000" w:themeColor="text1"/>
           <w:sz w:val="26"/>
           <w:szCs w:val="26"/>
-        </w:rPr>
-        <w:t xml:space="preserve">Implementar las unidades funcionales: Construir utilizando compuertas lógicas y circuitos combinacionales las tres unidades principales de la ALU: la unidad aritmética (suma, resta, multiplicación, potencia), la unidad lógica (AND, </w:t>
-      </w:r>
-      <w:proofErr w:type="gramStart"/>
-      <w:r>
-        <w:rPr>
-          <w:rFonts w:ascii="Noto Sans" w:hAnsi="Noto Sans" w:eastAsia="Noto Sans" w:cs="Noto Sans"/>
-          <w:color w:val="000000" w:themeColor="text1"/>
-          <w:sz w:val="26"/>
-          <w:szCs w:val="26"/>
-        </w:rPr>
-        <w:t>OR,</w:t>
-      </w:r>
-      <w:proofErr w:type="gramEnd"/>
-      <w:r>
-        <w:rPr>
-          <w:rFonts w:ascii="Noto Sans" w:hAnsi="Noto Sans" w:eastAsia="Noto Sans" w:cs="Noto Sans"/>
-          <w:color w:val="000000" w:themeColor="text1"/>
-          <w:sz w:val="26"/>
-          <w:szCs w:val="26"/>
-        </w:rPr>
-        <w:t xml:space="preserve"> XNOR, NAND) y la unidad comparativa, asegurando que sean mutuamente excluyentes en su salida.</w:t>
-      </w:r>
-    </w:p>
-    <w:p/>
+          <w:lang w:val="es-GT"/>
+        </w:rPr>
+        <w:t>Implementar las unidades funcionales: Construir utilizando compuertas lógicas y circuitos combinacionales las tres unidades principales de la ALU: la unidad aritmética (suma, resta, multiplicación, potencia), la unidad lógica (AND, OR, XNOR, NAND) y la unidad comparativa, asegurando que sean mutuamente excluyentes en su salida.</w:t>
+      </w:r>
+    </w:p>
+    <w:p>
+      <w:pPr>
+        <w:rPr>
+          <w:lang w:val="es-GT"/>
+        </w:rPr>
+      </w:pPr>
+    </w:p>
     <w:p>
       <w:pPr>
         <w:pStyle w:val="Prrafodelista"/>
@@ -2057,34 +2362,87 @@
         <w:spacing w:after="0"/>
         <w:jc w:val="both"/>
         <w:rPr>
-          <w:rFonts w:ascii="Noto Sans" w:hAnsi="Noto Sans" w:eastAsia="Noto Sans" w:cs="Noto Sans"/>
+          <w:rFonts w:ascii="Noto Sans" w:eastAsia="Noto Sans" w:hAnsi="Noto Sans" w:cs="Noto Sans"/>
           <w:color w:val="000000" w:themeColor="text1"/>
           <w:sz w:val="26"/>
           <w:szCs w:val="26"/>
-        </w:rPr>
-      </w:pPr>
-      <w:r>
-        <w:rPr>
-          <w:rFonts w:ascii="Noto Sans" w:hAnsi="Noto Sans" w:eastAsia="Noto Sans" w:cs="Noto Sans"/>
+          <w:lang w:val="es-GT"/>
+        </w:rPr>
+      </w:pPr>
+      <w:r>
+        <w:rPr>
+          <w:rFonts w:ascii="Noto Sans" w:eastAsia="Noto Sans" w:hAnsi="Noto Sans" w:cs="Noto Sans"/>
           <w:color w:val="000000" w:themeColor="text1"/>
           <w:sz w:val="26"/>
           <w:szCs w:val="26"/>
-        </w:rPr>
-        <w:t xml:space="preserve">Optimizar el diseño y gestionar las salidas logrando un diseño de circuito que utilice la menor cantidad de componentes posible e implementar el sistema de visualización correcto para cada unidad (displays de 7 segmentos para resultados aritméticos/comparativos y LEDs para resultados lógicos), incluyendo la gestión de condiciones de error como el desbordamiento o la resta con resultado </w:t>
-      </w:r>
-      <w:proofErr w:type="gramStart"/>
-      <w:r>
-        <w:rPr>
-          <w:rFonts w:ascii="Noto Sans" w:hAnsi="Noto Sans" w:eastAsia="Noto Sans" w:cs="Noto Sans"/>
+          <w:lang w:val="es-GT"/>
+        </w:rPr>
+        <w:t>Optimizar el diseño y gestionar las salidas logrando un diseño de circuito que utilice la menor cantidad de componentes posible e implementar el sistema de visualización correcto para cada unidad (</w:t>
+      </w:r>
+      <w:proofErr w:type="spellStart"/>
+      <w:r>
+        <w:rPr>
+          <w:rFonts w:ascii="Noto Sans" w:eastAsia="Noto Sans" w:hAnsi="Noto Sans" w:cs="Noto Sans"/>
           <w:color w:val="000000" w:themeColor="text1"/>
           <w:sz w:val="26"/>
           <w:szCs w:val="26"/>
+          <w:lang w:val="es-GT"/>
+        </w:rPr>
+        <w:t>displays</w:t>
+      </w:r>
+      <w:proofErr w:type="spellEnd"/>
+      <w:r>
+        <w:rPr>
+          <w:rFonts w:ascii="Noto Sans" w:eastAsia="Noto Sans" w:hAnsi="Noto Sans" w:cs="Noto Sans"/>
+          <w:color w:val="000000" w:themeColor="text1"/>
+          <w:sz w:val="26"/>
+          <w:szCs w:val="26"/>
+          <w:lang w:val="es-GT"/>
+        </w:rPr>
+        <w:t xml:space="preserve"> de 7 segmentos para resultados aritméticos/comparativos y </w:t>
+      </w:r>
+      <w:proofErr w:type="spellStart"/>
+      <w:r>
+        <w:rPr>
+          <w:rFonts w:ascii="Noto Sans" w:eastAsia="Noto Sans" w:hAnsi="Noto Sans" w:cs="Noto Sans"/>
+          <w:color w:val="000000" w:themeColor="text1"/>
+          <w:sz w:val="26"/>
+          <w:szCs w:val="26"/>
+          <w:lang w:val="es-GT"/>
+        </w:rPr>
+        <w:t>LEDs</w:t>
+      </w:r>
+      <w:proofErr w:type="spellEnd"/>
+      <w:r>
+        <w:rPr>
+          <w:rFonts w:ascii="Noto Sans" w:eastAsia="Noto Sans" w:hAnsi="Noto Sans" w:cs="Noto Sans"/>
+          <w:color w:val="000000" w:themeColor="text1"/>
+          <w:sz w:val="26"/>
+          <w:szCs w:val="26"/>
+          <w:lang w:val="es-GT"/>
+        </w:rPr>
+        <w:t xml:space="preserve"> para resultados lógicos), incluyendo la gestión de condiciones de error como el desbordamiento o la resta con resultado </w:t>
+      </w:r>
+      <w:proofErr w:type="gramStart"/>
+      <w:r>
+        <w:rPr>
+          <w:rFonts w:ascii="Noto Sans" w:eastAsia="Noto Sans" w:hAnsi="Noto Sans" w:cs="Noto Sans"/>
+          <w:color w:val="000000" w:themeColor="text1"/>
+          <w:sz w:val="26"/>
+          <w:szCs w:val="26"/>
+          <w:lang w:val="es-GT"/>
         </w:rPr>
         <w:t>negativo..</w:t>
       </w:r>
       <w:proofErr w:type="gramEnd"/>
     </w:p>
-    <w:p/>
+    <w:p>
+      <w:pPr>
+        <w:rPr>
+          <w:lang w:val="es-GT"/>
+        </w:rPr>
+      </w:pPr>
+    </w:p>
     <w:p>
       <w:pPr>
         <w:pStyle w:val="Prrafodelista"/>
@@ -2095,30 +2453,45 @@
         <w:spacing w:after="0"/>
         <w:jc w:val="both"/>
         <w:rPr>
-          <w:rFonts w:ascii="Noto Sans" w:hAnsi="Noto Sans" w:eastAsia="Noto Sans" w:cs="Noto Sans"/>
+          <w:rFonts w:ascii="Noto Sans" w:eastAsia="Noto Sans" w:hAnsi="Noto Sans" w:cs="Noto Sans"/>
           <w:color w:val="000000" w:themeColor="text1"/>
           <w:sz w:val="26"/>
           <w:szCs w:val="26"/>
-        </w:rPr>
-      </w:pPr>
-      <w:r>
-        <w:rPr>
-          <w:rFonts w:ascii="Noto Sans" w:hAnsi="Noto Sans" w:eastAsia="Noto Sans" w:cs="Noto Sans"/>
+          <w:lang w:val="es-GT"/>
+        </w:rPr>
+      </w:pPr>
+      <w:r>
+        <w:rPr>
+          <w:rFonts w:ascii="Noto Sans" w:eastAsia="Noto Sans" w:hAnsi="Noto Sans" w:cs="Noto Sans"/>
           <w:color w:val="000000" w:themeColor="text1"/>
           <w:sz w:val="26"/>
           <w:szCs w:val="26"/>
-        </w:rPr>
+          <w:lang w:val="es-GT"/>
+        </w:rPr>
+        <w:lastRenderedPageBreak/>
         <w:t>Validar el funcionamiento integral: Simular exhaustivamente el circuito completo en Proteus para verificar su correcto funcionamiento según la tabla de operaciones y ensamblar el prototipo físico de manera ordenada y legible.</w:t>
       </w:r>
     </w:p>
-    <w:p/>
+    <w:p>
+      <w:pPr>
+        <w:rPr>
+          <w:lang w:val="es-GT"/>
+        </w:rPr>
+      </w:pPr>
+    </w:p>
     <w:p>
       <w:pPr>
         <w:pStyle w:val="Ttulo1"/>
         <w:jc w:val="center"/>
-      </w:pPr>
-      <w:bookmarkStart w:name="_Toc232366623" w:id="4"/>
-      <w:r>
+        <w:rPr>
+          <w:lang w:val="es-GT"/>
+        </w:rPr>
+      </w:pPr>
+      <w:bookmarkStart w:id="4" w:name="_Toc232366623"/>
+      <w:r>
+        <w:rPr>
+          <w:lang w:val="es-GT"/>
+        </w:rPr>
         <w:t>CONTENIDO DE LA PRACTICA</w:t>
       </w:r>
       <w:bookmarkEnd w:id="4"/>
@@ -2126,17 +2499,27 @@
     <w:p>
       <w:pPr>
         <w:pStyle w:val="Ttulo2"/>
-      </w:pPr>
-      <w:bookmarkStart w:name="_Toc232366624" w:id="5"/>
+        <w:rPr>
+          <w:lang w:val="es-GT"/>
+        </w:rPr>
+      </w:pPr>
+      <w:bookmarkStart w:id="5" w:name="_Toc232366624"/>
       <w:r>
         <w:rPr>
           <w:rFonts w:eastAsia="Calibri"/>
+          <w:lang w:val="es-GT"/>
         </w:rPr>
         <w:t>DIAGRAMAS DE DISEÑO</w:t>
       </w:r>
       <w:bookmarkEnd w:id="5"/>
     </w:p>
-    <w:p/>
+    <w:p>
+      <w:pPr>
+        <w:rPr>
+          <w:lang w:val="es-GT"/>
+        </w:rPr>
+      </w:pPr>
+    </w:p>
     <w:p>
       <w:pPr>
         <w:spacing w:after="0"/>
@@ -2193,60 +2576,284 @@
       <w:pPr>
         <w:spacing w:after="0"/>
         <w:jc w:val="center"/>
-      </w:pPr>
-      <w:r>
-        <w:rPr>
-          <w:rFonts w:ascii="Noto Sans" w:hAnsi="Noto Sans" w:eastAsia="Noto Sans" w:cs="Noto Sans"/>
+        <w:rPr>
+          <w:lang w:val="es-GT"/>
+        </w:rPr>
+      </w:pPr>
+      <w:r>
+        <w:rPr>
+          <w:rFonts w:ascii="Noto Sans" w:eastAsia="Noto Sans" w:hAnsi="Noto Sans" w:cs="Noto Sans"/>
           <w:i/>
           <w:iCs/>
           <w:color w:val="000000" w:themeColor="text1"/>
-        </w:rPr>
-        <w:t>Figura3. Diagrama en Proteus, circuito comparador</w:t>
-      </w:r>
-    </w:p>
-    <w:p>
-      <w:pPr>
-        <w:jc w:val="center"/>
-        <w:rPr>
+          <w:lang w:val="es-GT"/>
+        </w:rPr>
+        <w:t>Figura</w:t>
+      </w:r>
+      <w:r>
+        <w:rPr>
+          <w:rFonts w:ascii="Noto Sans" w:eastAsia="Noto Sans" w:hAnsi="Noto Sans" w:cs="Noto Sans"/>
           <w:i/>
           <w:iCs/>
-        </w:rPr>
-      </w:pPr>
-      <w:r>
+          <w:color w:val="000000" w:themeColor="text1"/>
+          <w:lang w:val="es-GT"/>
+        </w:rPr>
+        <w:t>1</w:t>
+      </w:r>
+      <w:r>
+        <w:rPr>
+          <w:rFonts w:ascii="Noto Sans" w:eastAsia="Noto Sans" w:hAnsi="Noto Sans" w:cs="Noto Sans"/>
+          <w:i/>
+          <w:iCs/>
+          <w:color w:val="000000" w:themeColor="text1"/>
+          <w:lang w:val="es-GT"/>
+        </w:rPr>
+        <w:t>. Diagrama en Proteus, circuito comparador</w:t>
+      </w:r>
+    </w:p>
+    <w:p>
+      <w:pPr>
+        <w:jc w:val="center"/>
         <w:rPr>
           <w:rFonts w:eastAsia="Noto Sans"/>
           <w:i/>
           <w:iCs/>
-        </w:rPr>
-        <w:t>Elaboración propia, 2025.</w:t>
-      </w:r>
-    </w:p>
-    <w:p/>
-    <w:p/>
-    <w:p/>
-    <w:p/>
-    <w:p/>
-    <w:p/>
-    <w:p/>
-    <w:p/>
-    <w:p/>
+          <w:lang w:val="es-GT"/>
+        </w:rPr>
+      </w:pPr>
+      <w:r>
+        <w:rPr>
+          <w:rFonts w:eastAsia="Noto Sans"/>
+          <w:i/>
+          <w:iCs/>
+          <w:lang w:val="es-GT"/>
+        </w:rPr>
+        <w:t>Elaboración propia, 202</w:t>
+      </w:r>
+      <w:r>
+        <w:rPr>
+          <w:rFonts w:eastAsia="Noto Sans"/>
+          <w:i/>
+          <w:iCs/>
+          <w:lang w:val="es-GT"/>
+        </w:rPr>
+        <w:t>6</w:t>
+      </w:r>
+      <w:r>
+        <w:rPr>
+          <w:rFonts w:eastAsia="Noto Sans"/>
+          <w:i/>
+          <w:iCs/>
+          <w:lang w:val="es-GT"/>
+        </w:rPr>
+        <w:t>.</w:t>
+      </w:r>
+    </w:p>
+    <w:p>
+      <w:pPr>
+        <w:jc w:val="center"/>
+        <w:rPr>
+          <w:i/>
+          <w:iCs/>
+          <w:lang w:val="es-GT"/>
+        </w:rPr>
+      </w:pPr>
+      <w:r>
+        <w:rPr>
+          <w:i/>
+          <w:iCs/>
+          <w:noProof/>
+          <w:lang w:val="es-GT"/>
+        </w:rPr>
+        <w:lastRenderedPageBreak/>
+        <w:drawing>
+          <wp:inline distT="0" distB="0" distL="0" distR="0" wp14:anchorId="5783F770" wp14:editId="525BB99B">
+            <wp:extent cx="5943600" cy="4895850"/>
+            <wp:effectExtent l="0" t="0" r="0" b="0"/>
+            <wp:docPr id="1466431323" name="Imagen 1"/>
+            <wp:cNvGraphicFramePr>
+              <a:graphicFrameLocks xmlns:a="http://schemas.openxmlformats.org/drawingml/2006/main" noChangeAspect="1"/>
+            </wp:cNvGraphicFramePr>
+            <a:graphic xmlns:a="http://schemas.openxmlformats.org/drawingml/2006/main">
+              <a:graphicData uri="http://schemas.openxmlformats.org/drawingml/2006/picture">
+                <pic:pic xmlns:pic="http://schemas.openxmlformats.org/drawingml/2006/picture">
+                  <pic:nvPicPr>
+                    <pic:cNvPr id="1466431323" name=""/>
+                    <pic:cNvPicPr/>
+                  </pic:nvPicPr>
+                  <pic:blipFill>
+                    <a:blip r:embed="rId7"/>
+                    <a:stretch>
+                      <a:fillRect/>
+                    </a:stretch>
+                  </pic:blipFill>
+                  <pic:spPr>
+                    <a:xfrm>
+                      <a:off x="0" y="0"/>
+                      <a:ext cx="5943600" cy="4895850"/>
+                    </a:xfrm>
+                    <a:prstGeom prst="rect">
+                      <a:avLst/>
+                    </a:prstGeom>
+                  </pic:spPr>
+                </pic:pic>
+              </a:graphicData>
+            </a:graphic>
+          </wp:inline>
+        </w:drawing>
+      </w:r>
+    </w:p>
+    <w:p>
+      <w:pPr>
+        <w:spacing w:after="0"/>
+        <w:jc w:val="center"/>
+        <w:rPr>
+          <w:lang w:val="es-GT"/>
+        </w:rPr>
+      </w:pPr>
+      <w:r>
+        <w:rPr>
+          <w:rFonts w:ascii="Noto Sans" w:eastAsia="Noto Sans" w:hAnsi="Noto Sans" w:cs="Noto Sans"/>
+          <w:i/>
+          <w:iCs/>
+          <w:color w:val="000000" w:themeColor="text1"/>
+          <w:lang w:val="es-GT"/>
+        </w:rPr>
+        <w:t>Figura</w:t>
+      </w:r>
+      <w:r>
+        <w:rPr>
+          <w:rFonts w:ascii="Noto Sans" w:eastAsia="Noto Sans" w:hAnsi="Noto Sans" w:cs="Noto Sans"/>
+          <w:i/>
+          <w:iCs/>
+          <w:color w:val="000000" w:themeColor="text1"/>
+          <w:lang w:val="es-GT"/>
+        </w:rPr>
+        <w:t>2</w:t>
+      </w:r>
+      <w:r>
+        <w:rPr>
+          <w:rFonts w:ascii="Noto Sans" w:eastAsia="Noto Sans" w:hAnsi="Noto Sans" w:cs="Noto Sans"/>
+          <w:i/>
+          <w:iCs/>
+          <w:color w:val="000000" w:themeColor="text1"/>
+          <w:lang w:val="es-GT"/>
+        </w:rPr>
+        <w:t xml:space="preserve">. Diagrama en Proteus, circuito </w:t>
+      </w:r>
+      <w:r>
+        <w:rPr>
+          <w:rFonts w:ascii="Noto Sans" w:eastAsia="Noto Sans" w:hAnsi="Noto Sans" w:cs="Noto Sans"/>
+          <w:i/>
+          <w:iCs/>
+          <w:color w:val="000000" w:themeColor="text1"/>
+          <w:lang w:val="es-GT"/>
+        </w:rPr>
+        <w:t>de Potencia</w:t>
+      </w:r>
+    </w:p>
+    <w:p>
+      <w:pPr>
+        <w:jc w:val="center"/>
+        <w:rPr>
+          <w:rFonts w:eastAsia="Noto Sans"/>
+          <w:i/>
+          <w:iCs/>
+          <w:lang w:val="es-GT"/>
+        </w:rPr>
+      </w:pPr>
+      <w:r>
+        <w:rPr>
+          <w:rFonts w:eastAsia="Noto Sans"/>
+          <w:i/>
+          <w:iCs/>
+          <w:lang w:val="es-GT"/>
+        </w:rPr>
+        <w:t>Elaboración propia, 2026.</w:t>
+      </w:r>
+    </w:p>
+    <w:p>
+      <w:pPr>
+        <w:rPr>
+          <w:lang w:val="es-GT"/>
+        </w:rPr>
+      </w:pPr>
+    </w:p>
+    <w:p>
+      <w:pPr>
+        <w:rPr>
+          <w:lang w:val="es-GT"/>
+        </w:rPr>
+      </w:pPr>
+    </w:p>
+    <w:p>
+      <w:pPr>
+        <w:rPr>
+          <w:lang w:val="es-GT"/>
+        </w:rPr>
+      </w:pPr>
+    </w:p>
+    <w:p>
+      <w:pPr>
+        <w:rPr>
+          <w:lang w:val="es-GT"/>
+        </w:rPr>
+      </w:pPr>
+    </w:p>
+    <w:p>
+      <w:pPr>
+        <w:rPr>
+          <w:lang w:val="es-GT"/>
+        </w:rPr>
+      </w:pPr>
+    </w:p>
+    <w:p>
+      <w:pPr>
+        <w:rPr>
+          <w:lang w:val="es-GT"/>
+        </w:rPr>
+      </w:pPr>
+    </w:p>
+    <w:p>
+      <w:pPr>
+        <w:rPr>
+          <w:lang w:val="es-GT"/>
+        </w:rPr>
+      </w:pPr>
+    </w:p>
+    <w:p>
+      <w:pPr>
+        <w:rPr>
+          <w:lang w:val="es-GT"/>
+        </w:rPr>
+      </w:pPr>
+    </w:p>
+    <w:p>
+      <w:pPr>
+        <w:rPr>
+          <w:lang w:val="es-GT"/>
+        </w:rPr>
+      </w:pPr>
+    </w:p>
     <w:p>
       <w:pPr>
         <w:pStyle w:val="Ttulo2"/>
         <w:spacing w:before="0" w:after="0"/>
         <w:jc w:val="center"/>
         <w:rPr>
-          <w:rFonts w:ascii="Calibri" w:hAnsi="Calibri" w:eastAsia="Calibri" w:cs="Calibri"/>
-          <w:sz w:val="28"/>
-          <w:szCs w:val="28"/>
-        </w:rPr>
-      </w:pPr>
-      <w:bookmarkStart w:name="_Toc232366625" w:id="6"/>
-      <w:r>
-        <w:rPr>
-          <w:rFonts w:ascii="Calibri" w:hAnsi="Calibri" w:eastAsia="Calibri" w:cs="Calibri"/>
-          <w:sz w:val="28"/>
-          <w:szCs w:val="28"/>
+          <w:rFonts w:ascii="Calibri" w:eastAsia="Calibri" w:hAnsi="Calibri" w:cs="Calibri"/>
+          <w:sz w:val="28"/>
+          <w:szCs w:val="28"/>
+          <w:lang w:val="es-GT"/>
+        </w:rPr>
+      </w:pPr>
+      <w:bookmarkStart w:id="6" w:name="_Toc232366625"/>
+      <w:r>
+        <w:rPr>
+          <w:rFonts w:ascii="Calibri" w:eastAsia="Calibri" w:hAnsi="Calibri" w:cs="Calibri"/>
+          <w:sz w:val="28"/>
+          <w:szCs w:val="28"/>
+          <w:lang w:val="es-GT"/>
         </w:rPr>
         <w:t>DIAGRAMA DE BLOQUES</w:t>
       </w:r>
@@ -2273,7 +2880,7 @@
                     <pic:cNvPicPr/>
                   </pic:nvPicPr>
                   <pic:blipFill>
-                    <a:blip r:embed="rId7">
+                    <a:blip r:embed="rId8">
                       <a:extLst>
                         <a:ext uri="{28A0092B-C50C-407E-A947-70E740481C1C}">
                           <a14:useLocalDpi xmlns:a14="http://schemas.microsoft.com/office/drawing/2010/main"/>
@@ -2385,6 +2992,7 @@
           <w:b/>
           <w:bCs/>
         </w:rPr>
+        <w:lastRenderedPageBreak/>
         <w:t>FUNCIONES BOOLEANAS</w:t>
       </w:r>
     </w:p>
@@ -2424,7 +3032,7 @@
                     <pic:cNvPicPr/>
                   </pic:nvPicPr>
                   <pic:blipFill>
-                    <a:blip r:embed="rId8">
+                    <a:blip r:embed="rId9">
                       <a:extLst>
                         <a:ext uri="{28A0092B-C50C-407E-A947-70E740481C1C}">
                           <a14:useLocalDpi xmlns:a14="http://schemas.microsoft.com/office/drawing/2010/main"/>
@@ -2545,7 +3153,7 @@
                     <pic:cNvPicPr/>
                   </pic:nvPicPr>
                   <pic:blipFill>
-                    <a:blip r:embed="rId9">
+                    <a:blip r:embed="rId10">
                       <a:extLst>
                         <a:ext uri="{28A0092B-C50C-407E-A947-70E740481C1C}">
                           <a14:useLocalDpi xmlns:a14="http://schemas.microsoft.com/office/drawing/2010/main"/>
@@ -2614,7 +3222,7 @@
                     <pic:cNvPicPr/>
                   </pic:nvPicPr>
                   <pic:blipFill>
-                    <a:blip r:embed="rId10">
+                    <a:blip r:embed="rId11">
                       <a:extLst>
                         <a:ext uri="{28A0092B-C50C-407E-A947-70E740481C1C}">
                           <a14:useLocalDpi xmlns:a14="http://schemas.microsoft.com/office/drawing/2010/main"/>
@@ -2685,6 +3293,7 @@
         <w:rPr>
           <w:noProof/>
         </w:rPr>
+        <w:lastRenderedPageBreak/>
         <w:drawing>
           <wp:inline distT="0" distB="0" distL="0" distR="0" wp14:anchorId="7C7BAA86" wp14:editId="22D2AE7A">
             <wp:extent cx="5943600" cy="2000250"/>
@@ -2701,7 +3310,7 @@
                     <pic:cNvPicPr/>
                   </pic:nvPicPr>
                   <pic:blipFill>
-                    <a:blip r:embed="rId11">
+                    <a:blip r:embed="rId12">
                       <a:extLst>
                         <a:ext uri="{28A0092B-C50C-407E-A947-70E740481C1C}">
                           <a14:useLocalDpi xmlns:a14="http://schemas.microsoft.com/office/drawing/2010/main"/>
@@ -2762,7 +3371,7 @@
                     <pic:cNvPicPr/>
                   </pic:nvPicPr>
                   <pic:blipFill>
-                    <a:blip r:embed="rId12">
+                    <a:blip r:embed="rId13">
                       <a:extLst>
                         <a:ext uri="{28A0092B-C50C-407E-A947-70E740481C1C}">
                           <a14:useLocalDpi xmlns:a14="http://schemas.microsoft.com/office/drawing/2010/main"/>
@@ -2797,6 +3406,7 @@
         <w:rPr>
           <w:noProof/>
         </w:rPr>
+        <w:lastRenderedPageBreak/>
         <w:drawing>
           <wp:inline distT="0" distB="0" distL="0" distR="0" wp14:anchorId="7C0B5D0A" wp14:editId="338C1E9B">
             <wp:extent cx="5353325" cy="3988005"/>
@@ -2813,7 +3423,7 @@
                     <pic:cNvPicPr/>
                   </pic:nvPicPr>
                   <pic:blipFill>
-                    <a:blip r:embed="rId13">
+                    <a:blip r:embed="rId14">
                       <a:extLst>
                         <a:ext uri="{28A0092B-C50C-407E-A947-70E740481C1C}">
                           <a14:useLocalDpi xmlns:a14="http://schemas.microsoft.com/office/drawing/2010/main"/>
@@ -2864,7 +3474,7 @@
                     <pic:cNvPicPr/>
                   </pic:nvPicPr>
                   <pic:blipFill>
-                    <a:blip r:embed="rId14">
+                    <a:blip r:embed="rId15">
                       <a:extLst>
                         <a:ext uri="{28A0092B-C50C-407E-A947-70E740481C1C}">
                           <a14:useLocalDpi xmlns:a14="http://schemas.microsoft.com/office/drawing/2010/main"/>
@@ -2915,7 +3525,7 @@
                     <pic:cNvPicPr/>
                   </pic:nvPicPr>
                   <pic:blipFill>
-                    <a:blip r:embed="rId15">
+                    <a:blip r:embed="rId16">
                       <a:extLst>
                         <a:ext uri="{28A0092B-C50C-407E-A947-70E740481C1C}">
                           <a14:useLocalDpi xmlns:a14="http://schemas.microsoft.com/office/drawing/2010/main"/>
@@ -2953,10 +3563,10 @@
         <w:spacing w:before="0" w:after="0"/>
         <w:jc w:val="center"/>
       </w:pPr>
-      <w:bookmarkStart w:name="_Toc232366626" w:id="7"/>
-      <w:r>
-        <w:rPr>
-          <w:rFonts w:ascii="Calibri" w:hAnsi="Calibri" w:eastAsia="Calibri" w:cs="Calibri"/>
+      <w:bookmarkStart w:id="7" w:name="_Toc232366626"/>
+      <w:r>
+        <w:rPr>
+          <w:rFonts w:ascii="Calibri" w:eastAsia="Calibri" w:hAnsi="Calibri" w:cs="Calibri"/>
           <w:sz w:val="28"/>
           <w:szCs w:val="28"/>
         </w:rPr>
@@ -2982,10 +3592,10 @@
           <w:tcPr>
             <w:tcW w:w="0" w:type="auto"/>
             <w:tcBorders>
-              <w:top w:val="single" w:color="000000" w:themeColor="text1" w:sz="8" w:space="0"/>
-              <w:left w:val="single" w:color="000000" w:themeColor="text1" w:sz="8" w:space="0"/>
-              <w:bottom w:val="single" w:color="000000" w:themeColor="text1" w:sz="8" w:space="0"/>
-              <w:right w:val="single" w:color="000000" w:themeColor="text1" w:sz="8" w:space="0"/>
+              <w:top w:val="single" w:sz="8" w:space="0" w:color="000000" w:themeColor="text1"/>
+              <w:left w:val="single" w:sz="8" w:space="0" w:color="000000" w:themeColor="text1"/>
+              <w:bottom w:val="single" w:sz="8" w:space="0" w:color="000000" w:themeColor="text1"/>
+              <w:right w:val="single" w:sz="8" w:space="0" w:color="000000" w:themeColor="text1"/>
             </w:tcBorders>
             <w:shd w:val="clear" w:color="auto" w:fill="B6D7A8"/>
             <w:tcMar>
@@ -3002,7 +3612,7 @@
             </w:pPr>
             <w:r>
               <w:rPr>
-                <w:rFonts w:ascii="Noto Sans" w:hAnsi="Noto Sans" w:eastAsia="Noto Sans" w:cs="Noto Sans"/>
+                <w:rFonts w:ascii="Noto Sans" w:eastAsia="Noto Sans" w:hAnsi="Noto Sans" w:cs="Noto Sans"/>
                 <w:b/>
                 <w:bCs/>
                 <w:color w:val="000000" w:themeColor="text1"/>
@@ -3017,10 +3627,10 @@
           <w:tcPr>
             <w:tcW w:w="0" w:type="auto"/>
             <w:tcBorders>
-              <w:top w:val="single" w:color="000000" w:themeColor="text1" w:sz="8" w:space="0"/>
-              <w:left w:val="single" w:color="000000" w:themeColor="text1" w:sz="8" w:space="0"/>
-              <w:bottom w:val="single" w:color="000000" w:themeColor="text1" w:sz="8" w:space="0"/>
-              <w:right w:val="single" w:color="000000" w:themeColor="text1" w:sz="8" w:space="0"/>
+              <w:top w:val="single" w:sz="8" w:space="0" w:color="000000" w:themeColor="text1"/>
+              <w:left w:val="single" w:sz="8" w:space="0" w:color="000000" w:themeColor="text1"/>
+              <w:bottom w:val="single" w:sz="8" w:space="0" w:color="000000" w:themeColor="text1"/>
+              <w:right w:val="single" w:sz="8" w:space="0" w:color="000000" w:themeColor="text1"/>
             </w:tcBorders>
             <w:shd w:val="clear" w:color="auto" w:fill="B6D7A8"/>
             <w:tcMar>
@@ -3037,7 +3647,7 @@
             </w:pPr>
             <w:r>
               <w:rPr>
-                <w:rFonts w:ascii="Noto Sans" w:hAnsi="Noto Sans" w:eastAsia="Noto Sans" w:cs="Noto Sans"/>
+                <w:rFonts w:ascii="Noto Sans" w:eastAsia="Noto Sans" w:hAnsi="Noto Sans" w:cs="Noto Sans"/>
                 <w:b/>
                 <w:bCs/>
                 <w:color w:val="000000" w:themeColor="text1"/>
@@ -3057,10 +3667,10 @@
           <w:tcPr>
             <w:tcW w:w="0" w:type="auto"/>
             <w:tcBorders>
-              <w:top w:val="single" w:color="000000" w:themeColor="text1" w:sz="8" w:space="0"/>
-              <w:left w:val="single" w:color="000000" w:themeColor="text1" w:sz="8" w:space="0"/>
-              <w:bottom w:val="single" w:color="000000" w:themeColor="text1" w:sz="8" w:space="0"/>
-              <w:right w:val="single" w:color="000000" w:themeColor="text1" w:sz="8" w:space="0"/>
+              <w:top w:val="single" w:sz="8" w:space="0" w:color="000000" w:themeColor="text1"/>
+              <w:left w:val="single" w:sz="8" w:space="0" w:color="000000" w:themeColor="text1"/>
+              <w:bottom w:val="single" w:sz="8" w:space="0" w:color="000000" w:themeColor="text1"/>
+              <w:right w:val="single" w:sz="8" w:space="0" w:color="000000" w:themeColor="text1"/>
             </w:tcBorders>
             <w:tcMar>
               <w:top w:w="100" w:type="dxa"/>
@@ -3075,7 +3685,7 @@
             </w:pPr>
             <w:r>
               <w:rPr>
-                <w:rFonts w:ascii="Noto Sans" w:hAnsi="Noto Sans" w:eastAsia="Noto Sans" w:cs="Noto Sans"/>
+                <w:rFonts w:ascii="Noto Sans" w:eastAsia="Noto Sans" w:hAnsi="Noto Sans" w:cs="Noto Sans"/>
                 <w:color w:val="000000" w:themeColor="text1"/>
                 <w:sz w:val="26"/>
                 <w:szCs w:val="26"/>
@@ -3088,10 +3698,10 @@
           <w:tcPr>
             <w:tcW w:w="0" w:type="auto"/>
             <w:tcBorders>
-              <w:top w:val="single" w:color="000000" w:themeColor="text1" w:sz="8" w:space="0"/>
-              <w:left w:val="single" w:color="000000" w:themeColor="text1" w:sz="8" w:space="0"/>
-              <w:bottom w:val="single" w:color="000000" w:themeColor="text1" w:sz="8" w:space="0"/>
-              <w:right w:val="single" w:color="000000" w:themeColor="text1" w:sz="8" w:space="0"/>
+              <w:top w:val="single" w:sz="8" w:space="0" w:color="000000" w:themeColor="text1"/>
+              <w:left w:val="single" w:sz="8" w:space="0" w:color="000000" w:themeColor="text1"/>
+              <w:bottom w:val="single" w:sz="8" w:space="0" w:color="000000" w:themeColor="text1"/>
+              <w:right w:val="single" w:sz="8" w:space="0" w:color="000000" w:themeColor="text1"/>
             </w:tcBorders>
             <w:tcMar>
               <w:top w:w="100" w:type="dxa"/>
@@ -3106,7 +3716,7 @@
             </w:pPr>
             <w:r>
               <w:rPr>
-                <w:rFonts w:ascii="Noto Sans" w:hAnsi="Noto Sans" w:eastAsia="Noto Sans" w:cs="Noto Sans"/>
+                <w:rFonts w:ascii="Noto Sans" w:eastAsia="Noto Sans" w:hAnsi="Noto Sans" w:cs="Noto Sans"/>
                 <w:color w:val="000000" w:themeColor="text1"/>
                 <w:sz w:val="26"/>
                 <w:szCs w:val="26"/>
@@ -3124,10 +3734,10 @@
           <w:tcPr>
             <w:tcW w:w="0" w:type="auto"/>
             <w:tcBorders>
-              <w:top w:val="single" w:color="000000" w:themeColor="text1" w:sz="8" w:space="0"/>
-              <w:left w:val="single" w:color="000000" w:themeColor="text1" w:sz="8" w:space="0"/>
-              <w:bottom w:val="single" w:color="000000" w:themeColor="text1" w:sz="8" w:space="0"/>
-              <w:right w:val="single" w:color="000000" w:themeColor="text1" w:sz="8" w:space="0"/>
+              <w:top w:val="single" w:sz="8" w:space="0" w:color="000000" w:themeColor="text1"/>
+              <w:left w:val="single" w:sz="8" w:space="0" w:color="000000" w:themeColor="text1"/>
+              <w:bottom w:val="single" w:sz="8" w:space="0" w:color="000000" w:themeColor="text1"/>
+              <w:right w:val="single" w:sz="8" w:space="0" w:color="000000" w:themeColor="text1"/>
             </w:tcBorders>
             <w:tcMar>
               <w:top w:w="100" w:type="dxa"/>
@@ -3142,7 +3752,7 @@
             </w:pPr>
             <w:r>
               <w:rPr>
-                <w:rFonts w:ascii="Noto Sans" w:hAnsi="Noto Sans" w:eastAsia="Noto Sans" w:cs="Noto Sans"/>
+                <w:rFonts w:ascii="Noto Sans" w:eastAsia="Noto Sans" w:hAnsi="Noto Sans" w:cs="Noto Sans"/>
                 <w:color w:val="000000" w:themeColor="text1"/>
                 <w:sz w:val="26"/>
                 <w:szCs w:val="26"/>
@@ -3155,10 +3765,10 @@
           <w:tcPr>
             <w:tcW w:w="0" w:type="auto"/>
             <w:tcBorders>
-              <w:top w:val="single" w:color="000000" w:themeColor="text1" w:sz="8" w:space="0"/>
-              <w:left w:val="single" w:color="000000" w:themeColor="text1" w:sz="8" w:space="0"/>
-              <w:bottom w:val="single" w:color="000000" w:themeColor="text1" w:sz="8" w:space="0"/>
-              <w:right w:val="single" w:color="000000" w:themeColor="text1" w:sz="8" w:space="0"/>
+              <w:top w:val="single" w:sz="8" w:space="0" w:color="000000" w:themeColor="text1"/>
+              <w:left w:val="single" w:sz="8" w:space="0" w:color="000000" w:themeColor="text1"/>
+              <w:bottom w:val="single" w:sz="8" w:space="0" w:color="000000" w:themeColor="text1"/>
+              <w:right w:val="single" w:sz="8" w:space="0" w:color="000000" w:themeColor="text1"/>
             </w:tcBorders>
             <w:tcMar>
               <w:top w:w="100" w:type="dxa"/>
@@ -3173,7 +3783,7 @@
             </w:pPr>
             <w:r>
               <w:rPr>
-                <w:rFonts w:ascii="Noto Sans" w:hAnsi="Noto Sans" w:eastAsia="Noto Sans" w:cs="Noto Sans"/>
+                <w:rFonts w:ascii="Noto Sans" w:eastAsia="Noto Sans" w:hAnsi="Noto Sans" w:cs="Noto Sans"/>
                 <w:color w:val="000000" w:themeColor="text1"/>
                 <w:sz w:val="26"/>
                 <w:szCs w:val="26"/>
@@ -3191,10 +3801,10 @@
           <w:tcPr>
             <w:tcW w:w="0" w:type="auto"/>
             <w:tcBorders>
-              <w:top w:val="single" w:color="000000" w:themeColor="text1" w:sz="8" w:space="0"/>
-              <w:left w:val="single" w:color="000000" w:themeColor="text1" w:sz="8" w:space="0"/>
-              <w:bottom w:val="single" w:color="000000" w:themeColor="text1" w:sz="8" w:space="0"/>
-              <w:right w:val="single" w:color="000000" w:themeColor="text1" w:sz="8" w:space="0"/>
+              <w:top w:val="single" w:sz="8" w:space="0" w:color="000000" w:themeColor="text1"/>
+              <w:left w:val="single" w:sz="8" w:space="0" w:color="000000" w:themeColor="text1"/>
+              <w:bottom w:val="single" w:sz="8" w:space="0" w:color="000000" w:themeColor="text1"/>
+              <w:right w:val="single" w:sz="8" w:space="0" w:color="000000" w:themeColor="text1"/>
             </w:tcBorders>
             <w:tcMar>
               <w:top w:w="100" w:type="dxa"/>
@@ -3209,7 +3819,7 @@
             </w:pPr>
             <w:r>
               <w:rPr>
-                <w:rFonts w:ascii="Noto Sans" w:hAnsi="Noto Sans" w:eastAsia="Noto Sans" w:cs="Noto Sans"/>
+                <w:rFonts w:ascii="Noto Sans" w:eastAsia="Noto Sans" w:hAnsi="Noto Sans" w:cs="Noto Sans"/>
                 <w:color w:val="000000" w:themeColor="text1"/>
                 <w:sz w:val="26"/>
                 <w:szCs w:val="26"/>
@@ -3222,10 +3832,10 @@
           <w:tcPr>
             <w:tcW w:w="0" w:type="auto"/>
             <w:tcBorders>
-              <w:top w:val="single" w:color="000000" w:themeColor="text1" w:sz="8" w:space="0"/>
-              <w:left w:val="single" w:color="000000" w:themeColor="text1" w:sz="8" w:space="0"/>
-              <w:bottom w:val="single" w:color="000000" w:themeColor="text1" w:sz="8" w:space="0"/>
-              <w:right w:val="single" w:color="000000" w:themeColor="text1" w:sz="8" w:space="0"/>
+              <w:top w:val="single" w:sz="8" w:space="0" w:color="000000" w:themeColor="text1"/>
+              <w:left w:val="single" w:sz="8" w:space="0" w:color="000000" w:themeColor="text1"/>
+              <w:bottom w:val="single" w:sz="8" w:space="0" w:color="000000" w:themeColor="text1"/>
+              <w:right w:val="single" w:sz="8" w:space="0" w:color="000000" w:themeColor="text1"/>
             </w:tcBorders>
             <w:tcMar>
               <w:top w:w="100" w:type="dxa"/>
@@ -3240,7 +3850,7 @@
             </w:pPr>
             <w:r>
               <w:rPr>
-                <w:rFonts w:ascii="Noto Sans" w:hAnsi="Noto Sans" w:eastAsia="Noto Sans" w:cs="Noto Sans"/>
+                <w:rFonts w:ascii="Noto Sans" w:eastAsia="Noto Sans" w:hAnsi="Noto Sans" w:cs="Noto Sans"/>
                 <w:color w:val="000000" w:themeColor="text1"/>
                 <w:sz w:val="26"/>
                 <w:szCs w:val="26"/>
@@ -3258,10 +3868,10 @@
           <w:tcPr>
             <w:tcW w:w="0" w:type="auto"/>
             <w:tcBorders>
-              <w:top w:val="single" w:color="000000" w:themeColor="text1" w:sz="8" w:space="0"/>
-              <w:left w:val="single" w:color="000000" w:themeColor="text1" w:sz="8" w:space="0"/>
-              <w:bottom w:val="single" w:color="000000" w:themeColor="text1" w:sz="8" w:space="0"/>
-              <w:right w:val="single" w:color="000000" w:themeColor="text1" w:sz="8" w:space="0"/>
+              <w:top w:val="single" w:sz="8" w:space="0" w:color="000000" w:themeColor="text1"/>
+              <w:left w:val="single" w:sz="8" w:space="0" w:color="000000" w:themeColor="text1"/>
+              <w:bottom w:val="single" w:sz="8" w:space="0" w:color="000000" w:themeColor="text1"/>
+              <w:right w:val="single" w:sz="8" w:space="0" w:color="000000" w:themeColor="text1"/>
             </w:tcBorders>
             <w:tcMar>
               <w:top w:w="100" w:type="dxa"/>
@@ -3277,7 +3887,7 @@
             <w:proofErr w:type="spellStart"/>
             <w:r>
               <w:rPr>
-                <w:rFonts w:ascii="Noto Sans" w:hAnsi="Noto Sans" w:eastAsia="Noto Sans" w:cs="Noto Sans"/>
+                <w:rFonts w:ascii="Noto Sans" w:eastAsia="Noto Sans" w:hAnsi="Noto Sans" w:cs="Noto Sans"/>
                 <w:color w:val="000000" w:themeColor="text1"/>
                 <w:sz w:val="26"/>
                 <w:szCs w:val="26"/>
@@ -3291,10 +3901,10 @@
           <w:tcPr>
             <w:tcW w:w="0" w:type="auto"/>
             <w:tcBorders>
-              <w:top w:val="single" w:color="000000" w:themeColor="text1" w:sz="8" w:space="0"/>
-              <w:left w:val="single" w:color="000000" w:themeColor="text1" w:sz="8" w:space="0"/>
-              <w:bottom w:val="single" w:color="000000" w:themeColor="text1" w:sz="8" w:space="0"/>
-              <w:right w:val="single" w:color="000000" w:themeColor="text1" w:sz="8" w:space="0"/>
+              <w:top w:val="single" w:sz="8" w:space="0" w:color="000000" w:themeColor="text1"/>
+              <w:left w:val="single" w:sz="8" w:space="0" w:color="000000" w:themeColor="text1"/>
+              <w:bottom w:val="single" w:sz="8" w:space="0" w:color="000000" w:themeColor="text1"/>
+              <w:right w:val="single" w:sz="8" w:space="0" w:color="000000" w:themeColor="text1"/>
             </w:tcBorders>
             <w:tcMar>
               <w:top w:w="100" w:type="dxa"/>
@@ -3309,7 +3919,7 @@
             </w:pPr>
             <w:r>
               <w:rPr>
-                <w:rFonts w:ascii="Noto Sans" w:hAnsi="Noto Sans" w:eastAsia="Noto Sans" w:cs="Noto Sans"/>
+                <w:rFonts w:ascii="Noto Sans" w:eastAsia="Noto Sans" w:hAnsi="Noto Sans" w:cs="Noto Sans"/>
                 <w:color w:val="000000" w:themeColor="text1"/>
                 <w:sz w:val="26"/>
                 <w:szCs w:val="26"/>
@@ -3327,10 +3937,10 @@
           <w:tcPr>
             <w:tcW w:w="0" w:type="auto"/>
             <w:tcBorders>
-              <w:top w:val="single" w:color="000000" w:themeColor="text1" w:sz="8" w:space="0"/>
-              <w:left w:val="single" w:color="000000" w:themeColor="text1" w:sz="8" w:space="0"/>
-              <w:bottom w:val="single" w:color="000000" w:themeColor="text1" w:sz="8" w:space="0"/>
-              <w:right w:val="single" w:color="000000" w:themeColor="text1" w:sz="8" w:space="0"/>
+              <w:top w:val="single" w:sz="8" w:space="0" w:color="000000" w:themeColor="text1"/>
+              <w:left w:val="single" w:sz="8" w:space="0" w:color="000000" w:themeColor="text1"/>
+              <w:bottom w:val="single" w:sz="8" w:space="0" w:color="000000" w:themeColor="text1"/>
+              <w:right w:val="single" w:sz="8" w:space="0" w:color="000000" w:themeColor="text1"/>
             </w:tcBorders>
             <w:tcMar>
               <w:top w:w="100" w:type="dxa"/>
@@ -3345,7 +3955,7 @@
             </w:pPr>
             <w:r>
               <w:rPr>
-                <w:rFonts w:ascii="Noto Sans" w:hAnsi="Noto Sans" w:eastAsia="Noto Sans" w:cs="Noto Sans"/>
+                <w:rFonts w:ascii="Noto Sans" w:eastAsia="Noto Sans" w:hAnsi="Noto Sans" w:cs="Noto Sans"/>
                 <w:color w:val="000000" w:themeColor="text1"/>
                 <w:sz w:val="26"/>
                 <w:szCs w:val="26"/>
@@ -3358,10 +3968,10 @@
           <w:tcPr>
             <w:tcW w:w="0" w:type="auto"/>
             <w:tcBorders>
-              <w:top w:val="single" w:color="000000" w:themeColor="text1" w:sz="8" w:space="0"/>
-              <w:left w:val="single" w:color="000000" w:themeColor="text1" w:sz="8" w:space="0"/>
-              <w:bottom w:val="single" w:color="000000" w:themeColor="text1" w:sz="8" w:space="0"/>
-              <w:right w:val="single" w:color="000000" w:themeColor="text1" w:sz="8" w:space="0"/>
+              <w:top w:val="single" w:sz="8" w:space="0" w:color="000000" w:themeColor="text1"/>
+              <w:left w:val="single" w:sz="8" w:space="0" w:color="000000" w:themeColor="text1"/>
+              <w:bottom w:val="single" w:sz="8" w:space="0" w:color="000000" w:themeColor="text1"/>
+              <w:right w:val="single" w:sz="8" w:space="0" w:color="000000" w:themeColor="text1"/>
             </w:tcBorders>
             <w:tcMar>
               <w:top w:w="100" w:type="dxa"/>
@@ -3376,7 +3986,7 @@
             </w:pPr>
             <w:r>
               <w:rPr>
-                <w:rFonts w:ascii="Noto Sans" w:hAnsi="Noto Sans" w:eastAsia="Noto Sans" w:cs="Noto Sans"/>
+                <w:rFonts w:ascii="Noto Sans" w:eastAsia="Noto Sans" w:hAnsi="Noto Sans" w:cs="Noto Sans"/>
                 <w:color w:val="000000" w:themeColor="text1"/>
                 <w:sz w:val="26"/>
                 <w:szCs w:val="26"/>
@@ -3394,10 +4004,10 @@
           <w:tcPr>
             <w:tcW w:w="0" w:type="auto"/>
             <w:tcBorders>
-              <w:top w:val="single" w:color="000000" w:themeColor="text1" w:sz="8" w:space="0"/>
-              <w:left w:val="single" w:color="000000" w:themeColor="text1" w:sz="8" w:space="0"/>
-              <w:bottom w:val="single" w:color="000000" w:themeColor="text1" w:sz="8" w:space="0"/>
-              <w:right w:val="single" w:color="000000" w:themeColor="text1" w:sz="8" w:space="0"/>
+              <w:top w:val="single" w:sz="8" w:space="0" w:color="000000" w:themeColor="text1"/>
+              <w:left w:val="single" w:sz="8" w:space="0" w:color="000000" w:themeColor="text1"/>
+              <w:bottom w:val="single" w:sz="8" w:space="0" w:color="000000" w:themeColor="text1"/>
+              <w:right w:val="single" w:sz="8" w:space="0" w:color="000000" w:themeColor="text1"/>
             </w:tcBorders>
             <w:tcMar>
               <w:top w:w="100" w:type="dxa"/>
@@ -3412,7 +4022,7 @@
             </w:pPr>
             <w:r>
               <w:rPr>
-                <w:rFonts w:ascii="Noto Sans" w:hAnsi="Noto Sans" w:eastAsia="Noto Sans" w:cs="Noto Sans"/>
+                <w:rFonts w:ascii="Noto Sans" w:eastAsia="Noto Sans" w:hAnsi="Noto Sans" w:cs="Noto Sans"/>
                 <w:color w:val="000000" w:themeColor="text1"/>
                 <w:sz w:val="26"/>
                 <w:szCs w:val="26"/>
@@ -3425,10 +4035,10 @@
           <w:tcPr>
             <w:tcW w:w="0" w:type="auto"/>
             <w:tcBorders>
-              <w:top w:val="single" w:color="000000" w:themeColor="text1" w:sz="8" w:space="0"/>
-              <w:left w:val="single" w:color="000000" w:themeColor="text1" w:sz="8" w:space="0"/>
-              <w:bottom w:val="single" w:color="000000" w:themeColor="text1" w:sz="8" w:space="0"/>
-              <w:right w:val="single" w:color="000000" w:themeColor="text1" w:sz="8" w:space="0"/>
+              <w:top w:val="single" w:sz="8" w:space="0" w:color="000000" w:themeColor="text1"/>
+              <w:left w:val="single" w:sz="8" w:space="0" w:color="000000" w:themeColor="text1"/>
+              <w:bottom w:val="single" w:sz="8" w:space="0" w:color="000000" w:themeColor="text1"/>
+              <w:right w:val="single" w:sz="8" w:space="0" w:color="000000" w:themeColor="text1"/>
             </w:tcBorders>
             <w:tcMar>
               <w:top w:w="100" w:type="dxa"/>
@@ -3443,7 +4053,7 @@
             </w:pPr>
             <w:r>
               <w:rPr>
-                <w:rFonts w:ascii="Noto Sans" w:hAnsi="Noto Sans" w:eastAsia="Noto Sans" w:cs="Noto Sans"/>
+                <w:rFonts w:ascii="Noto Sans" w:eastAsia="Noto Sans" w:hAnsi="Noto Sans" w:cs="Noto Sans"/>
                 <w:color w:val="000000" w:themeColor="text1"/>
                 <w:sz w:val="26"/>
                 <w:szCs w:val="26"/>
@@ -3461,10 +4071,10 @@
           <w:tcPr>
             <w:tcW w:w="0" w:type="auto"/>
             <w:tcBorders>
-              <w:top w:val="single" w:color="000000" w:themeColor="text1" w:sz="8" w:space="0"/>
-              <w:left w:val="single" w:color="000000" w:themeColor="text1" w:sz="8" w:space="0"/>
-              <w:bottom w:val="single" w:color="000000" w:themeColor="text1" w:sz="8" w:space="0"/>
-              <w:right w:val="single" w:color="000000" w:themeColor="text1" w:sz="8" w:space="0"/>
+              <w:top w:val="single" w:sz="8" w:space="0" w:color="000000" w:themeColor="text1"/>
+              <w:left w:val="single" w:sz="8" w:space="0" w:color="000000" w:themeColor="text1"/>
+              <w:bottom w:val="single" w:sz="8" w:space="0" w:color="000000" w:themeColor="text1"/>
+              <w:right w:val="single" w:sz="8" w:space="0" w:color="000000" w:themeColor="text1"/>
             </w:tcBorders>
             <w:tcMar>
               <w:top w:w="100" w:type="dxa"/>
@@ -3479,7 +4089,7 @@
             </w:pPr>
             <w:r>
               <w:rPr>
-                <w:rFonts w:ascii="Noto Sans" w:hAnsi="Noto Sans" w:eastAsia="Noto Sans" w:cs="Noto Sans"/>
+                <w:rFonts w:ascii="Noto Sans" w:eastAsia="Noto Sans" w:hAnsi="Noto Sans" w:cs="Noto Sans"/>
                 <w:color w:val="000000" w:themeColor="text1"/>
                 <w:sz w:val="26"/>
                 <w:szCs w:val="26"/>
@@ -3492,10 +4102,10 @@
           <w:tcPr>
             <w:tcW w:w="0" w:type="auto"/>
             <w:tcBorders>
-              <w:top w:val="single" w:color="000000" w:themeColor="text1" w:sz="8" w:space="0"/>
-              <w:left w:val="single" w:color="000000" w:themeColor="text1" w:sz="8" w:space="0"/>
-              <w:bottom w:val="single" w:color="000000" w:themeColor="text1" w:sz="8" w:space="0"/>
-              <w:right w:val="single" w:color="000000" w:themeColor="text1" w:sz="8" w:space="0"/>
+              <w:top w:val="single" w:sz="8" w:space="0" w:color="000000" w:themeColor="text1"/>
+              <w:left w:val="single" w:sz="8" w:space="0" w:color="000000" w:themeColor="text1"/>
+              <w:bottom w:val="single" w:sz="8" w:space="0" w:color="000000" w:themeColor="text1"/>
+              <w:right w:val="single" w:sz="8" w:space="0" w:color="000000" w:themeColor="text1"/>
             </w:tcBorders>
             <w:tcMar>
               <w:top w:w="100" w:type="dxa"/>
@@ -3510,7 +4120,7 @@
             </w:pPr>
             <w:r>
               <w:rPr>
-                <w:rFonts w:ascii="Noto Sans" w:hAnsi="Noto Sans" w:eastAsia="Noto Sans" w:cs="Noto Sans"/>
+                <w:rFonts w:ascii="Noto Sans" w:eastAsia="Noto Sans" w:hAnsi="Noto Sans" w:cs="Noto Sans"/>
                 <w:color w:val="000000" w:themeColor="text1"/>
                 <w:sz w:val="26"/>
                 <w:szCs w:val="26"/>
@@ -3528,10 +4138,10 @@
           <w:tcPr>
             <w:tcW w:w="0" w:type="auto"/>
             <w:tcBorders>
-              <w:top w:val="single" w:color="000000" w:themeColor="text1" w:sz="8" w:space="0"/>
-              <w:left w:val="single" w:color="000000" w:themeColor="text1" w:sz="8" w:space="0"/>
-              <w:bottom w:val="single" w:color="000000" w:themeColor="text1" w:sz="8" w:space="0"/>
-              <w:right w:val="single" w:color="000000" w:themeColor="text1" w:sz="8" w:space="0"/>
+              <w:top w:val="single" w:sz="8" w:space="0" w:color="000000" w:themeColor="text1"/>
+              <w:left w:val="single" w:sz="8" w:space="0" w:color="000000" w:themeColor="text1"/>
+              <w:bottom w:val="single" w:sz="8" w:space="0" w:color="000000" w:themeColor="text1"/>
+              <w:right w:val="single" w:sz="8" w:space="0" w:color="000000" w:themeColor="text1"/>
             </w:tcBorders>
             <w:tcMar>
               <w:top w:w="100" w:type="dxa"/>
@@ -3544,7 +4154,7 @@
             <w:pPr>
               <w:spacing w:after="0"/>
               <w:rPr>
-                <w:rFonts w:ascii="Noto Sans" w:hAnsi="Noto Sans" w:eastAsia="Noto Sans" w:cs="Noto Sans"/>
+                <w:rFonts w:ascii="Noto Sans" w:eastAsia="Noto Sans" w:hAnsi="Noto Sans" w:cs="Noto Sans"/>
                 <w:color w:val="000000" w:themeColor="text1"/>
                 <w:sz w:val="26"/>
                 <w:szCs w:val="26"/>
@@ -3552,7 +4162,7 @@
             </w:pPr>
             <w:r>
               <w:rPr>
-                <w:rFonts w:ascii="Noto Sans" w:hAnsi="Noto Sans" w:eastAsia="Noto Sans" w:cs="Noto Sans"/>
+                <w:rFonts w:ascii="Noto Sans" w:eastAsia="Noto Sans" w:hAnsi="Noto Sans" w:cs="Noto Sans"/>
                 <w:color w:val="000000" w:themeColor="text1"/>
                 <w:sz w:val="26"/>
                 <w:szCs w:val="26"/>
@@ -3565,10 +4175,10 @@
           <w:tcPr>
             <w:tcW w:w="0" w:type="auto"/>
             <w:tcBorders>
-              <w:top w:val="single" w:color="000000" w:themeColor="text1" w:sz="8" w:space="0"/>
-              <w:left w:val="single" w:color="000000" w:themeColor="text1" w:sz="8" w:space="0"/>
-              <w:bottom w:val="single" w:color="000000" w:themeColor="text1" w:sz="8" w:space="0"/>
-              <w:right w:val="single" w:color="000000" w:themeColor="text1" w:sz="8" w:space="0"/>
+              <w:top w:val="single" w:sz="8" w:space="0" w:color="000000" w:themeColor="text1"/>
+              <w:left w:val="single" w:sz="8" w:space="0" w:color="000000" w:themeColor="text1"/>
+              <w:bottom w:val="single" w:sz="8" w:space="0" w:color="000000" w:themeColor="text1"/>
+              <w:right w:val="single" w:sz="8" w:space="0" w:color="000000" w:themeColor="text1"/>
             </w:tcBorders>
             <w:tcMar>
               <w:top w:w="100" w:type="dxa"/>
@@ -3581,7 +4191,7 @@
             <w:pPr>
               <w:spacing w:after="0"/>
               <w:rPr>
-                <w:rFonts w:ascii="Noto Sans" w:hAnsi="Noto Sans" w:eastAsia="Noto Sans" w:cs="Noto Sans"/>
+                <w:rFonts w:ascii="Noto Sans" w:eastAsia="Noto Sans" w:hAnsi="Noto Sans" w:cs="Noto Sans"/>
                 <w:color w:val="000000" w:themeColor="text1"/>
                 <w:sz w:val="26"/>
                 <w:szCs w:val="26"/>
@@ -3589,7 +4199,7 @@
             </w:pPr>
             <w:r>
               <w:rPr>
-                <w:rFonts w:ascii="Noto Sans" w:hAnsi="Noto Sans" w:eastAsia="Noto Sans" w:cs="Noto Sans"/>
+                <w:rFonts w:ascii="Noto Sans" w:eastAsia="Noto Sans" w:hAnsi="Noto Sans" w:cs="Noto Sans"/>
                 <w:color w:val="000000" w:themeColor="text1"/>
                 <w:sz w:val="26"/>
                 <w:szCs w:val="26"/>
@@ -3607,10 +4217,10 @@
           <w:tcPr>
             <w:tcW w:w="0" w:type="auto"/>
             <w:tcBorders>
-              <w:top w:val="single" w:color="000000" w:themeColor="text1" w:sz="8" w:space="0"/>
-              <w:left w:val="single" w:color="000000" w:themeColor="text1" w:sz="8" w:space="0"/>
-              <w:bottom w:val="single" w:color="000000" w:themeColor="text1" w:sz="8" w:space="0"/>
-              <w:right w:val="single" w:color="000000" w:themeColor="text1" w:sz="8" w:space="0"/>
+              <w:top w:val="single" w:sz="8" w:space="0" w:color="000000" w:themeColor="text1"/>
+              <w:left w:val="single" w:sz="8" w:space="0" w:color="000000" w:themeColor="text1"/>
+              <w:bottom w:val="single" w:sz="8" w:space="0" w:color="000000" w:themeColor="text1"/>
+              <w:right w:val="single" w:sz="8" w:space="0" w:color="000000" w:themeColor="text1"/>
             </w:tcBorders>
             <w:tcMar>
               <w:top w:w="100" w:type="dxa"/>
@@ -3623,7 +4233,7 @@
             <w:pPr>
               <w:spacing w:after="0"/>
               <w:rPr>
-                <w:rFonts w:ascii="Noto Sans" w:hAnsi="Noto Sans" w:eastAsia="Noto Sans" w:cs="Noto Sans"/>
+                <w:rFonts w:ascii="Noto Sans" w:eastAsia="Noto Sans" w:hAnsi="Noto Sans" w:cs="Noto Sans"/>
                 <w:color w:val="000000" w:themeColor="text1"/>
                 <w:sz w:val="26"/>
                 <w:szCs w:val="26"/>
@@ -3631,7 +4241,7 @@
             </w:pPr>
             <w:r>
               <w:rPr>
-                <w:rFonts w:ascii="Noto Sans" w:hAnsi="Noto Sans" w:eastAsia="Noto Sans" w:cs="Noto Sans"/>
+                <w:rFonts w:ascii="Noto Sans" w:eastAsia="Noto Sans" w:hAnsi="Noto Sans" w:cs="Noto Sans"/>
                 <w:color w:val="000000" w:themeColor="text1"/>
                 <w:sz w:val="26"/>
                 <w:szCs w:val="26"/>
@@ -3644,10 +4254,10 @@
           <w:tcPr>
             <w:tcW w:w="0" w:type="auto"/>
             <w:tcBorders>
-              <w:top w:val="single" w:color="000000" w:themeColor="text1" w:sz="8" w:space="0"/>
-              <w:left w:val="single" w:color="000000" w:themeColor="text1" w:sz="8" w:space="0"/>
-              <w:bottom w:val="single" w:color="000000" w:themeColor="text1" w:sz="8" w:space="0"/>
-              <w:right w:val="single" w:color="000000" w:themeColor="text1" w:sz="8" w:space="0"/>
+              <w:top w:val="single" w:sz="8" w:space="0" w:color="000000" w:themeColor="text1"/>
+              <w:left w:val="single" w:sz="8" w:space="0" w:color="000000" w:themeColor="text1"/>
+              <w:bottom w:val="single" w:sz="8" w:space="0" w:color="000000" w:themeColor="text1"/>
+              <w:right w:val="single" w:sz="8" w:space="0" w:color="000000" w:themeColor="text1"/>
             </w:tcBorders>
             <w:tcMar>
               <w:top w:w="100" w:type="dxa"/>
@@ -3662,7 +4272,7 @@
             </w:pPr>
             <w:r>
               <w:rPr>
-                <w:rFonts w:ascii="Noto Sans" w:hAnsi="Noto Sans" w:eastAsia="Noto Sans" w:cs="Noto Sans"/>
+                <w:rFonts w:ascii="Noto Sans" w:eastAsia="Noto Sans" w:hAnsi="Noto Sans" w:cs="Noto Sans"/>
                 <w:color w:val="000000" w:themeColor="text1"/>
                 <w:sz w:val="26"/>
                 <w:szCs w:val="26"/>
@@ -3680,10 +4290,10 @@
           <w:tcPr>
             <w:tcW w:w="0" w:type="auto"/>
             <w:tcBorders>
-              <w:top w:val="single" w:color="000000" w:themeColor="text1" w:sz="8" w:space="0"/>
-              <w:left w:val="single" w:color="000000" w:themeColor="text1" w:sz="8" w:space="0"/>
-              <w:bottom w:val="single" w:color="000000" w:themeColor="text1" w:sz="8" w:space="0"/>
-              <w:right w:val="single" w:color="000000" w:themeColor="text1" w:sz="8" w:space="0"/>
+              <w:top w:val="single" w:sz="8" w:space="0" w:color="000000" w:themeColor="text1"/>
+              <w:left w:val="single" w:sz="8" w:space="0" w:color="000000" w:themeColor="text1"/>
+              <w:bottom w:val="single" w:sz="8" w:space="0" w:color="000000" w:themeColor="text1"/>
+              <w:right w:val="single" w:sz="8" w:space="0" w:color="000000" w:themeColor="text1"/>
             </w:tcBorders>
             <w:tcMar>
               <w:top w:w="100" w:type="dxa"/>
@@ -3698,7 +4308,7 @@
             </w:pPr>
             <w:r>
               <w:rPr>
-                <w:rFonts w:ascii="Noto Sans" w:hAnsi="Noto Sans" w:eastAsia="Noto Sans" w:cs="Noto Sans"/>
+                <w:rFonts w:ascii="Noto Sans" w:eastAsia="Noto Sans" w:hAnsi="Noto Sans" w:cs="Noto Sans"/>
                 <w:color w:val="000000" w:themeColor="text1"/>
                 <w:sz w:val="26"/>
                 <w:szCs w:val="26"/>
@@ -3711,10 +4321,10 @@
           <w:tcPr>
             <w:tcW w:w="0" w:type="auto"/>
             <w:tcBorders>
-              <w:top w:val="single" w:color="000000" w:themeColor="text1" w:sz="8" w:space="0"/>
-              <w:left w:val="single" w:color="000000" w:themeColor="text1" w:sz="8" w:space="0"/>
-              <w:bottom w:val="single" w:color="000000" w:themeColor="text1" w:sz="8" w:space="0"/>
-              <w:right w:val="single" w:color="000000" w:themeColor="text1" w:sz="8" w:space="0"/>
+              <w:top w:val="single" w:sz="8" w:space="0" w:color="000000" w:themeColor="text1"/>
+              <w:left w:val="single" w:sz="8" w:space="0" w:color="000000" w:themeColor="text1"/>
+              <w:bottom w:val="single" w:sz="8" w:space="0" w:color="000000" w:themeColor="text1"/>
+              <w:right w:val="single" w:sz="8" w:space="0" w:color="000000" w:themeColor="text1"/>
             </w:tcBorders>
             <w:tcMar>
               <w:top w:w="100" w:type="dxa"/>
@@ -3727,7 +4337,7 @@
             <w:pPr>
               <w:spacing w:after="0"/>
               <w:rPr>
-                <w:rFonts w:ascii="Noto Sans" w:hAnsi="Noto Sans" w:eastAsia="Noto Sans" w:cs="Noto Sans"/>
+                <w:rFonts w:ascii="Noto Sans" w:eastAsia="Noto Sans" w:hAnsi="Noto Sans" w:cs="Noto Sans"/>
                 <w:color w:val="000000" w:themeColor="text1"/>
                 <w:sz w:val="26"/>
                 <w:szCs w:val="26"/>
@@ -3735,7 +4345,7 @@
             </w:pPr>
             <w:r>
               <w:rPr>
-                <w:rFonts w:ascii="Noto Sans" w:hAnsi="Noto Sans" w:eastAsia="Noto Sans" w:cs="Noto Sans"/>
+                <w:rFonts w:ascii="Noto Sans" w:eastAsia="Noto Sans" w:hAnsi="Noto Sans" w:cs="Noto Sans"/>
                 <w:color w:val="000000" w:themeColor="text1"/>
                 <w:sz w:val="26"/>
                 <w:szCs w:val="26"/>
@@ -3753,10 +4363,10 @@
           <w:tcPr>
             <w:tcW w:w="0" w:type="auto"/>
             <w:tcBorders>
-              <w:top w:val="single" w:color="000000" w:themeColor="text1" w:sz="8" w:space="0"/>
-              <w:left w:val="single" w:color="000000" w:themeColor="text1" w:sz="8" w:space="0"/>
-              <w:bottom w:val="single" w:color="000000" w:themeColor="text1" w:sz="8" w:space="0"/>
-              <w:right w:val="single" w:color="000000" w:themeColor="text1" w:sz="8" w:space="0"/>
+              <w:top w:val="single" w:sz="8" w:space="0" w:color="000000" w:themeColor="text1"/>
+              <w:left w:val="single" w:sz="8" w:space="0" w:color="000000" w:themeColor="text1"/>
+              <w:bottom w:val="single" w:sz="8" w:space="0" w:color="000000" w:themeColor="text1"/>
+              <w:right w:val="single" w:sz="8" w:space="0" w:color="000000" w:themeColor="text1"/>
             </w:tcBorders>
             <w:tcMar>
               <w:top w:w="100" w:type="dxa"/>
@@ -3771,7 +4381,7 @@
             </w:pPr>
             <w:r>
               <w:rPr>
-                <w:rFonts w:ascii="Noto Sans" w:hAnsi="Noto Sans" w:eastAsia="Noto Sans" w:cs="Noto Sans"/>
+                <w:rFonts w:ascii="Noto Sans" w:eastAsia="Noto Sans" w:hAnsi="Noto Sans" w:cs="Noto Sans"/>
                 <w:color w:val="000000" w:themeColor="text1"/>
                 <w:sz w:val="26"/>
                 <w:szCs w:val="26"/>
@@ -3784,10 +4394,10 @@
           <w:tcPr>
             <w:tcW w:w="0" w:type="auto"/>
             <w:tcBorders>
-              <w:top w:val="single" w:color="000000" w:themeColor="text1" w:sz="8" w:space="0"/>
-              <w:left w:val="single" w:color="000000" w:themeColor="text1" w:sz="8" w:space="0"/>
-              <w:bottom w:val="single" w:color="000000" w:themeColor="text1" w:sz="8" w:space="0"/>
-              <w:right w:val="single" w:color="000000" w:themeColor="text1" w:sz="8" w:space="0"/>
+              <w:top w:val="single" w:sz="8" w:space="0" w:color="000000" w:themeColor="text1"/>
+              <w:left w:val="single" w:sz="8" w:space="0" w:color="000000" w:themeColor="text1"/>
+              <w:bottom w:val="single" w:sz="8" w:space="0" w:color="000000" w:themeColor="text1"/>
+              <w:right w:val="single" w:sz="8" w:space="0" w:color="000000" w:themeColor="text1"/>
             </w:tcBorders>
             <w:tcMar>
               <w:top w:w="100" w:type="dxa"/>
@@ -3802,7 +4412,7 @@
             </w:pPr>
             <w:r>
               <w:rPr>
-                <w:rFonts w:ascii="Noto Sans" w:hAnsi="Noto Sans" w:eastAsia="Noto Sans" w:cs="Noto Sans"/>
+                <w:rFonts w:ascii="Noto Sans" w:eastAsia="Noto Sans" w:hAnsi="Noto Sans" w:cs="Noto Sans"/>
                 <w:color w:val="000000" w:themeColor="text1"/>
                 <w:sz w:val="26"/>
                 <w:szCs w:val="26"/>
@@ -3820,10 +4430,10 @@
           <w:tcPr>
             <w:tcW w:w="3602" w:type="dxa"/>
             <w:tcBorders>
-              <w:top w:val="single" w:color="000000" w:themeColor="text1" w:sz="8" w:space="0"/>
-              <w:left w:val="single" w:color="000000" w:themeColor="text1" w:sz="8" w:space="0"/>
-              <w:bottom w:val="single" w:color="000000" w:themeColor="text1" w:sz="8" w:space="0"/>
-              <w:right w:val="single" w:color="000000" w:themeColor="text1" w:sz="8" w:space="0"/>
+              <w:top w:val="single" w:sz="8" w:space="0" w:color="000000" w:themeColor="text1"/>
+              <w:left w:val="single" w:sz="8" w:space="0" w:color="000000" w:themeColor="text1"/>
+              <w:bottom w:val="single" w:sz="8" w:space="0" w:color="000000" w:themeColor="text1"/>
+              <w:right w:val="single" w:sz="8" w:space="0" w:color="000000" w:themeColor="text1"/>
             </w:tcBorders>
             <w:tcMar>
               <w:top w:w="100" w:type="dxa"/>
@@ -3835,7 +4445,7 @@
           <w:p>
             <w:pPr>
               <w:rPr>
-                <w:rFonts w:ascii="Noto Sans" w:hAnsi="Noto Sans" w:eastAsia="Noto Sans" w:cs="Noto Sans"/>
+                <w:rFonts w:ascii="Noto Sans" w:eastAsia="Noto Sans" w:hAnsi="Noto Sans" w:cs="Noto Sans"/>
                 <w:color w:val="000000" w:themeColor="text1"/>
                 <w:sz w:val="26"/>
                 <w:szCs w:val="26"/>
@@ -3843,7 +4453,7 @@
             </w:pPr>
             <w:r>
               <w:rPr>
-                <w:rFonts w:ascii="Noto Sans" w:hAnsi="Noto Sans" w:eastAsia="Noto Sans" w:cs="Noto Sans"/>
+                <w:rFonts w:ascii="Noto Sans" w:eastAsia="Noto Sans" w:hAnsi="Noto Sans" w:cs="Noto Sans"/>
                 <w:color w:val="000000" w:themeColor="text1"/>
                 <w:sz w:val="26"/>
                 <w:szCs w:val="26"/>
@@ -3856,10 +4466,10 @@
           <w:tcPr>
             <w:tcW w:w="3570" w:type="dxa"/>
             <w:tcBorders>
-              <w:top w:val="single" w:color="000000" w:themeColor="text1" w:sz="8" w:space="0"/>
-              <w:left w:val="single" w:color="000000" w:themeColor="text1" w:sz="8" w:space="0"/>
-              <w:bottom w:val="single" w:color="000000" w:themeColor="text1" w:sz="8" w:space="0"/>
-              <w:right w:val="single" w:color="000000" w:themeColor="text1" w:sz="8" w:space="0"/>
+              <w:top w:val="single" w:sz="8" w:space="0" w:color="000000" w:themeColor="text1"/>
+              <w:left w:val="single" w:sz="8" w:space="0" w:color="000000" w:themeColor="text1"/>
+              <w:bottom w:val="single" w:sz="8" w:space="0" w:color="000000" w:themeColor="text1"/>
+              <w:right w:val="single" w:sz="8" w:space="0" w:color="000000" w:themeColor="text1"/>
             </w:tcBorders>
             <w:tcMar>
               <w:top w:w="100" w:type="dxa"/>
@@ -3871,7 +4481,7 @@
           <w:p>
             <w:pPr>
               <w:rPr>
-                <w:rFonts w:ascii="Noto Sans" w:hAnsi="Noto Sans" w:eastAsia="Noto Sans" w:cs="Noto Sans"/>
+                <w:rFonts w:ascii="Noto Sans" w:eastAsia="Noto Sans" w:hAnsi="Noto Sans" w:cs="Noto Sans"/>
                 <w:color w:val="000000" w:themeColor="text1"/>
                 <w:sz w:val="26"/>
                 <w:szCs w:val="26"/>
@@ -3879,7 +4489,7 @@
             </w:pPr>
             <w:r>
               <w:rPr>
-                <w:rFonts w:ascii="Noto Sans" w:hAnsi="Noto Sans" w:eastAsia="Noto Sans" w:cs="Noto Sans"/>
+                <w:rFonts w:ascii="Noto Sans" w:eastAsia="Noto Sans" w:hAnsi="Noto Sans" w:cs="Noto Sans"/>
                 <w:color w:val="000000" w:themeColor="text1"/>
                 <w:sz w:val="26"/>
                 <w:szCs w:val="26"/>
@@ -3897,10 +4507,10 @@
           <w:tcPr>
             <w:tcW w:w="0" w:type="auto"/>
             <w:tcBorders>
-              <w:top w:val="single" w:color="000000" w:themeColor="text1" w:sz="8" w:space="0"/>
-              <w:left w:val="single" w:color="000000" w:themeColor="text1" w:sz="8" w:space="0"/>
-              <w:bottom w:val="single" w:color="000000" w:themeColor="text1" w:sz="8" w:space="0"/>
-              <w:right w:val="single" w:color="000000" w:themeColor="text1" w:sz="8" w:space="0"/>
+              <w:top w:val="single" w:sz="8" w:space="0" w:color="000000" w:themeColor="text1"/>
+              <w:left w:val="single" w:sz="8" w:space="0" w:color="000000" w:themeColor="text1"/>
+              <w:bottom w:val="single" w:sz="8" w:space="0" w:color="000000" w:themeColor="text1"/>
+              <w:right w:val="single" w:sz="8" w:space="0" w:color="000000" w:themeColor="text1"/>
             </w:tcBorders>
             <w:tcMar>
               <w:top w:w="100" w:type="dxa"/>
@@ -3915,7 +4525,7 @@
             </w:pPr>
             <w:r>
               <w:rPr>
-                <w:rFonts w:ascii="Noto Sans" w:hAnsi="Noto Sans" w:eastAsia="Noto Sans" w:cs="Noto Sans"/>
+                <w:rFonts w:ascii="Noto Sans" w:eastAsia="Noto Sans" w:hAnsi="Noto Sans" w:cs="Noto Sans"/>
                 <w:color w:val="000000" w:themeColor="text1"/>
                 <w:sz w:val="26"/>
                 <w:szCs w:val="26"/>
@@ -3928,10 +4538,10 @@
           <w:tcPr>
             <w:tcW w:w="0" w:type="auto"/>
             <w:tcBorders>
-              <w:top w:val="single" w:color="000000" w:themeColor="text1" w:sz="8" w:space="0"/>
-              <w:left w:val="single" w:color="000000" w:themeColor="text1" w:sz="8" w:space="0"/>
-              <w:bottom w:val="single" w:color="000000" w:themeColor="text1" w:sz="8" w:space="0"/>
-              <w:right w:val="single" w:color="000000" w:themeColor="text1" w:sz="8" w:space="0"/>
+              <w:top w:val="single" w:sz="8" w:space="0" w:color="000000" w:themeColor="text1"/>
+              <w:left w:val="single" w:sz="8" w:space="0" w:color="000000" w:themeColor="text1"/>
+              <w:bottom w:val="single" w:sz="8" w:space="0" w:color="000000" w:themeColor="text1"/>
+              <w:right w:val="single" w:sz="8" w:space="0" w:color="000000" w:themeColor="text1"/>
             </w:tcBorders>
             <w:tcMar>
               <w:top w:w="100" w:type="dxa"/>
@@ -3946,7 +4556,7 @@
             </w:pPr>
             <w:r>
               <w:rPr>
-                <w:rFonts w:ascii="Noto Sans" w:hAnsi="Noto Sans" w:eastAsia="Noto Sans" w:cs="Noto Sans"/>
+                <w:rFonts w:ascii="Noto Sans" w:eastAsia="Noto Sans" w:hAnsi="Noto Sans" w:cs="Noto Sans"/>
                 <w:color w:val="000000" w:themeColor="text1"/>
                 <w:sz w:val="26"/>
                 <w:szCs w:val="26"/>
@@ -3964,10 +4574,10 @@
           <w:tcPr>
             <w:tcW w:w="0" w:type="auto"/>
             <w:tcBorders>
-              <w:top w:val="single" w:color="000000" w:themeColor="text1" w:sz="8" w:space="0"/>
-              <w:left w:val="single" w:color="000000" w:themeColor="text1" w:sz="8" w:space="0"/>
-              <w:bottom w:val="single" w:color="000000" w:themeColor="text1" w:sz="8" w:space="0"/>
-              <w:right w:val="single" w:color="000000" w:themeColor="text1" w:sz="8" w:space="0"/>
+              <w:top w:val="single" w:sz="8" w:space="0" w:color="000000" w:themeColor="text1"/>
+              <w:left w:val="single" w:sz="8" w:space="0" w:color="000000" w:themeColor="text1"/>
+              <w:bottom w:val="single" w:sz="8" w:space="0" w:color="000000" w:themeColor="text1"/>
+              <w:right w:val="single" w:sz="8" w:space="0" w:color="000000" w:themeColor="text1"/>
             </w:tcBorders>
             <w:tcMar>
               <w:top w:w="100" w:type="dxa"/>
@@ -3982,7 +4592,7 @@
             </w:pPr>
             <w:r>
               <w:rPr>
-                <w:rFonts w:ascii="Noto Sans" w:hAnsi="Noto Sans" w:eastAsia="Noto Sans" w:cs="Noto Sans"/>
+                <w:rFonts w:ascii="Noto Sans" w:eastAsia="Noto Sans" w:hAnsi="Noto Sans" w:cs="Noto Sans"/>
                 <w:color w:val="000000" w:themeColor="text1"/>
                 <w:sz w:val="26"/>
                 <w:szCs w:val="26"/>
@@ -3995,10 +4605,10 @@
           <w:tcPr>
             <w:tcW w:w="0" w:type="auto"/>
             <w:tcBorders>
-              <w:top w:val="single" w:color="000000" w:themeColor="text1" w:sz="8" w:space="0"/>
-              <w:left w:val="single" w:color="000000" w:themeColor="text1" w:sz="8" w:space="0"/>
-              <w:bottom w:val="single" w:color="000000" w:themeColor="text1" w:sz="8" w:space="0"/>
-              <w:right w:val="single" w:color="000000" w:themeColor="text1" w:sz="8" w:space="0"/>
+              <w:top w:val="single" w:sz="8" w:space="0" w:color="000000" w:themeColor="text1"/>
+              <w:left w:val="single" w:sz="8" w:space="0" w:color="000000" w:themeColor="text1"/>
+              <w:bottom w:val="single" w:sz="8" w:space="0" w:color="000000" w:themeColor="text1"/>
+              <w:right w:val="single" w:sz="8" w:space="0" w:color="000000" w:themeColor="text1"/>
             </w:tcBorders>
             <w:tcMar>
               <w:top w:w="100" w:type="dxa"/>
@@ -4013,7 +4623,7 @@
             </w:pPr>
             <w:r>
               <w:rPr>
-                <w:rFonts w:ascii="Noto Sans" w:hAnsi="Noto Sans" w:eastAsia="Noto Sans" w:cs="Noto Sans"/>
+                <w:rFonts w:ascii="Noto Sans" w:eastAsia="Noto Sans" w:hAnsi="Noto Sans" w:cs="Noto Sans"/>
                 <w:color w:val="000000" w:themeColor="text1"/>
                 <w:sz w:val="26"/>
                 <w:szCs w:val="26"/>
@@ -4028,13 +4638,17 @@
       <w:pPr>
         <w:spacing w:after="0"/>
         <w:jc w:val="center"/>
-      </w:pPr>
-      <w:r>
-        <w:rPr>
-          <w:rFonts w:ascii="Noto Sans" w:hAnsi="Noto Sans" w:eastAsia="Noto Sans" w:cs="Noto Sans"/>
+        <w:rPr>
+          <w:lang w:val="es-GT"/>
+        </w:rPr>
+      </w:pPr>
+      <w:r>
+        <w:rPr>
+          <w:rFonts w:ascii="Noto Sans" w:eastAsia="Noto Sans" w:hAnsi="Noto Sans" w:cs="Noto Sans"/>
           <w:i/>
           <w:iCs/>
           <w:color w:val="000000" w:themeColor="text1"/>
+          <w:lang w:val="es-GT"/>
         </w:rPr>
         <w:t>Tabla 3. Tabla de materiales utilizados.</w:t>
       </w:r>
@@ -4044,14 +4658,45 @@
         <w:spacing w:after="0"/>
         <w:jc w:val="center"/>
       </w:pPr>
-      <w:r>
-        <w:rPr>
-          <w:rFonts w:ascii="Noto Sans" w:hAnsi="Noto Sans" w:eastAsia="Noto Sans" w:cs="Noto Sans"/>
+      <w:proofErr w:type="spellStart"/>
+      <w:r>
+        <w:rPr>
+          <w:rFonts w:ascii="Noto Sans" w:eastAsia="Noto Sans" w:hAnsi="Noto Sans" w:cs="Noto Sans"/>
           <w:i/>
           <w:iCs/>
           <w:color w:val="000000" w:themeColor="text1"/>
         </w:rPr>
-        <w:t>Elaboración propia, 2026.</w:t>
+        <w:t>Elaboración</w:t>
+      </w:r>
+      <w:proofErr w:type="spellEnd"/>
+      <w:r>
+        <w:rPr>
+          <w:rFonts w:ascii="Noto Sans" w:eastAsia="Noto Sans" w:hAnsi="Noto Sans" w:cs="Noto Sans"/>
+          <w:i/>
+          <w:iCs/>
+          <w:color w:val="000000" w:themeColor="text1"/>
+        </w:rPr>
+        <w:t xml:space="preserve"> </w:t>
+      </w:r>
+      <w:proofErr w:type="spellStart"/>
+      <w:r>
+        <w:rPr>
+          <w:rFonts w:ascii="Noto Sans" w:eastAsia="Noto Sans" w:hAnsi="Noto Sans" w:cs="Noto Sans"/>
+          <w:i/>
+          <w:iCs/>
+          <w:color w:val="000000" w:themeColor="text1"/>
+        </w:rPr>
+        <w:t>propia</w:t>
+      </w:r>
+      <w:proofErr w:type="spellEnd"/>
+      <w:r>
+        <w:rPr>
+          <w:rFonts w:ascii="Noto Sans" w:eastAsia="Noto Sans" w:hAnsi="Noto Sans" w:cs="Noto Sans"/>
+          <w:i/>
+          <w:iCs/>
+          <w:color w:val="000000" w:themeColor="text1"/>
+        </w:rPr>
+        <w:t>, 2026.</w:t>
       </w:r>
     </w:p>
     <w:p/>
@@ -4063,13 +4708,19 @@
         <w:pStyle w:val="Ttulo2"/>
         <w:spacing w:before="0" w:after="0"/>
         <w:jc w:val="center"/>
-      </w:pPr>
-      <w:bookmarkStart w:name="_Toc232366627" w:id="8"/>
-      <w:r>
-        <w:rPr>
-          <w:rFonts w:ascii="Calibri" w:hAnsi="Calibri" w:eastAsia="Calibri" w:cs="Calibri"/>
-          <w:sz w:val="28"/>
-          <w:szCs w:val="28"/>
+        <w:rPr>
+          <w:b/>
+          <w:bCs/>
+          <w:sz w:val="36"/>
+          <w:szCs w:val="36"/>
+        </w:rPr>
+      </w:pPr>
+      <w:bookmarkStart w:id="8" w:name="_Toc232366627"/>
+      <w:r>
+        <w:rPr>
+          <w:rFonts w:ascii="Calibri" w:eastAsia="Calibri" w:hAnsi="Calibri" w:cs="Calibri"/>
+          <w:b/>
+          <w:bCs/>
         </w:rPr>
         <w:t>PRESUPUESTO</w:t>
       </w:r>
@@ -4101,7 +4752,7 @@
                     <pic:cNvPicPr/>
                   </pic:nvPicPr>
                   <pic:blipFill>
-                    <a:blip r:embed="rId16">
+                    <a:blip r:embed="rId17">
                       <a:extLst>
                         <a:ext uri="{28A0092B-C50C-407E-A947-70E740481C1C}">
                           <a14:useLocalDpi xmlns:a14="http://schemas.microsoft.com/office/drawing/2010/main"/>
@@ -4153,7 +4804,7 @@
                     <pic:cNvPicPr/>
                   </pic:nvPicPr>
                   <pic:blipFill>
-                    <a:blip r:embed="rId17">
+                    <a:blip r:embed="rId18">
                       <a:extLst>
                         <a:ext uri="{28A0092B-C50C-407E-A947-70E740481C1C}">
                           <a14:useLocalDpi xmlns:a14="http://schemas.microsoft.com/office/drawing/2010/main"/>
@@ -4186,14 +4837,11 @@
         <w:jc w:val="center"/>
       </w:pPr>
       <w:r>
-        <w:rPr>
-          <w:noProof/>
-        </w:rPr>
         <w:drawing>
-          <wp:inline distT="0" distB="0" distL="0" distR="0" wp14:anchorId="27193ABC" wp14:editId="3EDCF6F6">
-            <wp:extent cx="1524078" cy="228612"/>
-            <wp:effectExtent l="0" t="0" r="0" b="0"/>
-            <wp:docPr id="1139826707" name="drawing"/>
+          <wp:inline distT="0" distB="0" distL="0" distR="0" wp14:anchorId="0E21FE19" wp14:editId="6C40FD8E">
+            <wp:extent cx="3810000" cy="1899314"/>
+            <wp:effectExtent l="0" t="0" r="0" b="5715"/>
+            <wp:docPr id="1002479321" name="Imagen 1"/>
             <wp:cNvGraphicFramePr>
               <a:graphicFrameLocks xmlns:a="http://schemas.openxmlformats.org/drawingml/2006/main" noChangeAspect="1"/>
             </wp:cNvGraphicFramePr>
@@ -4201,17 +4849,11 @@
               <a:graphicData uri="http://schemas.openxmlformats.org/drawingml/2006/picture">
                 <pic:pic xmlns:pic="http://schemas.openxmlformats.org/drawingml/2006/picture">
                   <pic:nvPicPr>
-                    <pic:cNvPr id="1139826707" name="Picture 1139826707"/>
+                    <pic:cNvPr id="1002479321" name=""/>
                     <pic:cNvPicPr/>
                   </pic:nvPicPr>
                   <pic:blipFill>
-                    <a:blip r:embed="rId18">
-                      <a:extLst>
-                        <a:ext uri="{28A0092B-C50C-407E-A947-70E740481C1C}">
-                          <a14:useLocalDpi xmlns:a14="http://schemas.microsoft.com/office/drawing/2010/main"/>
-                        </a:ext>
-                      </a:extLst>
-                    </a:blip>
+                    <a:blip r:embed="rId19"/>
                     <a:stretch>
                       <a:fillRect/>
                     </a:stretch>
@@ -4219,7 +4861,7 @@
                   <pic:spPr>
                     <a:xfrm>
                       <a:off x="0" y="0"/>
-                      <a:ext cx="1524078" cy="228612"/>
+                      <a:ext cx="3830897" cy="1909731"/>
                     </a:xfrm>
                     <a:prstGeom prst="rect">
                       <a:avLst/>
@@ -4237,6 +4879,49 @@
         <w:spacing w:after="0"/>
         <w:jc w:val="center"/>
       </w:pPr>
+      <w:r>
+        <w:drawing>
+          <wp:inline distT="0" distB="0" distL="0" distR="0" wp14:anchorId="26A91281" wp14:editId="3F37A393">
+            <wp:extent cx="1943268" cy="259102"/>
+            <wp:effectExtent l="0" t="0" r="0" b="7620"/>
+            <wp:docPr id="1724602902" name="Imagen 1"/>
+            <wp:cNvGraphicFramePr>
+              <a:graphicFrameLocks xmlns:a="http://schemas.openxmlformats.org/drawingml/2006/main" noChangeAspect="1"/>
+            </wp:cNvGraphicFramePr>
+            <a:graphic xmlns:a="http://schemas.openxmlformats.org/drawingml/2006/main">
+              <a:graphicData uri="http://schemas.openxmlformats.org/drawingml/2006/picture">
+                <pic:pic xmlns:pic="http://schemas.openxmlformats.org/drawingml/2006/picture">
+                  <pic:nvPicPr>
+                    <pic:cNvPr id="1724602902" name=""/>
+                    <pic:cNvPicPr/>
+                  </pic:nvPicPr>
+                  <pic:blipFill>
+                    <a:blip r:embed="rId20"/>
+                    <a:stretch>
+                      <a:fillRect/>
+                    </a:stretch>
+                  </pic:blipFill>
+                  <pic:spPr>
+                    <a:xfrm>
+                      <a:off x="0" y="0"/>
+                      <a:ext cx="1943268" cy="259102"/>
+                    </a:xfrm>
+                    <a:prstGeom prst="rect">
+                      <a:avLst/>
+                    </a:prstGeom>
+                  </pic:spPr>
+                </pic:pic>
+              </a:graphicData>
+            </a:graphic>
+          </wp:inline>
+        </w:drawing>
+      </w:r>
+    </w:p>
+    <w:p>
+      <w:pPr>
+        <w:spacing w:after="0"/>
+        <w:jc w:val="center"/>
+      </w:pPr>
     </w:p>
     <w:p>
       <w:pPr>
@@ -4305,29 +4990,41 @@
         <w:spacing w:before="0"/>
         <w:jc w:val="center"/>
         <w:rPr>
-          <w:rFonts w:ascii="Noto Sans" w:hAnsi="Noto Sans" w:eastAsia="Noto Sans" w:cs="Noto Sans"/>
-        </w:rPr>
-      </w:pPr>
-      <w:bookmarkStart w:name="_Toc232366628" w:id="9"/>
-      <w:r>
-        <w:rPr>
-          <w:rFonts w:ascii="Noto Sans" w:hAnsi="Noto Sans" w:eastAsia="Noto Sans" w:cs="Noto Sans"/>
+          <w:rFonts w:ascii="Noto Sans" w:eastAsia="Noto Sans" w:hAnsi="Noto Sans" w:cs="Noto Sans"/>
+          <w:lang w:val="es-GT"/>
+        </w:rPr>
+      </w:pPr>
+      <w:bookmarkStart w:id="9" w:name="_Toc232366628"/>
+      <w:r>
+        <w:rPr>
+          <w:rFonts w:ascii="Noto Sans" w:eastAsia="Noto Sans" w:hAnsi="Noto Sans" w:cs="Noto Sans"/>
+          <w:lang w:val="es-GT"/>
         </w:rPr>
         <w:t>APORTE INDIVIDUAL</w:t>
       </w:r>
       <w:bookmarkEnd w:id="9"/>
     </w:p>
-    <w:p/>
-    <w:p>
-      <w:pPr>
-        <w:spacing w:after="0"/>
-      </w:pPr>
-      <w:r>
-        <w:rPr>
-          <w:rFonts w:ascii="Noto Sans" w:hAnsi="Noto Sans" w:eastAsia="Noto Sans" w:cs="Noto Sans"/>
-          <w:color w:val="000000" w:themeColor="text1"/>
-          <w:sz w:val="28"/>
-          <w:szCs w:val="28"/>
+    <w:p>
+      <w:pPr>
+        <w:rPr>
+          <w:lang w:val="es-GT"/>
+        </w:rPr>
+      </w:pPr>
+    </w:p>
+    <w:p>
+      <w:pPr>
+        <w:spacing w:after="0"/>
+        <w:rPr>
+          <w:lang w:val="es-GT"/>
+        </w:rPr>
+      </w:pPr>
+      <w:r>
+        <w:rPr>
+          <w:rFonts w:ascii="Noto Sans" w:eastAsia="Noto Sans" w:hAnsi="Noto Sans" w:cs="Noto Sans"/>
+          <w:color w:val="000000" w:themeColor="text1"/>
+          <w:sz w:val="28"/>
+          <w:szCs w:val="28"/>
+          <w:lang w:val="es-GT"/>
         </w:rPr>
         <w:t>WILSON WILFREDO PEREZ OTZOY</w:t>
       </w:r>
@@ -4341,7 +5038,7 @@
         </w:numPr>
         <w:spacing w:after="0"/>
         <w:rPr>
-          <w:rFonts w:ascii="Noto Sans" w:hAnsi="Noto Sans" w:eastAsia="Noto Sans" w:cs="Noto Sans"/>
+          <w:rFonts w:ascii="Noto Sans" w:eastAsia="Noto Sans" w:hAnsi="Noto Sans" w:cs="Noto Sans"/>
           <w:color w:val="000000" w:themeColor="text1"/>
           <w:sz w:val="28"/>
           <w:szCs w:val="28"/>
@@ -4350,7 +5047,7 @@
       </w:pPr>
       <w:r>
         <w:rPr>
-          <w:rFonts w:ascii="Noto Sans" w:hAnsi="Noto Sans" w:eastAsia="Noto Sans" w:cs="Noto Sans"/>
+          <w:rFonts w:ascii="Noto Sans" w:eastAsia="Noto Sans" w:hAnsi="Noto Sans" w:cs="Noto Sans"/>
           <w:color w:val="000000" w:themeColor="text1"/>
           <w:sz w:val="28"/>
           <w:szCs w:val="28"/>
@@ -4360,7 +5057,7 @@
       </w:r>
       <w:r>
         <w:rPr>
-          <w:rFonts w:ascii="Noto Sans" w:hAnsi="Noto Sans" w:eastAsia="Noto Sans" w:cs="Noto Sans"/>
+          <w:rFonts w:ascii="Noto Sans" w:eastAsia="Noto Sans" w:hAnsi="Noto Sans" w:cs="Noto Sans"/>
           <w:color w:val="000000" w:themeColor="text1"/>
           <w:sz w:val="28"/>
           <w:szCs w:val="28"/>
@@ -4370,7 +5067,7 @@
       </w:r>
       <w:r>
         <w:rPr>
-          <w:rFonts w:ascii="Noto Sans" w:hAnsi="Noto Sans" w:eastAsia="Noto Sans" w:cs="Noto Sans"/>
+          <w:rFonts w:ascii="Noto Sans" w:eastAsia="Noto Sans" w:hAnsi="Noto Sans" w:cs="Noto Sans"/>
           <w:color w:val="000000" w:themeColor="text1"/>
           <w:sz w:val="28"/>
           <w:szCs w:val="28"/>
@@ -4380,7 +5077,7 @@
       </w:r>
       <w:r>
         <w:rPr>
-          <w:rFonts w:ascii="Noto Sans" w:hAnsi="Noto Sans" w:eastAsia="Noto Sans" w:cs="Noto Sans"/>
+          <w:rFonts w:ascii="Noto Sans" w:eastAsia="Noto Sans" w:hAnsi="Noto Sans" w:cs="Noto Sans"/>
           <w:color w:val="000000" w:themeColor="text1"/>
           <w:sz w:val="28"/>
           <w:szCs w:val="28"/>
@@ -4390,7 +5087,7 @@
       </w:r>
       <w:r>
         <w:rPr>
-          <w:rFonts w:ascii="Noto Sans" w:hAnsi="Noto Sans" w:eastAsia="Noto Sans" w:cs="Noto Sans"/>
+          <w:rFonts w:ascii="Noto Sans" w:eastAsia="Noto Sans" w:hAnsi="Noto Sans" w:cs="Noto Sans"/>
           <w:color w:val="000000" w:themeColor="text1"/>
           <w:sz w:val="28"/>
           <w:szCs w:val="28"/>
@@ -4400,7 +5097,7 @@
       </w:r>
       <w:r>
         <w:rPr>
-          <w:rFonts w:ascii="Noto Sans" w:hAnsi="Noto Sans" w:eastAsia="Noto Sans" w:cs="Noto Sans"/>
+          <w:rFonts w:ascii="Noto Sans" w:eastAsia="Noto Sans" w:hAnsi="Noto Sans" w:cs="Noto Sans"/>
           <w:color w:val="000000" w:themeColor="text1"/>
           <w:sz w:val="28"/>
           <w:szCs w:val="28"/>
@@ -4410,7 +5107,7 @@
       </w:r>
       <w:r>
         <w:rPr>
-          <w:rFonts w:ascii="Noto Sans" w:hAnsi="Noto Sans" w:eastAsia="Noto Sans" w:cs="Noto Sans"/>
+          <w:rFonts w:ascii="Noto Sans" w:eastAsia="Noto Sans" w:hAnsi="Noto Sans" w:cs="Noto Sans"/>
           <w:color w:val="000000" w:themeColor="text1"/>
           <w:sz w:val="28"/>
           <w:szCs w:val="28"/>
@@ -4428,7 +5125,7 @@
         </w:numPr>
         <w:spacing w:after="0"/>
         <w:rPr>
-          <w:rFonts w:ascii="Noto Sans" w:hAnsi="Noto Sans" w:eastAsia="Noto Sans" w:cs="Noto Sans"/>
+          <w:rFonts w:ascii="Noto Sans" w:eastAsia="Noto Sans" w:hAnsi="Noto Sans" w:cs="Noto Sans"/>
           <w:color w:val="000000" w:themeColor="text1"/>
           <w:sz w:val="28"/>
           <w:szCs w:val="28"/>
@@ -4437,7 +5134,7 @@
       </w:pPr>
       <w:r>
         <w:rPr>
-          <w:rFonts w:ascii="Noto Sans" w:hAnsi="Noto Sans" w:eastAsia="Noto Sans" w:cs="Noto Sans"/>
+          <w:rFonts w:ascii="Noto Sans" w:eastAsia="Noto Sans" w:hAnsi="Noto Sans" w:cs="Noto Sans"/>
           <w:color w:val="000000" w:themeColor="text1"/>
           <w:sz w:val="28"/>
           <w:szCs w:val="28"/>
@@ -4447,7 +5144,7 @@
       </w:r>
       <w:r>
         <w:rPr>
-          <w:rFonts w:ascii="Noto Sans" w:hAnsi="Noto Sans" w:eastAsia="Noto Sans" w:cs="Noto Sans"/>
+          <w:rFonts w:ascii="Noto Sans" w:eastAsia="Noto Sans" w:hAnsi="Noto Sans" w:cs="Noto Sans"/>
           <w:color w:val="000000" w:themeColor="text1"/>
           <w:sz w:val="28"/>
           <w:szCs w:val="28"/>
@@ -4457,7 +5154,7 @@
       </w:r>
       <w:r>
         <w:rPr>
-          <w:rFonts w:ascii="Noto Sans" w:hAnsi="Noto Sans" w:eastAsia="Noto Sans" w:cs="Noto Sans"/>
+          <w:rFonts w:ascii="Noto Sans" w:eastAsia="Noto Sans" w:hAnsi="Noto Sans" w:cs="Noto Sans"/>
           <w:color w:val="000000" w:themeColor="text1"/>
           <w:sz w:val="28"/>
           <w:szCs w:val="28"/>
@@ -4467,7 +5164,7 @@
       </w:r>
       <w:r>
         <w:rPr>
-          <w:rFonts w:ascii="Noto Sans" w:hAnsi="Noto Sans" w:eastAsia="Noto Sans" w:cs="Noto Sans"/>
+          <w:rFonts w:ascii="Noto Sans" w:eastAsia="Noto Sans" w:hAnsi="Noto Sans" w:cs="Noto Sans"/>
           <w:color w:val="000000" w:themeColor="text1"/>
           <w:sz w:val="28"/>
           <w:szCs w:val="28"/>
@@ -4477,7 +5174,7 @@
       </w:r>
       <w:r>
         <w:rPr>
-          <w:rFonts w:ascii="Noto Sans" w:hAnsi="Noto Sans" w:eastAsia="Noto Sans" w:cs="Noto Sans"/>
+          <w:rFonts w:ascii="Noto Sans" w:eastAsia="Noto Sans" w:hAnsi="Noto Sans" w:cs="Noto Sans"/>
           <w:color w:val="000000" w:themeColor="text1"/>
           <w:sz w:val="28"/>
           <w:szCs w:val="28"/>
@@ -4495,33 +5192,45 @@
         </w:numPr>
         <w:spacing w:after="0"/>
         <w:rPr>
-          <w:rFonts w:ascii="Noto Sans" w:hAnsi="Noto Sans" w:eastAsia="Noto Sans" w:cs="Noto Sans"/>
-          <w:color w:val="000000" w:themeColor="text1"/>
-          <w:sz w:val="28"/>
-          <w:szCs w:val="28"/>
-        </w:rPr>
-      </w:pPr>
-      <w:r>
-        <w:rPr>
-          <w:rFonts w:ascii="Noto Sans" w:hAnsi="Noto Sans" w:eastAsia="Noto Sans" w:cs="Noto Sans"/>
-          <w:color w:val="000000" w:themeColor="text1"/>
-          <w:sz w:val="28"/>
-          <w:szCs w:val="28"/>
+          <w:rFonts w:ascii="Noto Sans" w:eastAsia="Noto Sans" w:hAnsi="Noto Sans" w:cs="Noto Sans"/>
+          <w:color w:val="000000" w:themeColor="text1"/>
+          <w:sz w:val="28"/>
+          <w:szCs w:val="28"/>
+          <w:lang w:val="es-GT"/>
+        </w:rPr>
+      </w:pPr>
+      <w:r>
+        <w:rPr>
+          <w:rFonts w:ascii="Noto Sans" w:eastAsia="Noto Sans" w:hAnsi="Noto Sans" w:cs="Noto Sans"/>
+          <w:color w:val="000000" w:themeColor="text1"/>
+          <w:sz w:val="28"/>
+          <w:szCs w:val="28"/>
+          <w:lang w:val="es-GT"/>
         </w:rPr>
         <w:t>Aporte en la elaboración del informe.</w:t>
       </w:r>
     </w:p>
-    <w:p/>
-    <w:p>
-      <w:pPr>
-        <w:spacing w:after="0"/>
-      </w:pPr>
-      <w:r>
-        <w:rPr>
-          <w:rFonts w:ascii="Noto Sans" w:hAnsi="Noto Sans" w:eastAsia="Noto Sans" w:cs="Noto Sans"/>
-          <w:color w:val="000000" w:themeColor="text1"/>
-          <w:sz w:val="28"/>
-          <w:szCs w:val="28"/>
+    <w:p>
+      <w:pPr>
+        <w:rPr>
+          <w:lang w:val="es-GT"/>
+        </w:rPr>
+      </w:pPr>
+    </w:p>
+    <w:p>
+      <w:pPr>
+        <w:spacing w:after="0"/>
+        <w:rPr>
+          <w:lang w:val="es-GT"/>
+        </w:rPr>
+      </w:pPr>
+      <w:r>
+        <w:rPr>
+          <w:rFonts w:ascii="Noto Sans" w:eastAsia="Noto Sans" w:hAnsi="Noto Sans" w:cs="Noto Sans"/>
+          <w:color w:val="000000" w:themeColor="text1"/>
+          <w:sz w:val="28"/>
+          <w:szCs w:val="28"/>
+          <w:lang w:val="es-GT"/>
         </w:rPr>
         <w:t>WALTER MANUEL MENDOZA PÉREZ</w:t>
       </w:r>
@@ -4532,71 +5241,148 @@
         <w:spacing w:after="0"/>
         <w:jc w:val="both"/>
         <w:rPr>
-          <w:rFonts w:ascii="Noto Sans" w:hAnsi="Noto Sans" w:eastAsia="Noto Sans" w:cs="Noto Sans"/>
+          <w:rFonts w:ascii="Noto Sans" w:eastAsia="Noto Sans" w:hAnsi="Noto Sans" w:cs="Noto Sans"/>
           <w:color w:val="000000" w:themeColor="text1"/>
           <w:sz w:val="26"/>
           <w:szCs w:val="26"/>
-        </w:rPr>
-      </w:pPr>
-      <w:r>
-        <w:rPr>
-          <w:rFonts w:ascii="Noto Sans" w:hAnsi="Noto Sans" w:eastAsia="Noto Sans" w:cs="Noto Sans"/>
+          <w:lang w:val="es-GT"/>
+        </w:rPr>
+      </w:pPr>
+      <w:r>
+        <w:rPr>
+          <w:rFonts w:ascii="Noto Sans" w:eastAsia="Noto Sans" w:hAnsi="Noto Sans" w:cs="Noto Sans"/>
           <w:color w:val="000000" w:themeColor="text1"/>
           <w:sz w:val="26"/>
           <w:szCs w:val="26"/>
-        </w:rPr>
-        <w:t>Elaboración de la operación de unidad aritmética de un sumador de dos números de cuatro bits.</w:t>
-      </w:r>
-    </w:p>
-    <w:p>
-      <w:pPr>
-        <w:pStyle w:val="Prrafodelista"/>
-        <w:spacing w:after="0"/>
-        <w:jc w:val="both"/>
-        <w:rPr>
-          <w:rFonts w:ascii="Noto Sans" w:hAnsi="Noto Sans" w:eastAsia="Noto Sans" w:cs="Noto Sans"/>
+          <w:lang w:val="es-GT"/>
+        </w:rPr>
+        <w:t xml:space="preserve">Elaboración de la operación de unidad aritmética </w:t>
+      </w:r>
+      <w:r>
+        <w:rPr>
+          <w:rFonts w:ascii="Noto Sans" w:eastAsia="Noto Sans" w:hAnsi="Noto Sans" w:cs="Noto Sans"/>
           <w:color w:val="000000" w:themeColor="text1"/>
           <w:sz w:val="26"/>
           <w:szCs w:val="26"/>
-        </w:rPr>
-      </w:pPr>
-      <w:r>
-        <w:rPr>
-          <w:rFonts w:ascii="Noto Sans" w:hAnsi="Noto Sans" w:eastAsia="Noto Sans" w:cs="Noto Sans"/>
+          <w:lang w:val="es-GT"/>
+        </w:rPr>
+        <w:t>de la potencia</w:t>
+      </w:r>
+      <w:r>
+        <w:rPr>
+          <w:rFonts w:ascii="Noto Sans" w:eastAsia="Noto Sans" w:hAnsi="Noto Sans" w:cs="Noto Sans"/>
           <w:color w:val="000000" w:themeColor="text1"/>
           <w:sz w:val="26"/>
           <w:szCs w:val="26"/>
-        </w:rPr>
-        <w:t>Aporte en la elaboración del informe.</w:t>
-      </w:r>
-    </w:p>
-    <w:p>
-      <w:pPr>
-        <w:pStyle w:val="Prrafodelista"/>
-        <w:spacing w:after="0"/>
-        <w:jc w:val="both"/>
-        <w:rPr>
-          <w:rFonts w:ascii="Noto Sans" w:hAnsi="Noto Sans" w:eastAsia="Noto Sans" w:cs="Noto Sans"/>
+          <w:lang w:val="es-GT"/>
+        </w:rPr>
+        <w:t xml:space="preserve"> de dos números de cuatro bits</w:t>
+      </w:r>
+      <w:r>
+        <w:rPr>
+          <w:rFonts w:ascii="Noto Sans" w:eastAsia="Noto Sans" w:hAnsi="Noto Sans" w:cs="Noto Sans"/>
           <w:color w:val="000000" w:themeColor="text1"/>
           <w:sz w:val="26"/>
           <w:szCs w:val="26"/>
-        </w:rPr>
-      </w:pPr>
-    </w:p>
-    <w:p>
-      <w:pPr>
-        <w:spacing w:after="0"/>
-        <w:jc w:val="both"/>
-        <w:rPr>
-          <w:rFonts w:ascii="Noto Sans" w:hAnsi="Noto Sans" w:eastAsia="Noto Sans" w:cs="Noto Sans"/>
+          <w:lang w:val="es-GT"/>
+        </w:rPr>
+        <w:t xml:space="preserve">, mostrando el debido resultado </w:t>
+      </w:r>
+      <w:r>
+        <w:rPr>
+          <w:rFonts w:ascii="Noto Sans" w:eastAsia="Noto Sans" w:hAnsi="Noto Sans" w:cs="Noto Sans"/>
           <w:color w:val="000000" w:themeColor="text1"/>
           <w:sz w:val="26"/>
           <w:szCs w:val="26"/>
-        </w:rPr>
-      </w:pPr>
-      <w:r>
-        <w:rPr>
-          <w:rFonts w:ascii="Noto Sans" w:hAnsi="Noto Sans" w:eastAsia="Noto Sans" w:cs="Noto Sans"/>
+          <w:lang w:val="es-GT"/>
+        </w:rPr>
+        <w:t xml:space="preserve">en dos </w:t>
+      </w:r>
+      <w:proofErr w:type="spellStart"/>
+      <w:r>
+        <w:rPr>
+          <w:rFonts w:ascii="Noto Sans" w:eastAsia="Noto Sans" w:hAnsi="Noto Sans" w:cs="Noto Sans"/>
+          <w:color w:val="000000" w:themeColor="text1"/>
+          <w:sz w:val="26"/>
+          <w:szCs w:val="26"/>
+          <w:lang w:val="es-GT"/>
+        </w:rPr>
+        <w:t>displays</w:t>
+      </w:r>
+      <w:proofErr w:type="spellEnd"/>
+      <w:r>
+        <w:rPr>
+          <w:rFonts w:ascii="Noto Sans" w:eastAsia="Noto Sans" w:hAnsi="Noto Sans" w:cs="Noto Sans"/>
+          <w:color w:val="000000" w:themeColor="text1"/>
+          <w:sz w:val="26"/>
+          <w:szCs w:val="26"/>
+          <w:lang w:val="es-GT"/>
+        </w:rPr>
+        <w:t xml:space="preserve"> de 7 segmentos</w:t>
+      </w:r>
+      <w:r>
+        <w:rPr>
+          <w:rFonts w:ascii="Noto Sans" w:eastAsia="Noto Sans" w:hAnsi="Noto Sans" w:cs="Noto Sans"/>
+          <w:color w:val="000000" w:themeColor="text1"/>
+          <w:sz w:val="26"/>
+          <w:szCs w:val="26"/>
+          <w:lang w:val="es-GT"/>
+        </w:rPr>
+        <w:t>.</w:t>
+      </w:r>
+    </w:p>
+    <w:p>
+      <w:pPr>
+        <w:pStyle w:val="Prrafodelista"/>
+        <w:spacing w:after="0"/>
+        <w:jc w:val="both"/>
+        <w:rPr>
+          <w:rFonts w:ascii="Noto Sans" w:eastAsia="Noto Sans" w:hAnsi="Noto Sans" w:cs="Noto Sans"/>
+          <w:color w:val="000000" w:themeColor="text1"/>
+          <w:sz w:val="26"/>
+          <w:szCs w:val="26"/>
+          <w:lang w:val="es-GT"/>
+        </w:rPr>
+      </w:pPr>
+      <w:r>
+        <w:rPr>
+          <w:rFonts w:ascii="Noto Sans" w:eastAsia="Noto Sans" w:hAnsi="Noto Sans" w:cs="Noto Sans"/>
+          <w:color w:val="000000" w:themeColor="text1"/>
+          <w:sz w:val="26"/>
+          <w:szCs w:val="26"/>
+          <w:lang w:val="es-GT"/>
+        </w:rPr>
+        <w:t>Aporte en la elaboración del informe.</w:t>
+      </w:r>
+    </w:p>
+    <w:p>
+      <w:pPr>
+        <w:pStyle w:val="Prrafodelista"/>
+        <w:spacing w:after="0"/>
+        <w:jc w:val="both"/>
+        <w:rPr>
+          <w:rFonts w:ascii="Noto Sans" w:eastAsia="Noto Sans" w:hAnsi="Noto Sans" w:cs="Noto Sans"/>
+          <w:color w:val="000000" w:themeColor="text1"/>
+          <w:sz w:val="26"/>
+          <w:szCs w:val="26"/>
+          <w:lang w:val="es-GT"/>
+        </w:rPr>
+      </w:pPr>
+    </w:p>
+    <w:p>
+      <w:pPr>
+        <w:spacing w:after="0"/>
+        <w:jc w:val="both"/>
+        <w:rPr>
+          <w:rFonts w:ascii="Noto Sans" w:eastAsia="Noto Sans" w:hAnsi="Noto Sans" w:cs="Noto Sans"/>
+          <w:color w:val="000000" w:themeColor="text1"/>
+          <w:sz w:val="26"/>
+          <w:szCs w:val="26"/>
+        </w:rPr>
+      </w:pPr>
+      <w:r>
+        <w:rPr>
+          <w:rFonts w:ascii="Noto Sans" w:eastAsia="Noto Sans" w:hAnsi="Noto Sans" w:cs="Noto Sans"/>
           <w:color w:val="000000" w:themeColor="text1"/>
           <w:sz w:val="26"/>
           <w:szCs w:val="26"/>
@@ -4614,7 +5400,7 @@
         <w:spacing w:after="0"/>
         <w:jc w:val="both"/>
         <w:rPr>
-          <w:rFonts w:ascii="Noto Sans" w:hAnsi="Noto Sans" w:eastAsia="Noto Sans" w:cs="Noto Sans"/>
+          <w:rFonts w:ascii="Noto Sans" w:eastAsia="Noto Sans" w:hAnsi="Noto Sans" w:cs="Noto Sans"/>
           <w:color w:val="000000" w:themeColor="text1"/>
           <w:sz w:val="26"/>
           <w:szCs w:val="26"/>
@@ -4623,7 +5409,7 @@
       </w:pPr>
       <w:r>
         <w:rPr>
-          <w:rFonts w:ascii="Noto Sans" w:hAnsi="Noto Sans" w:eastAsia="Noto Sans" w:cs="Noto Sans"/>
+          <w:rFonts w:ascii="Noto Sans" w:eastAsia="Noto Sans" w:hAnsi="Noto Sans" w:cs="Noto Sans"/>
           <w:color w:val="000000" w:themeColor="text1"/>
           <w:sz w:val="26"/>
           <w:szCs w:val="26"/>
@@ -4642,7 +5428,7 @@
         <w:spacing w:after="0"/>
         <w:jc w:val="both"/>
         <w:rPr>
-          <w:rFonts w:ascii="Noto Sans" w:hAnsi="Noto Sans" w:eastAsia="Noto Sans" w:cs="Noto Sans"/>
+          <w:rFonts w:ascii="Noto Sans" w:eastAsia="Noto Sans" w:hAnsi="Noto Sans" w:cs="Noto Sans"/>
           <w:color w:val="000000" w:themeColor="text1"/>
           <w:sz w:val="26"/>
           <w:szCs w:val="26"/>
@@ -4651,12 +5437,13 @@
       </w:pPr>
       <w:r>
         <w:rPr>
-          <w:rFonts w:ascii="Noto Sans" w:hAnsi="Noto Sans" w:eastAsia="Noto Sans" w:cs="Noto Sans"/>
+          <w:rFonts w:ascii="Noto Sans" w:eastAsia="Noto Sans" w:hAnsi="Noto Sans" w:cs="Noto Sans"/>
           <w:color w:val="000000" w:themeColor="text1"/>
           <w:sz w:val="26"/>
           <w:szCs w:val="26"/>
           <w:lang w:val="es-ES"/>
         </w:rPr>
+        <w:lastRenderedPageBreak/>
         <w:t>Aporte de la elaboración del informe.</w:t>
       </w:r>
     </w:p>
@@ -4666,7 +5453,7 @@
         <w:spacing w:after="0"/>
         <w:jc w:val="both"/>
         <w:rPr>
-          <w:rFonts w:ascii="Noto Sans" w:hAnsi="Noto Sans" w:eastAsia="Noto Sans" w:cs="Noto Sans"/>
+          <w:rFonts w:ascii="Noto Sans" w:eastAsia="Noto Sans" w:hAnsi="Noto Sans" w:cs="Noto Sans"/>
           <w:color w:val="000000" w:themeColor="text1"/>
           <w:sz w:val="26"/>
           <w:szCs w:val="26"/>
@@ -4680,7 +5467,7 @@
         <w:spacing w:after="0"/>
         <w:jc w:val="both"/>
         <w:rPr>
-          <w:rFonts w:ascii="Noto Sans" w:hAnsi="Noto Sans" w:eastAsia="Noto Sans" w:cs="Noto Sans"/>
+          <w:rFonts w:ascii="Noto Sans" w:eastAsia="Noto Sans" w:hAnsi="Noto Sans" w:cs="Noto Sans"/>
           <w:color w:val="000000" w:themeColor="text1"/>
           <w:sz w:val="26"/>
           <w:szCs w:val="26"/>
@@ -4694,7 +5481,7 @@
         <w:spacing w:after="0"/>
         <w:jc w:val="both"/>
         <w:rPr>
-          <w:rFonts w:ascii="Noto Sans" w:hAnsi="Noto Sans" w:eastAsia="Noto Sans" w:cs="Noto Sans"/>
+          <w:rFonts w:ascii="Noto Sans" w:eastAsia="Noto Sans" w:hAnsi="Noto Sans" w:cs="Noto Sans"/>
           <w:color w:val="000000" w:themeColor="text1"/>
           <w:sz w:val="26"/>
           <w:szCs w:val="26"/>
@@ -4708,7 +5495,7 @@
         <w:spacing w:after="0"/>
         <w:jc w:val="both"/>
         <w:rPr>
-          <w:rFonts w:ascii="Noto Sans" w:hAnsi="Noto Sans" w:eastAsia="Noto Sans" w:cs="Noto Sans"/>
+          <w:rFonts w:ascii="Noto Sans" w:eastAsia="Noto Sans" w:hAnsi="Noto Sans" w:cs="Noto Sans"/>
           <w:color w:val="000000" w:themeColor="text1"/>
           <w:sz w:val="26"/>
           <w:szCs w:val="26"/>
@@ -4722,7 +5509,7 @@
         <w:spacing w:after="0"/>
         <w:jc w:val="both"/>
         <w:rPr>
-          <w:rFonts w:ascii="Noto Sans" w:hAnsi="Noto Sans" w:eastAsia="Noto Sans" w:cs="Noto Sans"/>
+          <w:rFonts w:ascii="Noto Sans" w:eastAsia="Noto Sans" w:hAnsi="Noto Sans" w:cs="Noto Sans"/>
           <w:color w:val="000000" w:themeColor="text1"/>
           <w:sz w:val="26"/>
           <w:szCs w:val="26"/>
@@ -4736,7 +5523,7 @@
         <w:spacing w:after="0"/>
         <w:jc w:val="both"/>
         <w:rPr>
-          <w:rFonts w:ascii="Noto Sans" w:hAnsi="Noto Sans" w:eastAsia="Noto Sans" w:cs="Noto Sans"/>
+          <w:rFonts w:ascii="Noto Sans" w:eastAsia="Noto Sans" w:hAnsi="Noto Sans" w:cs="Noto Sans"/>
           <w:color w:val="000000" w:themeColor="text1"/>
           <w:sz w:val="26"/>
           <w:szCs w:val="26"/>
@@ -4750,7 +5537,7 @@
         <w:spacing w:after="0"/>
         <w:jc w:val="both"/>
         <w:rPr>
-          <w:rFonts w:ascii="Noto Sans" w:hAnsi="Noto Sans" w:eastAsia="Noto Sans" w:cs="Noto Sans"/>
+          <w:rFonts w:ascii="Noto Sans" w:eastAsia="Noto Sans" w:hAnsi="Noto Sans" w:cs="Noto Sans"/>
           <w:color w:val="000000" w:themeColor="text1"/>
           <w:sz w:val="26"/>
           <w:szCs w:val="26"/>
@@ -4764,7 +5551,7 @@
         <w:spacing w:after="0"/>
         <w:jc w:val="both"/>
         <w:rPr>
-          <w:rFonts w:ascii="Noto Sans" w:hAnsi="Noto Sans" w:eastAsia="Noto Sans" w:cs="Noto Sans"/>
+          <w:rFonts w:ascii="Noto Sans" w:eastAsia="Noto Sans" w:hAnsi="Noto Sans" w:cs="Noto Sans"/>
           <w:color w:val="000000" w:themeColor="text1"/>
           <w:sz w:val="26"/>
           <w:szCs w:val="26"/>
@@ -4778,10 +5565,11 @@
         <w:spacing w:after="0"/>
         <w:jc w:val="both"/>
         <w:rPr>
-          <w:rFonts w:ascii="Noto Sans" w:hAnsi="Noto Sans" w:eastAsia="Noto Sans" w:cs="Noto Sans"/>
+          <w:rFonts w:ascii="Noto Sans" w:eastAsia="Noto Sans" w:hAnsi="Noto Sans" w:cs="Noto Sans"/>
           <w:color w:val="000000" w:themeColor="text1"/>
           <w:sz w:val="26"/>
           <w:szCs w:val="26"/>
+          <w:lang w:val="es-GT"/>
         </w:rPr>
       </w:pPr>
     </w:p>
@@ -4791,10 +5579,11 @@
         <w:spacing w:after="0"/>
         <w:jc w:val="both"/>
         <w:rPr>
-          <w:rFonts w:ascii="Noto Sans" w:hAnsi="Noto Sans" w:eastAsia="Noto Sans" w:cs="Noto Sans"/>
+          <w:rFonts w:ascii="Noto Sans" w:eastAsia="Noto Sans" w:hAnsi="Noto Sans" w:cs="Noto Sans"/>
           <w:color w:val="000000" w:themeColor="text1"/>
           <w:sz w:val="26"/>
           <w:szCs w:val="26"/>
+          <w:lang w:val="es-GT"/>
         </w:rPr>
       </w:pPr>
     </w:p>
@@ -4804,10 +5593,11 @@
         <w:spacing w:after="0"/>
         <w:jc w:val="both"/>
         <w:rPr>
-          <w:rFonts w:ascii="Noto Sans" w:hAnsi="Noto Sans" w:eastAsia="Noto Sans" w:cs="Noto Sans"/>
+          <w:rFonts w:ascii="Noto Sans" w:eastAsia="Noto Sans" w:hAnsi="Noto Sans" w:cs="Noto Sans"/>
           <w:color w:val="000000" w:themeColor="text1"/>
           <w:sz w:val="26"/>
           <w:szCs w:val="26"/>
+          <w:lang w:val="es-GT"/>
         </w:rPr>
       </w:pPr>
     </w:p>
@@ -4817,10 +5607,11 @@
         <w:spacing w:after="0"/>
         <w:jc w:val="both"/>
         <w:rPr>
-          <w:rFonts w:ascii="Noto Sans" w:hAnsi="Noto Sans" w:eastAsia="Noto Sans" w:cs="Noto Sans"/>
+          <w:rFonts w:ascii="Noto Sans" w:eastAsia="Noto Sans" w:hAnsi="Noto Sans" w:cs="Noto Sans"/>
           <w:color w:val="000000" w:themeColor="text1"/>
           <w:sz w:val="26"/>
           <w:szCs w:val="26"/>
+          <w:lang w:val="es-GT"/>
         </w:rPr>
       </w:pPr>
     </w:p>
@@ -4830,10 +5621,11 @@
         <w:spacing w:after="0"/>
         <w:jc w:val="both"/>
         <w:rPr>
-          <w:rFonts w:ascii="Noto Sans" w:hAnsi="Noto Sans" w:eastAsia="Noto Sans" w:cs="Noto Sans"/>
+          <w:rFonts w:ascii="Noto Sans" w:eastAsia="Noto Sans" w:hAnsi="Noto Sans" w:cs="Noto Sans"/>
           <w:color w:val="000000" w:themeColor="text1"/>
           <w:sz w:val="26"/>
           <w:szCs w:val="26"/>
+          <w:lang w:val="es-GT"/>
         </w:rPr>
       </w:pPr>
     </w:p>
@@ -4842,7 +5634,7 @@
         <w:pStyle w:val="Ttulo1"/>
         <w:jc w:val="center"/>
       </w:pPr>
-      <w:bookmarkStart w:name="_Toc232366629" w:id="10"/>
+      <w:bookmarkStart w:id="10" w:name="_Toc232366629"/>
       <w:r>
         <w:t>CONCLUSIONES</w:t>
       </w:r>
@@ -4859,23 +5651,53 @@
         <w:spacing w:after="0"/>
         <w:jc w:val="both"/>
         <w:rPr>
-          <w:rFonts w:ascii="Noto Sans" w:hAnsi="Noto Sans" w:eastAsia="Noto Sans" w:cs="Noto Sans"/>
+          <w:rFonts w:ascii="Noto Sans" w:eastAsia="Noto Sans" w:hAnsi="Noto Sans" w:cs="Noto Sans"/>
           <w:color w:val="000000" w:themeColor="text1"/>
           <w:sz w:val="26"/>
           <w:szCs w:val="26"/>
-        </w:rPr>
-      </w:pPr>
-      <w:r>
-        <w:rPr>
-          <w:rFonts w:ascii="Noto Sans" w:hAnsi="Noto Sans" w:eastAsia="Noto Sans" w:cs="Noto Sans"/>
+          <w:lang w:val="es-GT"/>
+        </w:rPr>
+      </w:pPr>
+      <w:r>
+        <w:rPr>
+          <w:rFonts w:ascii="Noto Sans" w:eastAsia="Noto Sans" w:hAnsi="Noto Sans" w:cs="Noto Sans"/>
           <w:color w:val="000000" w:themeColor="text1"/>
           <w:sz w:val="26"/>
           <w:szCs w:val="26"/>
-        </w:rPr>
-        <w:t>La elaboración de circuitos lógicos combinacionales y aritméticos en distintas maneras para cada operación aritmética lógica suma resta multiplicación y potencia, implementados en protoboard.</w:t>
-      </w:r>
-    </w:p>
-    <w:p/>
+          <w:lang w:val="es-GT"/>
+        </w:rPr>
+        <w:t xml:space="preserve">La elaboración de circuitos lógicos combinacionales y aritméticos en distintas maneras para cada operación aritmética lógica suma resta multiplicación y potencia, implementados en </w:t>
+      </w:r>
+      <w:proofErr w:type="spellStart"/>
+      <w:r>
+        <w:rPr>
+          <w:rFonts w:ascii="Noto Sans" w:eastAsia="Noto Sans" w:hAnsi="Noto Sans" w:cs="Noto Sans"/>
+          <w:color w:val="000000" w:themeColor="text1"/>
+          <w:sz w:val="26"/>
+          <w:szCs w:val="26"/>
+          <w:lang w:val="es-GT"/>
+        </w:rPr>
+        <w:t>protoboard</w:t>
+      </w:r>
+      <w:proofErr w:type="spellEnd"/>
+      <w:r>
+        <w:rPr>
+          <w:rFonts w:ascii="Noto Sans" w:eastAsia="Noto Sans" w:hAnsi="Noto Sans" w:cs="Noto Sans"/>
+          <w:color w:val="000000" w:themeColor="text1"/>
+          <w:sz w:val="26"/>
+          <w:szCs w:val="26"/>
+          <w:lang w:val="es-GT"/>
+        </w:rPr>
+        <w:t>.</w:t>
+      </w:r>
+    </w:p>
+    <w:p>
+      <w:pPr>
+        <w:rPr>
+          <w:lang w:val="es-GT"/>
+        </w:rPr>
+      </w:pPr>
+    </w:p>
     <w:p>
       <w:pPr>
         <w:pStyle w:val="Prrafodelista"/>
@@ -4886,23 +5708,53 @@
         <w:spacing w:after="0"/>
         <w:jc w:val="both"/>
         <w:rPr>
-          <w:rFonts w:ascii="Noto Sans" w:hAnsi="Noto Sans" w:eastAsia="Noto Sans" w:cs="Noto Sans"/>
+          <w:rFonts w:ascii="Noto Sans" w:eastAsia="Noto Sans" w:hAnsi="Noto Sans" w:cs="Noto Sans"/>
           <w:color w:val="000000" w:themeColor="text1"/>
           <w:sz w:val="26"/>
           <w:szCs w:val="26"/>
-        </w:rPr>
-      </w:pPr>
-      <w:r>
-        <w:rPr>
-          <w:rFonts w:ascii="Noto Sans" w:hAnsi="Noto Sans" w:eastAsia="Noto Sans" w:cs="Noto Sans"/>
+          <w:lang w:val="es-GT"/>
+        </w:rPr>
+      </w:pPr>
+      <w:r>
+        <w:rPr>
+          <w:rFonts w:ascii="Noto Sans" w:eastAsia="Noto Sans" w:hAnsi="Noto Sans" w:cs="Noto Sans"/>
           <w:color w:val="000000" w:themeColor="text1"/>
           <w:sz w:val="26"/>
           <w:szCs w:val="26"/>
-        </w:rPr>
-        <w:t>La implementación de las unidades funcionales mediante lógica combinacional demostró ser fundamental para el éxito de la ALU. Mediante el uso de compuertas lógicas, sumadores y multiplexores, se logró construir de manera efectiva y independiente las unidades aritmética, lógica y comparativa. Este proceso no solo consolidó la comprensión del funcionamiento interno de estos circuitos, sino que también aseguró que las operaciones fueran mutuamente excluyentes, cumpliendo así con el primer objetivo específico de la práctica.</w:t>
-      </w:r>
-    </w:p>
-    <w:p/>
+          <w:lang w:val="es-GT"/>
+        </w:rPr>
+        <w:t xml:space="preserve">La implementación de las unidades funcionales mediante lógica combinacional demostró ser fundamental para el éxito de la ALU. Mediante el uso de compuertas lógicas, sumadores y multiplexores, se logró construir de manera efectiva y independiente las </w:t>
+      </w:r>
+      <w:proofErr w:type="gramStart"/>
+      <w:r>
+        <w:rPr>
+          <w:rFonts w:ascii="Noto Sans" w:eastAsia="Noto Sans" w:hAnsi="Noto Sans" w:cs="Noto Sans"/>
+          <w:color w:val="000000" w:themeColor="text1"/>
+          <w:sz w:val="26"/>
+          <w:szCs w:val="26"/>
+          <w:lang w:val="es-GT"/>
+        </w:rPr>
+        <w:t>unidades aritmética</w:t>
+      </w:r>
+      <w:proofErr w:type="gramEnd"/>
+      <w:r>
+        <w:rPr>
+          <w:rFonts w:ascii="Noto Sans" w:eastAsia="Noto Sans" w:hAnsi="Noto Sans" w:cs="Noto Sans"/>
+          <w:color w:val="000000" w:themeColor="text1"/>
+          <w:sz w:val="26"/>
+          <w:szCs w:val="26"/>
+          <w:lang w:val="es-GT"/>
+        </w:rPr>
+        <w:t>, lógica y comparativa. Este proceso no solo consolidó la comprensión del funcionamiento interno de estos circuitos, sino que también aseguró que las operaciones fueran mutuamente excluyentes, cumpliendo así con el primer objetivo específico de la práctica.</w:t>
+      </w:r>
+    </w:p>
+    <w:p>
+      <w:pPr>
+        <w:rPr>
+          <w:lang w:val="es-GT"/>
+        </w:rPr>
+      </w:pPr>
+    </w:p>
     <w:p>
       <w:pPr>
         <w:pStyle w:val="Prrafodelista"/>
@@ -4913,131 +5765,57 @@
         <w:spacing w:after="0"/>
         <w:jc w:val="both"/>
         <w:rPr>
-          <w:rFonts w:ascii="Noto Sans" w:hAnsi="Noto Sans" w:eastAsia="Noto Sans" w:cs="Noto Sans"/>
+          <w:rFonts w:ascii="Noto Sans" w:eastAsia="Noto Sans" w:hAnsi="Noto Sans" w:cs="Noto Sans"/>
           <w:color w:val="000000" w:themeColor="text1"/>
           <w:sz w:val="26"/>
           <w:szCs w:val="26"/>
-        </w:rPr>
-      </w:pPr>
-      <w:r>
-        <w:rPr>
-          <w:rFonts w:ascii="Noto Sans" w:hAnsi="Noto Sans" w:eastAsia="Noto Sans" w:cs="Noto Sans"/>
+          <w:lang w:val="es-GT"/>
+        </w:rPr>
+      </w:pPr>
+      <w:r>
+        <w:rPr>
+          <w:rFonts w:ascii="Noto Sans" w:eastAsia="Noto Sans" w:hAnsi="Noto Sans" w:cs="Noto Sans"/>
           <w:color w:val="000000" w:themeColor="text1"/>
           <w:sz w:val="26"/>
           <w:szCs w:val="26"/>
-        </w:rPr>
-        <w:t xml:space="preserve">La utilización de comparadores, decoders o circuitos integrados de compuertas simples, fueron implementadas para la creación de cada sección aritmética diferente, determinando así la calculadora completa con </w:t>
+          <w:lang w:val="es-GT"/>
+        </w:rPr>
+        <w:lastRenderedPageBreak/>
+        <w:t xml:space="preserve">La utilización de comparadores, </w:t>
       </w:r>
       <w:proofErr w:type="spellStart"/>
       <w:r>
         <w:rPr>
-          <w:rFonts w:ascii="Noto Sans" w:hAnsi="Noto Sans" w:eastAsia="Noto Sans" w:cs="Noto Sans"/>
+          <w:rFonts w:ascii="Noto Sans" w:eastAsia="Noto Sans" w:hAnsi="Noto Sans" w:cs="Noto Sans"/>
           <w:color w:val="000000" w:themeColor="text1"/>
           <w:sz w:val="26"/>
           <w:szCs w:val="26"/>
-        </w:rPr>
-        <w:t>una</w:t>
+          <w:lang w:val="es-GT"/>
+        </w:rPr>
+        <w:t>decoders</w:t>
       </w:r>
       <w:proofErr w:type="spellEnd"/>
       <w:r>
         <w:rPr>
-          <w:rFonts w:ascii="Noto Sans" w:hAnsi="Noto Sans" w:eastAsia="Noto Sans" w:cs="Noto Sans"/>
+          <w:rFonts w:ascii="Noto Sans" w:eastAsia="Noto Sans" w:hAnsi="Noto Sans" w:cs="Noto Sans"/>
           <w:color w:val="000000" w:themeColor="text1"/>
           <w:sz w:val="26"/>
           <w:szCs w:val="26"/>
-        </w:rPr>
-        <w:t xml:space="preserve"> </w:t>
-      </w:r>
-      <w:proofErr w:type="spellStart"/>
-      <w:r>
-        <w:rPr>
-          <w:rFonts w:ascii="Noto Sans" w:hAnsi="Noto Sans" w:eastAsia="Noto Sans" w:cs="Noto Sans"/>
+          <w:lang w:val="es-GT"/>
+        </w:rPr>
+        <w:t xml:space="preserve"> o circuitos integrados de compuertas simples, fueron implementadas para la creación de cada sección aritmética diferente, determinando así la calculadora completa con una amplia resolución de operaciones aritméticas.</w:t>
+      </w:r>
+    </w:p>
+    <w:p>
+      <w:pPr>
+        <w:spacing w:after="0"/>
+        <w:jc w:val="both"/>
+        <w:rPr>
+          <w:rFonts w:ascii="Noto Sans" w:eastAsia="Noto Sans" w:hAnsi="Noto Sans" w:cs="Noto Sans"/>
           <w:color w:val="000000" w:themeColor="text1"/>
           <w:sz w:val="26"/>
           <w:szCs w:val="26"/>
-        </w:rPr>
-        <w:t>amplia</w:t>
-      </w:r>
-      <w:proofErr w:type="spellEnd"/>
-      <w:r>
-        <w:rPr>
-          <w:rFonts w:ascii="Noto Sans" w:hAnsi="Noto Sans" w:eastAsia="Noto Sans" w:cs="Noto Sans"/>
-          <w:color w:val="000000" w:themeColor="text1"/>
-          <w:sz w:val="26"/>
-          <w:szCs w:val="26"/>
-        </w:rPr>
-        <w:t xml:space="preserve"> </w:t>
-      </w:r>
-      <w:proofErr w:type="spellStart"/>
-      <w:r>
-        <w:rPr>
-          <w:rFonts w:ascii="Noto Sans" w:hAnsi="Noto Sans" w:eastAsia="Noto Sans" w:cs="Noto Sans"/>
-          <w:color w:val="000000" w:themeColor="text1"/>
-          <w:sz w:val="26"/>
-          <w:szCs w:val="26"/>
-        </w:rPr>
-        <w:t>resolución</w:t>
-      </w:r>
-      <w:proofErr w:type="spellEnd"/>
-      <w:r>
-        <w:rPr>
-          <w:rFonts w:ascii="Noto Sans" w:hAnsi="Noto Sans" w:eastAsia="Noto Sans" w:cs="Noto Sans"/>
-          <w:color w:val="000000" w:themeColor="text1"/>
-          <w:sz w:val="26"/>
-          <w:szCs w:val="26"/>
-        </w:rPr>
-        <w:t xml:space="preserve"> de </w:t>
-      </w:r>
-      <w:proofErr w:type="spellStart"/>
-      <w:r>
-        <w:rPr>
-          <w:rFonts w:ascii="Noto Sans" w:hAnsi="Noto Sans" w:eastAsia="Noto Sans" w:cs="Noto Sans"/>
-          <w:color w:val="000000" w:themeColor="text1"/>
-          <w:sz w:val="26"/>
-          <w:szCs w:val="26"/>
-        </w:rPr>
-        <w:t>operaciones</w:t>
-      </w:r>
-      <w:proofErr w:type="spellEnd"/>
-      <w:r>
-        <w:rPr>
-          <w:rFonts w:ascii="Noto Sans" w:hAnsi="Noto Sans" w:eastAsia="Noto Sans" w:cs="Noto Sans"/>
-          <w:color w:val="000000" w:themeColor="text1"/>
-          <w:sz w:val="26"/>
-          <w:szCs w:val="26"/>
-        </w:rPr>
-        <w:t xml:space="preserve"> </w:t>
-      </w:r>
-      <w:proofErr w:type="spellStart"/>
-      <w:r>
-        <w:rPr>
-          <w:rFonts w:ascii="Noto Sans" w:hAnsi="Noto Sans" w:eastAsia="Noto Sans" w:cs="Noto Sans"/>
-          <w:color w:val="000000" w:themeColor="text1"/>
-          <w:sz w:val="26"/>
-          <w:szCs w:val="26"/>
-        </w:rPr>
-        <w:t>aritméticas</w:t>
-      </w:r>
-      <w:proofErr w:type="spellEnd"/>
-      <w:r>
-        <w:rPr>
-          <w:rFonts w:ascii="Noto Sans" w:hAnsi="Noto Sans" w:eastAsia="Noto Sans" w:cs="Noto Sans"/>
-          <w:color w:val="000000" w:themeColor="text1"/>
-          <w:sz w:val="26"/>
-          <w:szCs w:val="26"/>
-        </w:rPr>
-        <w:t>.</w:t>
-      </w:r>
-    </w:p>
-    <w:p>
-      <w:pPr>
-        <w:spacing w:after="0"/>
-        <w:jc w:val="both"/>
-        <w:rPr>
-          <w:rFonts w:ascii="Noto Sans" w:hAnsi="Noto Sans" w:eastAsia="Noto Sans" w:cs="Noto Sans"/>
-          <w:color w:val="000000" w:themeColor="text1"/>
-          <w:sz w:val="26"/>
-          <w:szCs w:val="26"/>
+          <w:lang w:val="es-GT"/>
         </w:rPr>
       </w:pPr>
     </w:p>
@@ -5047,29 +5825,41 @@
         <w:spacing w:before="0"/>
         <w:jc w:val="center"/>
         <w:rPr>
-          <w:rFonts w:ascii="Noto Sans" w:hAnsi="Noto Sans" w:eastAsia="Noto Sans" w:cs="Noto Sans"/>
+          <w:rFonts w:ascii="Noto Sans" w:eastAsia="Noto Sans" w:hAnsi="Noto Sans" w:cs="Noto Sans"/>
+          <w:lang w:val="es-GT"/>
         </w:rPr>
       </w:pPr>
     </w:p>
     <w:p>
       <w:pPr>
         <w:pStyle w:val="Ttulo1"/>
-      </w:pPr>
-    </w:p>
-    <w:p/>
+        <w:rPr>
+          <w:lang w:val="es-GT"/>
+        </w:rPr>
+      </w:pPr>
+    </w:p>
+    <w:p>
+      <w:pPr>
+        <w:rPr>
+          <w:lang w:val="es-GT"/>
+        </w:rPr>
+      </w:pPr>
+    </w:p>
     <w:p>
       <w:pPr>
         <w:pStyle w:val="Ttulo1"/>
         <w:spacing w:before="0"/>
         <w:jc w:val="center"/>
         <w:rPr>
-          <w:rFonts w:ascii="Noto Sans" w:hAnsi="Noto Sans" w:eastAsia="Noto Sans" w:cs="Noto Sans"/>
-        </w:rPr>
-      </w:pPr>
-      <w:bookmarkStart w:name="_Toc232366630" w:id="11"/>
-      <w:r>
-        <w:rPr>
-          <w:rFonts w:ascii="Noto Sans" w:hAnsi="Noto Sans" w:eastAsia="Noto Sans" w:cs="Noto Sans"/>
+          <w:rFonts w:ascii="Noto Sans" w:eastAsia="Noto Sans" w:hAnsi="Noto Sans" w:cs="Noto Sans"/>
+          <w:lang w:val="es-GT"/>
+        </w:rPr>
+      </w:pPr>
+      <w:bookmarkStart w:id="11" w:name="_Toc232366630"/>
+      <w:r>
+        <w:rPr>
+          <w:rFonts w:ascii="Noto Sans" w:eastAsia="Noto Sans" w:hAnsi="Noto Sans" w:cs="Noto Sans"/>
+          <w:lang w:val="es-GT"/>
         </w:rPr>
         <w:t>ANEXOS</w:t>
       </w:r>
@@ -5078,7 +5868,8 @@
     <w:p>
       <w:pPr>
         <w:rPr>
-          <w:rFonts w:ascii="Noto Sans" w:hAnsi="Noto Sans" w:eastAsia="Noto Sans" w:cs="Noto Sans"/>
+          <w:rFonts w:ascii="Noto Sans" w:eastAsia="Noto Sans" w:hAnsi="Noto Sans" w:cs="Noto Sans"/>
+          <w:lang w:val="es-GT"/>
         </w:rPr>
       </w:pPr>
     </w:p>
@@ -5086,6 +5877,7 @@
       <w:pPr>
         <w:rPr>
           <w:noProof/>
+          <w:lang w:val="es-GT"/>
         </w:rPr>
       </w:pPr>
       <w:r>
@@ -5110,7 +5902,7 @@
                     </pic:cNvPicPr>
                   </pic:nvPicPr>
                   <pic:blipFill>
-                    <a:blip r:embed="rId19" cstate="print">
+                    <a:blip r:embed="rId21" cstate="print">
                       <a:extLst>
                         <a:ext uri="{28A0092B-C50C-407E-A947-70E740481C1C}">
                           <a14:useLocalDpi xmlns:a14="http://schemas.microsoft.com/office/drawing/2010/main" val="0"/>
@@ -5143,13 +5935,15 @@
       </w:r>
       <w:r>
         <w:rPr>
-          <w:rFonts w:ascii="Noto Sans" w:hAnsi="Noto Sans" w:eastAsia="Noto Sans" w:cs="Noto Sans"/>
+          <w:rFonts w:ascii="Noto Sans" w:eastAsia="Noto Sans" w:hAnsi="Noto Sans" w:cs="Noto Sans"/>
+          <w:lang w:val="es-GT"/>
         </w:rPr>
         <w:t xml:space="preserve"> </w:t>
       </w:r>
       <w:r>
         <w:rPr>
           <w:noProof/>
+          <w:lang w:val="es-GT"/>
         </w:rPr>
         <w:t xml:space="preserve"> </w:t>
       </w:r>
@@ -5175,7 +5969,7 @@
                     </pic:cNvPicPr>
                   </pic:nvPicPr>
                   <pic:blipFill>
-                    <a:blip r:embed="rId20" cstate="print">
+                    <a:blip r:embed="rId22" cstate="print">
                       <a:extLst>
                         <a:ext uri="{28A0092B-C50C-407E-A947-70E740481C1C}">
                           <a14:useLocalDpi xmlns:a14="http://schemas.microsoft.com/office/drawing/2010/main" val="0"/>
@@ -5214,6 +6008,7 @@
           <w:i/>
           <w:iCs/>
           <w:noProof/>
+          <w:lang w:val="es-GT"/>
         </w:rPr>
       </w:pPr>
       <w:r>
@@ -5221,6 +6016,7 @@
           <w:i/>
           <w:iCs/>
           <w:noProof/>
+          <w:lang w:val="es-GT"/>
         </w:rPr>
         <w:t>Selector de operaciones.</w:t>
       </w:r>
@@ -5229,6 +6025,7 @@
           <w:i/>
           <w:iCs/>
           <w:noProof/>
+          <w:lang w:val="es-GT"/>
         </w:rPr>
         <w:tab/>
       </w:r>
@@ -5237,6 +6034,7 @@
           <w:i/>
           <w:iCs/>
           <w:noProof/>
+          <w:lang w:val="es-GT"/>
         </w:rPr>
         <w:tab/>
       </w:r>
@@ -5245,6 +6043,7 @@
           <w:i/>
           <w:iCs/>
           <w:noProof/>
+          <w:lang w:val="es-GT"/>
         </w:rPr>
         <w:tab/>
       </w:r>
@@ -5253,30 +6052,25 @@
           <w:i/>
           <w:iCs/>
           <w:noProof/>
+          <w:lang w:val="es-GT"/>
         </w:rPr>
         <w:tab/>
-      </w:r>
-      <w:r>
-        <w:rPr>
-          <w:i/>
-          <w:iCs/>
+        <w:t>Unidad Comparativa.</w:t>
+      </w:r>
+    </w:p>
+    <w:p>
+      <w:pPr>
+        <w:rPr>
+          <w:rFonts w:ascii="Noto Sans" w:eastAsia="Noto Sans" w:hAnsi="Noto Sans" w:cs="Noto Sans"/>
+        </w:rPr>
+      </w:pPr>
+      <w:r>
+        <w:rPr>
           <w:noProof/>
         </w:rPr>
-        <w:t>Unidad Comparativa.</w:t>
-      </w:r>
-    </w:p>
-    <w:p>
-      <w:pPr>
-        <w:rPr>
-          <w:rFonts w:ascii="Noto Sans" w:hAnsi="Noto Sans" w:eastAsia="Noto Sans" w:cs="Noto Sans"/>
-        </w:rPr>
-      </w:pPr>
-      <w:r>
-        <w:rPr>
-          <w:noProof/>
-        </w:rPr>
+        <w:lastRenderedPageBreak/>
         <w:drawing>
-          <wp:inline distT="0" distB="0" distL="0" distR="0" wp14:anchorId="2B147F61" wp14:editId="65355BC5">
+          <wp:inline distT="0" distB="0" distL="0" distR="0" wp14:anchorId="2B147F61" wp14:editId="23975690">
             <wp:extent cx="3153103" cy="4201558"/>
             <wp:effectExtent l="9208" t="0" r="0" b="0"/>
             <wp:docPr id="1660251313" name="Imagen 4"/>
@@ -5293,7 +6087,7 @@
                     </pic:cNvPicPr>
                   </pic:nvPicPr>
                   <pic:blipFill>
-                    <a:blip r:embed="rId21" cstate="print">
+                    <a:blip r:embed="rId23" cstate="print">
                       <a:extLst>
                         <a:ext uri="{28A0092B-C50C-407E-A947-70E740481C1C}">
                           <a14:useLocalDpi xmlns:a14="http://schemas.microsoft.com/office/drawing/2010/main" val="0"/>
@@ -5329,7 +6123,7 @@
       <w:pPr>
         <w:ind w:left="720" w:firstLine="720"/>
         <w:rPr>
-          <w:rFonts w:ascii="Noto Sans" w:hAnsi="Noto Sans" w:eastAsia="Noto Sans" w:cs="Noto Sans"/>
+          <w:rFonts w:ascii="Noto Sans" w:eastAsia="Noto Sans" w:hAnsi="Noto Sans" w:cs="Noto Sans"/>
           <w:i/>
           <w:iCs/>
         </w:rPr>
@@ -5337,7 +6131,7 @@
       <w:proofErr w:type="spellStart"/>
       <w:r>
         <w:rPr>
-          <w:rFonts w:ascii="Noto Sans" w:hAnsi="Noto Sans" w:eastAsia="Noto Sans" w:cs="Noto Sans"/>
+          <w:rFonts w:ascii="Noto Sans" w:eastAsia="Noto Sans" w:hAnsi="Noto Sans" w:cs="Noto Sans"/>
           <w:i/>
           <w:iCs/>
         </w:rPr>
@@ -5346,7 +6140,7 @@
       <w:proofErr w:type="spellEnd"/>
       <w:r>
         <w:rPr>
-          <w:rFonts w:ascii="Noto Sans" w:hAnsi="Noto Sans" w:eastAsia="Noto Sans" w:cs="Noto Sans"/>
+          <w:rFonts w:ascii="Noto Sans" w:eastAsia="Noto Sans" w:hAnsi="Noto Sans" w:cs="Noto Sans"/>
           <w:i/>
           <w:iCs/>
         </w:rPr>
@@ -5355,7 +6149,7 @@
       <w:proofErr w:type="spellStart"/>
       <w:r>
         <w:rPr>
-          <w:rFonts w:ascii="Noto Sans" w:hAnsi="Noto Sans" w:eastAsia="Noto Sans" w:cs="Noto Sans"/>
+          <w:rFonts w:ascii="Noto Sans" w:eastAsia="Noto Sans" w:hAnsi="Noto Sans" w:cs="Noto Sans"/>
           <w:i/>
           <w:iCs/>
         </w:rPr>
@@ -5364,7 +6158,7 @@
       <w:proofErr w:type="spellEnd"/>
       <w:r>
         <w:rPr>
-          <w:rFonts w:ascii="Noto Sans" w:hAnsi="Noto Sans" w:eastAsia="Noto Sans" w:cs="Noto Sans"/>
+          <w:rFonts w:ascii="Noto Sans" w:eastAsia="Noto Sans" w:hAnsi="Noto Sans" w:cs="Noto Sans"/>
           <w:i/>
           <w:iCs/>
         </w:rPr>
@@ -5374,33 +6168,115 @@
     <w:p>
       <w:pPr>
         <w:rPr>
-          <w:rFonts w:ascii="Noto Sans" w:hAnsi="Noto Sans" w:eastAsia="Noto Sans" w:cs="Noto Sans"/>
-        </w:rPr>
-      </w:pPr>
-    </w:p>
-    <w:p>
-      <w:pPr>
-        <w:rPr>
-          <w:rFonts w:ascii="Noto Sans" w:hAnsi="Noto Sans" w:eastAsia="Noto Sans" w:cs="Noto Sans"/>
-        </w:rPr>
-      </w:pPr>
-    </w:p>
-    <w:p>
-      <w:pPr>
-        <w:rPr>
-          <w:rFonts w:ascii="Noto Sans" w:hAnsi="Noto Sans" w:eastAsia="Noto Sans" w:cs="Noto Sans"/>
-        </w:rPr>
-      </w:pPr>
-    </w:p>
-    <w:p>
-      <w:pPr>
-        <w:rPr>
-          <w:rFonts w:ascii="Noto Sans" w:hAnsi="Noto Sans" w:eastAsia="Noto Sans" w:cs="Noto Sans"/>
+          <w:rFonts w:ascii="Noto Sans" w:eastAsia="Noto Sans" w:hAnsi="Noto Sans" w:cs="Noto Sans"/>
+        </w:rPr>
+      </w:pPr>
+    </w:p>
+    <w:p>
+      <w:pPr>
+        <w:rPr>
+          <w:rFonts w:ascii="Noto Sans" w:eastAsia="Noto Sans" w:hAnsi="Noto Sans" w:cs="Noto Sans"/>
+        </w:rPr>
+      </w:pPr>
+      <w:r>
+        <w:rPr>
+          <w:noProof/>
+        </w:rPr>
+        <w:drawing>
+          <wp:inline distT="0" distB="0" distL="0" distR="0" wp14:anchorId="3B82E272" wp14:editId="1A394EF9">
+            <wp:extent cx="4673600" cy="3505200"/>
+            <wp:effectExtent l="0" t="0" r="0" b="0"/>
+            <wp:docPr id="1736677001" name="Imagen 2"/>
+            <wp:cNvGraphicFramePr>
+              <a:graphicFrameLocks xmlns:a="http://schemas.openxmlformats.org/drawingml/2006/main" noChangeAspect="1"/>
+            </wp:cNvGraphicFramePr>
+            <a:graphic xmlns:a="http://schemas.openxmlformats.org/drawingml/2006/main">
+              <a:graphicData uri="http://schemas.openxmlformats.org/drawingml/2006/picture">
+                <pic:pic xmlns:pic="http://schemas.openxmlformats.org/drawingml/2006/picture">
+                  <pic:nvPicPr>
+                    <pic:cNvPr id="0" name="Picture 1"/>
+                    <pic:cNvPicPr>
+                      <a:picLocks noChangeAspect="1" noChangeArrowheads="1"/>
+                    </pic:cNvPicPr>
+                  </pic:nvPicPr>
+                  <pic:blipFill>
+                    <a:blip r:embed="rId24" cstate="print">
+                      <a:extLst>
+                        <a:ext uri="{28A0092B-C50C-407E-A947-70E740481C1C}">
+                          <a14:useLocalDpi xmlns:a14="http://schemas.microsoft.com/office/drawing/2010/main" val="0"/>
+                        </a:ext>
+                      </a:extLst>
+                    </a:blip>
+                    <a:srcRect/>
+                    <a:stretch>
+                      <a:fillRect/>
+                    </a:stretch>
+                  </pic:blipFill>
+                  <pic:spPr bwMode="auto">
+                    <a:xfrm>
+                      <a:off x="0" y="0"/>
+                      <a:ext cx="4673600" cy="3505200"/>
+                    </a:xfrm>
+                    <a:prstGeom prst="rect">
+                      <a:avLst/>
+                    </a:prstGeom>
+                    <a:noFill/>
+                    <a:ln>
+                      <a:noFill/>
+                    </a:ln>
+                  </pic:spPr>
+                </pic:pic>
+              </a:graphicData>
+            </a:graphic>
+          </wp:inline>
+        </w:drawing>
+      </w:r>
+    </w:p>
+    <w:p>
+      <w:pPr>
+        <w:ind w:left="1440" w:firstLine="720"/>
+        <w:rPr>
+          <w:rFonts w:ascii="Noto Sans" w:eastAsia="Noto Sans" w:hAnsi="Noto Sans" w:cs="Noto Sans"/>
+        </w:rPr>
+      </w:pPr>
+      <w:proofErr w:type="spellStart"/>
+      <w:r>
+        <w:rPr>
+          <w:rFonts w:ascii="Noto Sans" w:eastAsia="Noto Sans" w:hAnsi="Noto Sans" w:cs="Noto Sans"/>
+        </w:rPr>
+        <w:t>Potencia</w:t>
+      </w:r>
+      <w:proofErr w:type="spellEnd"/>
+      <w:r>
+        <w:rPr>
+          <w:rFonts w:ascii="Noto Sans" w:eastAsia="Noto Sans" w:hAnsi="Noto Sans" w:cs="Noto Sans"/>
+        </w:rPr>
+        <w:t xml:space="preserve"> </w:t>
+      </w:r>
+      <w:proofErr w:type="spellStart"/>
+      <w:r>
+        <w:rPr>
+          <w:rFonts w:ascii="Noto Sans" w:eastAsia="Noto Sans" w:hAnsi="Noto Sans" w:cs="Noto Sans"/>
+        </w:rPr>
+        <w:t>binaria</w:t>
+      </w:r>
+      <w:proofErr w:type="spellEnd"/>
+      <w:r>
+        <w:rPr>
+          <w:rFonts w:ascii="Noto Sans" w:eastAsia="Noto Sans" w:hAnsi="Noto Sans" w:cs="Noto Sans"/>
+        </w:rPr>
+        <w:t xml:space="preserve"> de 4 bits</w:t>
+      </w:r>
+    </w:p>
+    <w:p>
+      <w:pPr>
+        <w:rPr>
+          <w:rFonts w:ascii="Noto Sans" w:eastAsia="Noto Sans" w:hAnsi="Noto Sans" w:cs="Noto Sans"/>
         </w:rPr>
       </w:pPr>
     </w:p>
     <w:sectPr>
-      <w:pgSz w:w="12240" w:h="15840" w:orient="portrait"/>
+      <w:pgSz w:w="12240" w:h="15840"/>
       <w:pgMar w:top="1440" w:right="1440" w:bottom="1440" w:left="1440" w:header="720" w:footer="720" w:gutter="0"/>
       <w:cols w:space="720"/>
       <w:docGrid w:linePitch="360"/>
@@ -5424,7 +6300,7 @@
         <w:ind w:left="720" w:hanging="360"/>
       </w:pPr>
       <w:rPr>
-        <w:rFonts w:hint="default" w:ascii="Symbol" w:hAnsi="Symbol"/>
+        <w:rFonts w:ascii="Symbol" w:hAnsi="Symbol" w:hint="default"/>
       </w:rPr>
     </w:lvl>
     <w:lvl w:ilvl="1" w:tplc="FA147632">
@@ -5436,7 +6312,7 @@
         <w:ind w:left="1440" w:hanging="360"/>
       </w:pPr>
       <w:rPr>
-        <w:rFonts w:hint="default" w:ascii="Courier New" w:hAnsi="Courier New"/>
+        <w:rFonts w:ascii="Courier New" w:hAnsi="Courier New" w:hint="default"/>
       </w:rPr>
     </w:lvl>
     <w:lvl w:ilvl="2" w:tplc="DBC25384">
@@ -5448,7 +6324,7 @@
         <w:ind w:left="2160" w:hanging="360"/>
       </w:pPr>
       <w:rPr>
-        <w:rFonts w:hint="default" w:ascii="Wingdings" w:hAnsi="Wingdings"/>
+        <w:rFonts w:ascii="Wingdings" w:hAnsi="Wingdings" w:hint="default"/>
       </w:rPr>
     </w:lvl>
     <w:lvl w:ilvl="3" w:tplc="6916F534">
@@ -5460,7 +6336,7 @@
         <w:ind w:left="2880" w:hanging="360"/>
       </w:pPr>
       <w:rPr>
-        <w:rFonts w:hint="default" w:ascii="Symbol" w:hAnsi="Symbol"/>
+        <w:rFonts w:ascii="Symbol" w:hAnsi="Symbol" w:hint="default"/>
       </w:rPr>
     </w:lvl>
     <w:lvl w:ilvl="4" w:tplc="92DCA964">
@@ -5472,7 +6348,7 @@
         <w:ind w:left="3600" w:hanging="360"/>
       </w:pPr>
       <w:rPr>
-        <w:rFonts w:hint="default" w:ascii="Courier New" w:hAnsi="Courier New"/>
+        <w:rFonts w:ascii="Courier New" w:hAnsi="Courier New" w:hint="default"/>
       </w:rPr>
     </w:lvl>
     <w:lvl w:ilvl="5" w:tplc="CBB80F9E">
@@ -5484,7 +6360,7 @@
         <w:ind w:left="4320" w:hanging="360"/>
       </w:pPr>
       <w:rPr>
-        <w:rFonts w:hint="default" w:ascii="Wingdings" w:hAnsi="Wingdings"/>
+        <w:rFonts w:ascii="Wingdings" w:hAnsi="Wingdings" w:hint="default"/>
       </w:rPr>
     </w:lvl>
     <w:lvl w:ilvl="6" w:tplc="714876CA">
@@ -5496,7 +6372,7 @@
         <w:ind w:left="5040" w:hanging="360"/>
       </w:pPr>
       <w:rPr>
-        <w:rFonts w:hint="default" w:ascii="Symbol" w:hAnsi="Symbol"/>
+        <w:rFonts w:ascii="Symbol" w:hAnsi="Symbol" w:hint="default"/>
       </w:rPr>
     </w:lvl>
     <w:lvl w:ilvl="7" w:tplc="B1D85EA4">
@@ -5508,7 +6384,7 @@
         <w:ind w:left="5760" w:hanging="360"/>
       </w:pPr>
       <w:rPr>
-        <w:rFonts w:hint="default" w:ascii="Courier New" w:hAnsi="Courier New"/>
+        <w:rFonts w:ascii="Courier New" w:hAnsi="Courier New" w:hint="default"/>
       </w:rPr>
     </w:lvl>
     <w:lvl w:ilvl="8" w:tplc="493A9D38">
@@ -5520,7 +6396,7 @@
         <w:ind w:left="6480" w:hanging="360"/>
       </w:pPr>
       <w:rPr>
-        <w:rFonts w:hint="default" w:ascii="Wingdings" w:hAnsi="Wingdings"/>
+        <w:rFonts w:ascii="Wingdings" w:hAnsi="Wingdings" w:hint="default"/>
       </w:rPr>
     </w:lvl>
   </w:abstractNum>
@@ -5537,7 +6413,7 @@
         <w:ind w:left="720" w:hanging="360"/>
       </w:pPr>
       <w:rPr>
-        <w:rFonts w:hint="default" w:ascii="Symbol" w:hAnsi="Symbol"/>
+        <w:rFonts w:ascii="Symbol" w:hAnsi="Symbol" w:hint="default"/>
       </w:rPr>
     </w:lvl>
     <w:lvl w:ilvl="1" w:tplc="302454C6">
@@ -5549,7 +6425,7 @@
         <w:ind w:left="1440" w:hanging="360"/>
       </w:pPr>
       <w:rPr>
-        <w:rFonts w:hint="default" w:ascii="Courier New" w:hAnsi="Courier New"/>
+        <w:rFonts w:ascii="Courier New" w:hAnsi="Courier New" w:hint="default"/>
       </w:rPr>
     </w:lvl>
     <w:lvl w:ilvl="2" w:tplc="8692256A">
@@ -5561,7 +6437,7 @@
         <w:ind w:left="2160" w:hanging="360"/>
       </w:pPr>
       <w:rPr>
-        <w:rFonts w:hint="default" w:ascii="Wingdings" w:hAnsi="Wingdings"/>
+        <w:rFonts w:ascii="Wingdings" w:hAnsi="Wingdings" w:hint="default"/>
       </w:rPr>
     </w:lvl>
     <w:lvl w:ilvl="3" w:tplc="B3ECF87A">
@@ -5573,7 +6449,7 @@
         <w:ind w:left="2880" w:hanging="360"/>
       </w:pPr>
       <w:rPr>
-        <w:rFonts w:hint="default" w:ascii="Symbol" w:hAnsi="Symbol"/>
+        <w:rFonts w:ascii="Symbol" w:hAnsi="Symbol" w:hint="default"/>
       </w:rPr>
     </w:lvl>
     <w:lvl w:ilvl="4" w:tplc="EDEC28B2">
@@ -5585,7 +6461,7 @@
         <w:ind w:left="3600" w:hanging="360"/>
       </w:pPr>
       <w:rPr>
-        <w:rFonts w:hint="default" w:ascii="Courier New" w:hAnsi="Courier New"/>
+        <w:rFonts w:ascii="Courier New" w:hAnsi="Courier New" w:hint="default"/>
       </w:rPr>
     </w:lvl>
     <w:lvl w:ilvl="5" w:tplc="BB9E3B2E">
@@ -5597,7 +6473,7 @@
         <w:ind w:left="4320" w:hanging="360"/>
       </w:pPr>
       <w:rPr>
-        <w:rFonts w:hint="default" w:ascii="Wingdings" w:hAnsi="Wingdings"/>
+        <w:rFonts w:ascii="Wingdings" w:hAnsi="Wingdings" w:hint="default"/>
       </w:rPr>
     </w:lvl>
     <w:lvl w:ilvl="6" w:tplc="D158A11E">
@@ -5609,7 +6485,7 @@
         <w:ind w:left="5040" w:hanging="360"/>
       </w:pPr>
       <w:rPr>
-        <w:rFonts w:hint="default" w:ascii="Symbol" w:hAnsi="Symbol"/>
+        <w:rFonts w:ascii="Symbol" w:hAnsi="Symbol" w:hint="default"/>
       </w:rPr>
     </w:lvl>
     <w:lvl w:ilvl="7" w:tplc="9CF01D7E">
@@ -5621,7 +6497,7 @@
         <w:ind w:left="5760" w:hanging="360"/>
       </w:pPr>
       <w:rPr>
-        <w:rFonts w:hint="default" w:ascii="Courier New" w:hAnsi="Courier New"/>
+        <w:rFonts w:ascii="Courier New" w:hAnsi="Courier New" w:hint="default"/>
       </w:rPr>
     </w:lvl>
     <w:lvl w:ilvl="8" w:tplc="ACBC53EA">
@@ -5633,7 +6509,7 @@
         <w:ind w:left="6480" w:hanging="360"/>
       </w:pPr>
       <w:rPr>
-        <w:rFonts w:hint="default" w:ascii="Wingdings" w:hAnsi="Wingdings"/>
+        <w:rFonts w:ascii="Wingdings" w:hAnsi="Wingdings" w:hint="default"/>
       </w:rPr>
     </w:lvl>
   </w:abstractNum>
@@ -5650,7 +6526,7 @@
         <w:ind w:left="720" w:hanging="360"/>
       </w:pPr>
       <w:rPr>
-        <w:rFonts w:hint="default" w:ascii="Symbol" w:hAnsi="Symbol"/>
+        <w:rFonts w:ascii="Symbol" w:hAnsi="Symbol" w:hint="default"/>
       </w:rPr>
     </w:lvl>
     <w:lvl w:ilvl="1" w:tplc="68502364">
@@ -5662,7 +6538,7 @@
         <w:ind w:left="1440" w:hanging="360"/>
       </w:pPr>
       <w:rPr>
-        <w:rFonts w:hint="default" w:ascii="Courier New" w:hAnsi="Courier New"/>
+        <w:rFonts w:ascii="Courier New" w:hAnsi="Courier New" w:hint="default"/>
       </w:rPr>
     </w:lvl>
     <w:lvl w:ilvl="2" w:tplc="1B447662">
@@ -5674,7 +6550,7 @@
         <w:ind w:left="2160" w:hanging="360"/>
       </w:pPr>
       <w:rPr>
-        <w:rFonts w:hint="default" w:ascii="Wingdings" w:hAnsi="Wingdings"/>
+        <w:rFonts w:ascii="Wingdings" w:hAnsi="Wingdings" w:hint="default"/>
       </w:rPr>
     </w:lvl>
     <w:lvl w:ilvl="3" w:tplc="1CC4FD4A">
@@ -5686,7 +6562,7 @@
         <w:ind w:left="2880" w:hanging="360"/>
       </w:pPr>
       <w:rPr>
-        <w:rFonts w:hint="default" w:ascii="Symbol" w:hAnsi="Symbol"/>
+        <w:rFonts w:ascii="Symbol" w:hAnsi="Symbol" w:hint="default"/>
       </w:rPr>
     </w:lvl>
     <w:lvl w:ilvl="4" w:tplc="BF70C7B8">
@@ -5698,7 +6574,7 @@
         <w:ind w:left="3600" w:hanging="360"/>
       </w:pPr>
       <w:rPr>
-        <w:rFonts w:hint="default" w:ascii="Courier New" w:hAnsi="Courier New"/>
+        <w:rFonts w:ascii="Courier New" w:hAnsi="Courier New" w:hint="default"/>
       </w:rPr>
     </w:lvl>
     <w:lvl w:ilvl="5" w:tplc="50147B02">
@@ -5710,7 +6586,7 @@
         <w:ind w:left="4320" w:hanging="360"/>
       </w:pPr>
       <w:rPr>
-        <w:rFonts w:hint="default" w:ascii="Wingdings" w:hAnsi="Wingdings"/>
+        <w:rFonts w:ascii="Wingdings" w:hAnsi="Wingdings" w:hint="default"/>
       </w:rPr>
     </w:lvl>
     <w:lvl w:ilvl="6" w:tplc="5BA68464">
@@ -5722,7 +6598,7 @@
         <w:ind w:left="5040" w:hanging="360"/>
       </w:pPr>
       <w:rPr>
-        <w:rFonts w:hint="default" w:ascii="Symbol" w:hAnsi="Symbol"/>
+        <w:rFonts w:ascii="Symbol" w:hAnsi="Symbol" w:hint="default"/>
       </w:rPr>
     </w:lvl>
     <w:lvl w:ilvl="7" w:tplc="7AACA06A">
@@ -5734,7 +6610,7 @@
         <w:ind w:left="5760" w:hanging="360"/>
       </w:pPr>
       <w:rPr>
-        <w:rFonts w:hint="default" w:ascii="Courier New" w:hAnsi="Courier New"/>
+        <w:rFonts w:ascii="Courier New" w:hAnsi="Courier New" w:hint="default"/>
       </w:rPr>
     </w:lvl>
     <w:lvl w:ilvl="8" w:tplc="84866B4A">
@@ -5746,7 +6622,7 @@
         <w:ind w:left="6480" w:hanging="360"/>
       </w:pPr>
       <w:rPr>
-        <w:rFonts w:hint="default" w:ascii="Wingdings" w:hAnsi="Wingdings"/>
+        <w:rFonts w:ascii="Wingdings" w:hAnsi="Wingdings" w:hint="default"/>
       </w:rPr>
     </w:lvl>
   </w:abstractNum>
@@ -5763,7 +6639,7 @@
         <w:ind w:left="720" w:hanging="360"/>
       </w:pPr>
       <w:rPr>
-        <w:rFonts w:hint="default" w:ascii="Symbol" w:hAnsi="Symbol"/>
+        <w:rFonts w:ascii="Symbol" w:hAnsi="Symbol" w:hint="default"/>
       </w:rPr>
     </w:lvl>
     <w:lvl w:ilvl="1" w:tplc="A282F6AC">
@@ -5775,7 +6651,7 @@
         <w:ind w:left="1440" w:hanging="360"/>
       </w:pPr>
       <w:rPr>
-        <w:rFonts w:hint="default" w:ascii="Courier New" w:hAnsi="Courier New"/>
+        <w:rFonts w:ascii="Courier New" w:hAnsi="Courier New" w:hint="default"/>
       </w:rPr>
     </w:lvl>
     <w:lvl w:ilvl="2" w:tplc="C5BE7BB4">
@@ -5787,7 +6663,7 @@
         <w:ind w:left="2160" w:hanging="360"/>
       </w:pPr>
       <w:rPr>
-        <w:rFonts w:hint="default" w:ascii="Wingdings" w:hAnsi="Wingdings"/>
+        <w:rFonts w:ascii="Wingdings" w:hAnsi="Wingdings" w:hint="default"/>
       </w:rPr>
     </w:lvl>
     <w:lvl w:ilvl="3" w:tplc="23365B26">
@@ -5799,7 +6675,7 @@
         <w:ind w:left="2880" w:hanging="360"/>
       </w:pPr>
       <w:rPr>
-        <w:rFonts w:hint="default" w:ascii="Symbol" w:hAnsi="Symbol"/>
+        <w:rFonts w:ascii="Symbol" w:hAnsi="Symbol" w:hint="default"/>
       </w:rPr>
     </w:lvl>
     <w:lvl w:ilvl="4" w:tplc="3EEC448A">
@@ -5811,7 +6687,7 @@
         <w:ind w:left="3600" w:hanging="360"/>
       </w:pPr>
       <w:rPr>
-        <w:rFonts w:hint="default" w:ascii="Courier New" w:hAnsi="Courier New"/>
+        <w:rFonts w:ascii="Courier New" w:hAnsi="Courier New" w:hint="default"/>
       </w:rPr>
     </w:lvl>
     <w:lvl w:ilvl="5" w:tplc="AF6E827A">
@@ -5823,7 +6699,7 @@
         <w:ind w:left="4320" w:hanging="360"/>
       </w:pPr>
       <w:rPr>
-        <w:rFonts w:hint="default" w:ascii="Wingdings" w:hAnsi="Wingdings"/>
+        <w:rFonts w:ascii="Wingdings" w:hAnsi="Wingdings" w:hint="default"/>
       </w:rPr>
     </w:lvl>
     <w:lvl w:ilvl="6" w:tplc="21FE8B64">
@@ -5835,7 +6711,7 @@
         <w:ind w:left="5040" w:hanging="360"/>
       </w:pPr>
       <w:rPr>
-        <w:rFonts w:hint="default" w:ascii="Symbol" w:hAnsi="Symbol"/>
+        <w:rFonts w:ascii="Symbol" w:hAnsi="Symbol" w:hint="default"/>
       </w:rPr>
     </w:lvl>
     <w:lvl w:ilvl="7" w:tplc="FD9CD9DA">
@@ -5847,7 +6723,7 @@
         <w:ind w:left="5760" w:hanging="360"/>
       </w:pPr>
       <w:rPr>
-        <w:rFonts w:hint="default" w:ascii="Courier New" w:hAnsi="Courier New"/>
+        <w:rFonts w:ascii="Courier New" w:hAnsi="Courier New" w:hint="default"/>
       </w:rPr>
     </w:lvl>
     <w:lvl w:ilvl="8" w:tplc="2BC20D8A">
@@ -5859,7 +6735,7 @@
         <w:ind w:left="6480" w:hanging="360"/>
       </w:pPr>
       <w:rPr>
-        <w:rFonts w:hint="default" w:ascii="Wingdings" w:hAnsi="Wingdings"/>
+        <w:rFonts w:ascii="Wingdings" w:hAnsi="Wingdings" w:hint="default"/>
       </w:rPr>
     </w:lvl>
   </w:abstractNum>
@@ -5876,7 +6752,7 @@
         <w:ind w:left="720" w:hanging="360"/>
       </w:pPr>
       <w:rPr>
-        <w:rFonts w:hint="default" w:ascii="Symbol" w:hAnsi="Symbol"/>
+        <w:rFonts w:ascii="Symbol" w:hAnsi="Symbol" w:hint="default"/>
       </w:rPr>
     </w:lvl>
     <w:lvl w:ilvl="1" w:tplc="3CAE3BD2">
@@ -5888,7 +6764,7 @@
         <w:ind w:left="1440" w:hanging="360"/>
       </w:pPr>
       <w:rPr>
-        <w:rFonts w:hint="default" w:ascii="Courier New" w:hAnsi="Courier New"/>
+        <w:rFonts w:ascii="Courier New" w:hAnsi="Courier New" w:hint="default"/>
       </w:rPr>
     </w:lvl>
     <w:lvl w:ilvl="2" w:tplc="4600D574">
@@ -5900,7 +6776,7 @@
         <w:ind w:left="2160" w:hanging="360"/>
       </w:pPr>
       <w:rPr>
-        <w:rFonts w:hint="default" w:ascii="Wingdings" w:hAnsi="Wingdings"/>
+        <w:rFonts w:ascii="Wingdings" w:hAnsi="Wingdings" w:hint="default"/>
       </w:rPr>
     </w:lvl>
     <w:lvl w:ilvl="3" w:tplc="5B5C2E9C">
@@ -5912,7 +6788,7 @@
         <w:ind w:left="2880" w:hanging="360"/>
       </w:pPr>
       <w:rPr>
-        <w:rFonts w:hint="default" w:ascii="Symbol" w:hAnsi="Symbol"/>
+        <w:rFonts w:ascii="Symbol" w:hAnsi="Symbol" w:hint="default"/>
       </w:rPr>
     </w:lvl>
     <w:lvl w:ilvl="4" w:tplc="68D66B6C">
@@ -5924,7 +6800,7 @@
         <w:ind w:left="3600" w:hanging="360"/>
       </w:pPr>
       <w:rPr>
-        <w:rFonts w:hint="default" w:ascii="Courier New" w:hAnsi="Courier New"/>
+        <w:rFonts w:ascii="Courier New" w:hAnsi="Courier New" w:hint="default"/>
       </w:rPr>
     </w:lvl>
     <w:lvl w:ilvl="5" w:tplc="7FFC5866">
@@ -5936,7 +6812,7 @@
         <w:ind w:left="4320" w:hanging="360"/>
       </w:pPr>
       <w:rPr>
-        <w:rFonts w:hint="default" w:ascii="Wingdings" w:hAnsi="Wingdings"/>
+        <w:rFonts w:ascii="Wingdings" w:hAnsi="Wingdings" w:hint="default"/>
       </w:rPr>
     </w:lvl>
     <w:lvl w:ilvl="6" w:tplc="C7468692">
@@ -5948,7 +6824,7 @@
         <w:ind w:left="5040" w:hanging="360"/>
       </w:pPr>
       <w:rPr>
-        <w:rFonts w:hint="default" w:ascii="Symbol" w:hAnsi="Symbol"/>
+        <w:rFonts w:ascii="Symbol" w:hAnsi="Symbol" w:hint="default"/>
       </w:rPr>
     </w:lvl>
     <w:lvl w:ilvl="7" w:tplc="0F9AD48C">
@@ -5960,7 +6836,7 @@
         <w:ind w:left="5760" w:hanging="360"/>
       </w:pPr>
       <w:rPr>
-        <w:rFonts w:hint="default" w:ascii="Courier New" w:hAnsi="Courier New"/>
+        <w:rFonts w:ascii="Courier New" w:hAnsi="Courier New" w:hint="default"/>
       </w:rPr>
     </w:lvl>
     <w:lvl w:ilvl="8" w:tplc="77EADD38">
@@ -5972,7 +6848,7 @@
         <w:ind w:left="6480" w:hanging="360"/>
       </w:pPr>
       <w:rPr>
-        <w:rFonts w:hint="default" w:ascii="Wingdings" w:hAnsi="Wingdings"/>
+        <w:rFonts w:ascii="Wingdings" w:hAnsi="Wingdings" w:hint="default"/>
       </w:rPr>
     </w:lvl>
   </w:abstractNum>
@@ -5989,7 +6865,7 @@
         <w:ind w:left="720" w:hanging="360"/>
       </w:pPr>
       <w:rPr>
-        <w:rFonts w:hint="default" w:ascii="Symbol" w:hAnsi="Symbol"/>
+        <w:rFonts w:ascii="Symbol" w:hAnsi="Symbol" w:hint="default"/>
       </w:rPr>
     </w:lvl>
     <w:lvl w:ilvl="1" w:tplc="026A0B1A">
@@ -6001,7 +6877,7 @@
         <w:ind w:left="1440" w:hanging="360"/>
       </w:pPr>
       <w:rPr>
-        <w:rFonts w:hint="default" w:ascii="Courier New" w:hAnsi="Courier New"/>
+        <w:rFonts w:ascii="Courier New" w:hAnsi="Courier New" w:hint="default"/>
       </w:rPr>
     </w:lvl>
     <w:lvl w:ilvl="2" w:tplc="47501F6E">
@@ -6013,7 +6889,7 @@
         <w:ind w:left="2160" w:hanging="360"/>
       </w:pPr>
       <w:rPr>
-        <w:rFonts w:hint="default" w:ascii="Wingdings" w:hAnsi="Wingdings"/>
+        <w:rFonts w:ascii="Wingdings" w:hAnsi="Wingdings" w:hint="default"/>
       </w:rPr>
     </w:lvl>
     <w:lvl w:ilvl="3" w:tplc="4802EB64">
@@ -6025,7 +6901,7 @@
         <w:ind w:left="2880" w:hanging="360"/>
       </w:pPr>
       <w:rPr>
-        <w:rFonts w:hint="default" w:ascii="Symbol" w:hAnsi="Symbol"/>
+        <w:rFonts w:ascii="Symbol" w:hAnsi="Symbol" w:hint="default"/>
       </w:rPr>
     </w:lvl>
     <w:lvl w:ilvl="4" w:tplc="DABE263C">
@@ -6037,7 +6913,7 @@
         <w:ind w:left="3600" w:hanging="360"/>
       </w:pPr>
       <w:rPr>
-        <w:rFonts w:hint="default" w:ascii="Courier New" w:hAnsi="Courier New"/>
+        <w:rFonts w:ascii="Courier New" w:hAnsi="Courier New" w:hint="default"/>
       </w:rPr>
     </w:lvl>
     <w:lvl w:ilvl="5" w:tplc="15860046">
@@ -6049,7 +6925,7 @@
         <w:ind w:left="4320" w:hanging="360"/>
       </w:pPr>
       <w:rPr>
-        <w:rFonts w:hint="default" w:ascii="Wingdings" w:hAnsi="Wingdings"/>
+        <w:rFonts w:ascii="Wingdings" w:hAnsi="Wingdings" w:hint="default"/>
       </w:rPr>
     </w:lvl>
     <w:lvl w:ilvl="6" w:tplc="C2FE2844">
@@ -6061,7 +6937,7 @@
         <w:ind w:left="5040" w:hanging="360"/>
       </w:pPr>
       <w:rPr>
-        <w:rFonts w:hint="default" w:ascii="Symbol" w:hAnsi="Symbol"/>
+        <w:rFonts w:ascii="Symbol" w:hAnsi="Symbol" w:hint="default"/>
       </w:rPr>
     </w:lvl>
     <w:lvl w:ilvl="7" w:tplc="3DE60E96">
@@ -6073,7 +6949,7 @@
         <w:ind w:left="5760" w:hanging="360"/>
       </w:pPr>
       <w:rPr>
-        <w:rFonts w:hint="default" w:ascii="Courier New" w:hAnsi="Courier New"/>
+        <w:rFonts w:ascii="Courier New" w:hAnsi="Courier New" w:hint="default"/>
       </w:rPr>
     </w:lvl>
     <w:lvl w:ilvl="8" w:tplc="F6C68D04">
@@ -6085,7 +6961,7 @@
         <w:ind w:left="6480" w:hanging="360"/>
       </w:pPr>
       <w:rPr>
-        <w:rFonts w:hint="default" w:ascii="Wingdings" w:hAnsi="Wingdings"/>
+        <w:rFonts w:ascii="Wingdings" w:hAnsi="Wingdings" w:hint="default"/>
       </w:rPr>
     </w:lvl>
   </w:abstractNum>
@@ -6102,7 +6978,7 @@
         <w:ind w:left="1080" w:hanging="360"/>
       </w:pPr>
       <w:rPr>
-        <w:rFonts w:hint="default" w:ascii="Symbol" w:hAnsi="Symbol"/>
+        <w:rFonts w:ascii="Symbol" w:hAnsi="Symbol" w:hint="default"/>
       </w:rPr>
     </w:lvl>
     <w:lvl w:ilvl="1" w:tplc="5C78D3DC">
@@ -6114,7 +6990,7 @@
         <w:ind w:left="1800" w:hanging="360"/>
       </w:pPr>
       <w:rPr>
-        <w:rFonts w:hint="default" w:ascii="Courier New" w:hAnsi="Courier New"/>
+        <w:rFonts w:ascii="Courier New" w:hAnsi="Courier New" w:hint="default"/>
       </w:rPr>
     </w:lvl>
     <w:lvl w:ilvl="2" w:tplc="412EF958">
@@ -6126,7 +7002,7 @@
         <w:ind w:left="2520" w:hanging="360"/>
       </w:pPr>
       <w:rPr>
-        <w:rFonts w:hint="default" w:ascii="Wingdings" w:hAnsi="Wingdings"/>
+        <w:rFonts w:ascii="Wingdings" w:hAnsi="Wingdings" w:hint="default"/>
       </w:rPr>
     </w:lvl>
     <w:lvl w:ilvl="3" w:tplc="2E445D72">
@@ -6138,7 +7014,7 @@
         <w:ind w:left="3240" w:hanging="360"/>
       </w:pPr>
       <w:rPr>
-        <w:rFonts w:hint="default" w:ascii="Symbol" w:hAnsi="Symbol"/>
+        <w:rFonts w:ascii="Symbol" w:hAnsi="Symbol" w:hint="default"/>
       </w:rPr>
     </w:lvl>
     <w:lvl w:ilvl="4" w:tplc="33F0DC3C">
@@ -6150,7 +7026,7 @@
         <w:ind w:left="3960" w:hanging="360"/>
       </w:pPr>
       <w:rPr>
-        <w:rFonts w:hint="default" w:ascii="Courier New" w:hAnsi="Courier New"/>
+        <w:rFonts w:ascii="Courier New" w:hAnsi="Courier New" w:hint="default"/>
       </w:rPr>
     </w:lvl>
     <w:lvl w:ilvl="5" w:tplc="63DED6FE">
@@ -6162,7 +7038,7 @@
         <w:ind w:left="4680" w:hanging="360"/>
       </w:pPr>
       <w:rPr>
-        <w:rFonts w:hint="default" w:ascii="Wingdings" w:hAnsi="Wingdings"/>
+        <w:rFonts w:ascii="Wingdings" w:hAnsi="Wingdings" w:hint="default"/>
       </w:rPr>
     </w:lvl>
     <w:lvl w:ilvl="6" w:tplc="550293D2">
@@ -6174,7 +7050,7 @@
         <w:ind w:left="5400" w:hanging="360"/>
       </w:pPr>
       <w:rPr>
-        <w:rFonts w:hint="default" w:ascii="Symbol" w:hAnsi="Symbol"/>
+        <w:rFonts w:ascii="Symbol" w:hAnsi="Symbol" w:hint="default"/>
       </w:rPr>
     </w:lvl>
     <w:lvl w:ilvl="7" w:tplc="6E76403A">
@@ -6186,7 +7062,7 @@
         <w:ind w:left="6120" w:hanging="360"/>
       </w:pPr>
       <w:rPr>
-        <w:rFonts w:hint="default" w:ascii="Courier New" w:hAnsi="Courier New"/>
+        <w:rFonts w:ascii="Courier New" w:hAnsi="Courier New" w:hint="default"/>
       </w:rPr>
     </w:lvl>
     <w:lvl w:ilvl="8" w:tplc="44E44094">
@@ -6198,7 +7074,7 @@
         <w:ind w:left="6840" w:hanging="360"/>
       </w:pPr>
       <w:rPr>
-        <w:rFonts w:hint="default" w:ascii="Wingdings" w:hAnsi="Wingdings"/>
+        <w:rFonts w:ascii="Wingdings" w:hAnsi="Wingdings" w:hint="default"/>
       </w:rPr>
     </w:lvl>
   </w:abstractNum>
@@ -6215,7 +7091,7 @@
         <w:ind w:left="720" w:hanging="360"/>
       </w:pPr>
       <w:rPr>
-        <w:rFonts w:hint="default" w:ascii="Symbol" w:hAnsi="Symbol"/>
+        <w:rFonts w:ascii="Symbol" w:hAnsi="Symbol" w:hint="default"/>
       </w:rPr>
     </w:lvl>
     <w:lvl w:ilvl="1" w:tplc="5120A21C">
@@ -6227,7 +7103,7 @@
         <w:ind w:left="1440" w:hanging="360"/>
       </w:pPr>
       <w:rPr>
-        <w:rFonts w:hint="default" w:ascii="Courier New" w:hAnsi="Courier New"/>
+        <w:rFonts w:ascii="Courier New" w:hAnsi="Courier New" w:hint="default"/>
       </w:rPr>
     </w:lvl>
     <w:lvl w:ilvl="2" w:tplc="8A3825CA">
@@ -6239,7 +7115,7 @@
         <w:ind w:left="2160" w:hanging="360"/>
       </w:pPr>
       <w:rPr>
-        <w:rFonts w:hint="default" w:ascii="Wingdings" w:hAnsi="Wingdings"/>
+        <w:rFonts w:ascii="Wingdings" w:hAnsi="Wingdings" w:hint="default"/>
       </w:rPr>
     </w:lvl>
     <w:lvl w:ilvl="3" w:tplc="0D42FDA0">
@@ -6251,7 +7127,7 @@
         <w:ind w:left="2880" w:hanging="360"/>
       </w:pPr>
       <w:rPr>
-        <w:rFonts w:hint="default" w:ascii="Symbol" w:hAnsi="Symbol"/>
+        <w:rFonts w:ascii="Symbol" w:hAnsi="Symbol" w:hint="default"/>
       </w:rPr>
     </w:lvl>
     <w:lvl w:ilvl="4" w:tplc="9DF697B2">
@@ -6263,7 +7139,7 @@
         <w:ind w:left="3600" w:hanging="360"/>
       </w:pPr>
       <w:rPr>
-        <w:rFonts w:hint="default" w:ascii="Courier New" w:hAnsi="Courier New"/>
+        <w:rFonts w:ascii="Courier New" w:hAnsi="Courier New" w:hint="default"/>
       </w:rPr>
     </w:lvl>
     <w:lvl w:ilvl="5" w:tplc="3516DA74">
@@ -6275,7 +7151,7 @@
         <w:ind w:left="4320" w:hanging="360"/>
       </w:pPr>
       <w:rPr>
-        <w:rFonts w:hint="default" w:ascii="Wingdings" w:hAnsi="Wingdings"/>
+        <w:rFonts w:ascii="Wingdings" w:hAnsi="Wingdings" w:hint="default"/>
       </w:rPr>
     </w:lvl>
     <w:lvl w:ilvl="6" w:tplc="1D8CCE1E">
@@ -6287,7 +7163,7 @@
         <w:ind w:left="5040" w:hanging="360"/>
       </w:pPr>
       <w:rPr>
-        <w:rFonts w:hint="default" w:ascii="Symbol" w:hAnsi="Symbol"/>
+        <w:rFonts w:ascii="Symbol" w:hAnsi="Symbol" w:hint="default"/>
       </w:rPr>
     </w:lvl>
     <w:lvl w:ilvl="7" w:tplc="10F858F2">
@@ -6299,7 +7175,7 @@
         <w:ind w:left="5760" w:hanging="360"/>
       </w:pPr>
       <w:rPr>
-        <w:rFonts w:hint="default" w:ascii="Courier New" w:hAnsi="Courier New"/>
+        <w:rFonts w:ascii="Courier New" w:hAnsi="Courier New" w:hint="default"/>
       </w:rPr>
     </w:lvl>
     <w:lvl w:ilvl="8" w:tplc="BB286AAA">
@@ -6311,7 +7187,7 @@
         <w:ind w:left="6480" w:hanging="360"/>
       </w:pPr>
       <w:rPr>
-        <w:rFonts w:hint="default" w:ascii="Wingdings" w:hAnsi="Wingdings"/>
+        <w:rFonts w:ascii="Wingdings" w:hAnsi="Wingdings" w:hint="default"/>
       </w:rPr>
     </w:lvl>
   </w:abstractNum>
@@ -6328,7 +7204,7 @@
         <w:ind w:left="720" w:hanging="360"/>
       </w:pPr>
       <w:rPr>
-        <w:rFonts w:hint="default" w:ascii="Symbol" w:hAnsi="Symbol"/>
+        <w:rFonts w:ascii="Symbol" w:hAnsi="Symbol" w:hint="default"/>
       </w:rPr>
     </w:lvl>
     <w:lvl w:ilvl="1" w:tplc="585AFB76">
@@ -6340,7 +7216,7 @@
         <w:ind w:left="1440" w:hanging="360"/>
       </w:pPr>
       <w:rPr>
-        <w:rFonts w:hint="default" w:ascii="Courier New" w:hAnsi="Courier New"/>
+        <w:rFonts w:ascii="Courier New" w:hAnsi="Courier New" w:hint="default"/>
       </w:rPr>
     </w:lvl>
     <w:lvl w:ilvl="2" w:tplc="860CE1EE">
@@ -6352,7 +7228,7 @@
         <w:ind w:left="2160" w:hanging="360"/>
       </w:pPr>
       <w:rPr>
-        <w:rFonts w:hint="default" w:ascii="Wingdings" w:hAnsi="Wingdings"/>
+        <w:rFonts w:ascii="Wingdings" w:hAnsi="Wingdings" w:hint="default"/>
       </w:rPr>
     </w:lvl>
     <w:lvl w:ilvl="3" w:tplc="1B865562">
@@ -6364,7 +7240,7 @@
         <w:ind w:left="2880" w:hanging="360"/>
       </w:pPr>
       <w:rPr>
-        <w:rFonts w:hint="default" w:ascii="Symbol" w:hAnsi="Symbol"/>
+        <w:rFonts w:ascii="Symbol" w:hAnsi="Symbol" w:hint="default"/>
       </w:rPr>
     </w:lvl>
     <w:lvl w:ilvl="4" w:tplc="FA7E4FDE">
@@ -6376,7 +7252,7 @@
         <w:ind w:left="3600" w:hanging="360"/>
       </w:pPr>
       <w:rPr>
-        <w:rFonts w:hint="default" w:ascii="Courier New" w:hAnsi="Courier New"/>
+        <w:rFonts w:ascii="Courier New" w:hAnsi="Courier New" w:hint="default"/>
       </w:rPr>
     </w:lvl>
     <w:lvl w:ilvl="5" w:tplc="6CB24B20">
@@ -6388,7 +7264,7 @@
         <w:ind w:left="4320" w:hanging="360"/>
       </w:pPr>
       <w:rPr>
-        <w:rFonts w:hint="default" w:ascii="Wingdings" w:hAnsi="Wingdings"/>
+        <w:rFonts w:ascii="Wingdings" w:hAnsi="Wingdings" w:hint="default"/>
       </w:rPr>
     </w:lvl>
     <w:lvl w:ilvl="6" w:tplc="8F065DEC">
@@ -6400,7 +7276,7 @@
         <w:ind w:left="5040" w:hanging="360"/>
       </w:pPr>
       <w:rPr>
-        <w:rFonts w:hint="default" w:ascii="Symbol" w:hAnsi="Symbol"/>
+        <w:rFonts w:ascii="Symbol" w:hAnsi="Symbol" w:hint="default"/>
       </w:rPr>
     </w:lvl>
     <w:lvl w:ilvl="7" w:tplc="7CF42AB2">
@@ -6412,7 +7288,7 @@
         <w:ind w:left="5760" w:hanging="360"/>
       </w:pPr>
       <w:rPr>
-        <w:rFonts w:hint="default" w:ascii="Courier New" w:hAnsi="Courier New"/>
+        <w:rFonts w:ascii="Courier New" w:hAnsi="Courier New" w:hint="default"/>
       </w:rPr>
     </w:lvl>
     <w:lvl w:ilvl="8" w:tplc="3D205F3E">
@@ -6424,7 +7300,7 @@
         <w:ind w:left="6480" w:hanging="360"/>
       </w:pPr>
       <w:rPr>
-        <w:rFonts w:hint="default" w:ascii="Wingdings" w:hAnsi="Wingdings"/>
+        <w:rFonts w:ascii="Wingdings" w:hAnsi="Wingdings" w:hint="default"/>
       </w:rPr>
     </w:lvl>
   </w:abstractNum>
@@ -6441,7 +7317,7 @@
         <w:ind w:left="720" w:hanging="360"/>
       </w:pPr>
       <w:rPr>
-        <w:rFonts w:hint="default" w:ascii="Symbol" w:hAnsi="Symbol"/>
+        <w:rFonts w:ascii="Symbol" w:hAnsi="Symbol" w:hint="default"/>
       </w:rPr>
     </w:lvl>
     <w:lvl w:ilvl="1" w:tplc="8EFAA532">
@@ -6453,7 +7329,7 @@
         <w:ind w:left="1440" w:hanging="360"/>
       </w:pPr>
       <w:rPr>
-        <w:rFonts w:hint="default" w:ascii="Courier New" w:hAnsi="Courier New"/>
+        <w:rFonts w:ascii="Courier New" w:hAnsi="Courier New" w:hint="default"/>
       </w:rPr>
     </w:lvl>
     <w:lvl w:ilvl="2" w:tplc="2002571E">
@@ -6465,7 +7341,7 @@
         <w:ind w:left="2160" w:hanging="360"/>
       </w:pPr>
       <w:rPr>
-        <w:rFonts w:hint="default" w:ascii="Wingdings" w:hAnsi="Wingdings"/>
+        <w:rFonts w:ascii="Wingdings" w:hAnsi="Wingdings" w:hint="default"/>
       </w:rPr>
     </w:lvl>
     <w:lvl w:ilvl="3" w:tplc="7C0A2DF0">
@@ -6477,7 +7353,7 @@
         <w:ind w:left="2880" w:hanging="360"/>
       </w:pPr>
       <w:rPr>
-        <w:rFonts w:hint="default" w:ascii="Symbol" w:hAnsi="Symbol"/>
+        <w:rFonts w:ascii="Symbol" w:hAnsi="Symbol" w:hint="default"/>
       </w:rPr>
     </w:lvl>
     <w:lvl w:ilvl="4" w:tplc="BF4C434E">
@@ -6489,7 +7365,7 @@
         <w:ind w:left="3600" w:hanging="360"/>
       </w:pPr>
       <w:rPr>
-        <w:rFonts w:hint="default" w:ascii="Courier New" w:hAnsi="Courier New"/>
+        <w:rFonts w:ascii="Courier New" w:hAnsi="Courier New" w:hint="default"/>
       </w:rPr>
     </w:lvl>
     <w:lvl w:ilvl="5" w:tplc="987E90C2">
@@ -6501,7 +7377,7 @@
         <w:ind w:left="4320" w:hanging="360"/>
       </w:pPr>
       <w:rPr>
-        <w:rFonts w:hint="default" w:ascii="Wingdings" w:hAnsi="Wingdings"/>
+        <w:rFonts w:ascii="Wingdings" w:hAnsi="Wingdings" w:hint="default"/>
       </w:rPr>
     </w:lvl>
     <w:lvl w:ilvl="6" w:tplc="F2EE2F62">
@@ -6513,7 +7389,7 @@
         <w:ind w:left="5040" w:hanging="360"/>
       </w:pPr>
       <w:rPr>
-        <w:rFonts w:hint="default" w:ascii="Symbol" w:hAnsi="Symbol"/>
+        <w:rFonts w:ascii="Symbol" w:hAnsi="Symbol" w:hint="default"/>
       </w:rPr>
     </w:lvl>
     <w:lvl w:ilvl="7" w:tplc="1BEA4DD0">
@@ -6525,7 +7401,7 @@
         <w:ind w:left="5760" w:hanging="360"/>
       </w:pPr>
       <w:rPr>
-        <w:rFonts w:hint="default" w:ascii="Courier New" w:hAnsi="Courier New"/>
+        <w:rFonts w:ascii="Courier New" w:hAnsi="Courier New" w:hint="default"/>
       </w:rPr>
     </w:lvl>
     <w:lvl w:ilvl="8" w:tplc="BE4C1E48">
@@ -6537,7 +7413,7 @@
         <w:ind w:left="6480" w:hanging="360"/>
       </w:pPr>
       <w:rPr>
-        <w:rFonts w:hint="default" w:ascii="Wingdings" w:hAnsi="Wingdings"/>
+        <w:rFonts w:ascii="Wingdings" w:hAnsi="Wingdings" w:hint="default"/>
       </w:rPr>
     </w:lvl>
   </w:abstractNum>
@@ -6554,7 +7430,7 @@
         <w:ind w:left="1080" w:hanging="360"/>
       </w:pPr>
       <w:rPr>
-        <w:rFonts w:hint="default" w:ascii="Symbol" w:hAnsi="Symbol"/>
+        <w:rFonts w:ascii="Symbol" w:hAnsi="Symbol" w:hint="default"/>
       </w:rPr>
     </w:lvl>
     <w:lvl w:ilvl="1" w:tplc="06624FBC">
@@ -6566,7 +7442,7 @@
         <w:ind w:left="1800" w:hanging="360"/>
       </w:pPr>
       <w:rPr>
-        <w:rFonts w:hint="default" w:ascii="Courier New" w:hAnsi="Courier New"/>
+        <w:rFonts w:ascii="Courier New" w:hAnsi="Courier New" w:hint="default"/>
       </w:rPr>
     </w:lvl>
     <w:lvl w:ilvl="2" w:tplc="318065F8">
@@ -6578,7 +7454,7 @@
         <w:ind w:left="2520" w:hanging="360"/>
       </w:pPr>
       <w:rPr>
-        <w:rFonts w:hint="default" w:ascii="Wingdings" w:hAnsi="Wingdings"/>
+        <w:rFonts w:ascii="Wingdings" w:hAnsi="Wingdings" w:hint="default"/>
       </w:rPr>
     </w:lvl>
     <w:lvl w:ilvl="3" w:tplc="5D7CEE4A">
@@ -6590,7 +7466,7 @@
         <w:ind w:left="3240" w:hanging="360"/>
       </w:pPr>
       <w:rPr>
-        <w:rFonts w:hint="default" w:ascii="Symbol" w:hAnsi="Symbol"/>
+        <w:rFonts w:ascii="Symbol" w:hAnsi="Symbol" w:hint="default"/>
       </w:rPr>
     </w:lvl>
     <w:lvl w:ilvl="4" w:tplc="0EFE9574">
@@ -6602,7 +7478,7 @@
         <w:ind w:left="3960" w:hanging="360"/>
       </w:pPr>
       <w:rPr>
-        <w:rFonts w:hint="default" w:ascii="Courier New" w:hAnsi="Courier New"/>
+        <w:rFonts w:ascii="Courier New" w:hAnsi="Courier New" w:hint="default"/>
       </w:rPr>
     </w:lvl>
     <w:lvl w:ilvl="5" w:tplc="E8DA963A">
@@ -6614,7 +7490,7 @@
         <w:ind w:left="4680" w:hanging="360"/>
       </w:pPr>
       <w:rPr>
-        <w:rFonts w:hint="default" w:ascii="Wingdings" w:hAnsi="Wingdings"/>
+        <w:rFonts w:ascii="Wingdings" w:hAnsi="Wingdings" w:hint="default"/>
       </w:rPr>
     </w:lvl>
     <w:lvl w:ilvl="6" w:tplc="DDC2E5CA">
@@ -6626,7 +7502,7 @@
         <w:ind w:left="5400" w:hanging="360"/>
       </w:pPr>
       <w:rPr>
-        <w:rFonts w:hint="default" w:ascii="Symbol" w:hAnsi="Symbol"/>
+        <w:rFonts w:ascii="Symbol" w:hAnsi="Symbol" w:hint="default"/>
       </w:rPr>
     </w:lvl>
     <w:lvl w:ilvl="7" w:tplc="0AE691A8">
@@ -6638,7 +7514,7 @@
         <w:ind w:left="6120" w:hanging="360"/>
       </w:pPr>
       <w:rPr>
-        <w:rFonts w:hint="default" w:ascii="Courier New" w:hAnsi="Courier New"/>
+        <w:rFonts w:ascii="Courier New" w:hAnsi="Courier New" w:hint="default"/>
       </w:rPr>
     </w:lvl>
     <w:lvl w:ilvl="8" w:tplc="81484584">
@@ -6650,7 +7526,7 @@
         <w:ind w:left="6840" w:hanging="360"/>
       </w:pPr>
       <w:rPr>
-        <w:rFonts w:hint="default" w:ascii="Wingdings" w:hAnsi="Wingdings"/>
+        <w:rFonts w:ascii="Wingdings" w:hAnsi="Wingdings" w:hint="default"/>
       </w:rPr>
     </w:lvl>
   </w:abstractNum>
@@ -6667,7 +7543,7 @@
         <w:ind w:left="720" w:hanging="360"/>
       </w:pPr>
       <w:rPr>
-        <w:rFonts w:hint="default" w:ascii="Symbol" w:hAnsi="Symbol"/>
+        <w:rFonts w:ascii="Symbol" w:hAnsi="Symbol" w:hint="default"/>
       </w:rPr>
     </w:lvl>
     <w:lvl w:ilvl="1" w:tplc="B5868862">
@@ -6679,7 +7555,7 @@
         <w:ind w:left="1440" w:hanging="360"/>
       </w:pPr>
       <w:rPr>
-        <w:rFonts w:hint="default" w:ascii="Courier New" w:hAnsi="Courier New"/>
+        <w:rFonts w:ascii="Courier New" w:hAnsi="Courier New" w:hint="default"/>
       </w:rPr>
     </w:lvl>
     <w:lvl w:ilvl="2" w:tplc="85349C04">
@@ -6691,7 +7567,7 @@
         <w:ind w:left="2160" w:hanging="360"/>
       </w:pPr>
       <w:rPr>
-        <w:rFonts w:hint="default" w:ascii="Wingdings" w:hAnsi="Wingdings"/>
+        <w:rFonts w:ascii="Wingdings" w:hAnsi="Wingdings" w:hint="default"/>
       </w:rPr>
     </w:lvl>
     <w:lvl w:ilvl="3" w:tplc="F670BFF8">
@@ -6703,7 +7579,7 @@
         <w:ind w:left="2880" w:hanging="360"/>
       </w:pPr>
       <w:rPr>
-        <w:rFonts w:hint="default" w:ascii="Symbol" w:hAnsi="Symbol"/>
+        <w:rFonts w:ascii="Symbol" w:hAnsi="Symbol" w:hint="default"/>
       </w:rPr>
     </w:lvl>
     <w:lvl w:ilvl="4" w:tplc="15C695D2">
@@ -6715,7 +7591,7 @@
         <w:ind w:left="3600" w:hanging="360"/>
       </w:pPr>
       <w:rPr>
-        <w:rFonts w:hint="default" w:ascii="Courier New" w:hAnsi="Courier New"/>
+        <w:rFonts w:ascii="Courier New" w:hAnsi="Courier New" w:hint="default"/>
       </w:rPr>
     </w:lvl>
     <w:lvl w:ilvl="5" w:tplc="15F22524">
@@ -6727,7 +7603,7 @@
         <w:ind w:left="4320" w:hanging="360"/>
       </w:pPr>
       <w:rPr>
-        <w:rFonts w:hint="default" w:ascii="Wingdings" w:hAnsi="Wingdings"/>
+        <w:rFonts w:ascii="Wingdings" w:hAnsi="Wingdings" w:hint="default"/>
       </w:rPr>
     </w:lvl>
     <w:lvl w:ilvl="6" w:tplc="1954F8CA">
@@ -6739,7 +7615,7 @@
         <w:ind w:left="5040" w:hanging="360"/>
       </w:pPr>
       <w:rPr>
-        <w:rFonts w:hint="default" w:ascii="Symbol" w:hAnsi="Symbol"/>
+        <w:rFonts w:ascii="Symbol" w:hAnsi="Symbol" w:hint="default"/>
       </w:rPr>
     </w:lvl>
     <w:lvl w:ilvl="7" w:tplc="F2B6EFCE">
@@ -6751,7 +7627,7 @@
         <w:ind w:left="5760" w:hanging="360"/>
       </w:pPr>
       <w:rPr>
-        <w:rFonts w:hint="default" w:ascii="Courier New" w:hAnsi="Courier New"/>
+        <w:rFonts w:ascii="Courier New" w:hAnsi="Courier New" w:hint="default"/>
       </w:rPr>
     </w:lvl>
     <w:lvl w:ilvl="8" w:tplc="3D2E65B8">
@@ -6763,7 +7639,7 @@
         <w:ind w:left="6480" w:hanging="360"/>
       </w:pPr>
       <w:rPr>
-        <w:rFonts w:hint="default" w:ascii="Wingdings" w:hAnsi="Wingdings"/>
+        <w:rFonts w:ascii="Wingdings" w:hAnsi="Wingdings" w:hint="default"/>
       </w:rPr>
     </w:lvl>
   </w:abstractNum>
@@ -6807,11 +7683,11 @@
 </file>
 
 <file path=word/styles.xml><?xml version="1.0" encoding="utf-8"?>
-<w:styles xmlns:wp14="http://schemas.microsoft.com/office/word/2010/wordprocessingDrawing" xmlns:mc="http://schemas.openxmlformats.org/markup-compatibility/2006" xmlns:r="http://schemas.openxmlformats.org/officeDocument/2006/relationships" xmlns:w="http://schemas.openxmlformats.org/wordprocessingml/2006/main" xmlns:w14="http://schemas.microsoft.com/office/word/2010/wordml" xmlns:w15="http://schemas.microsoft.com/office/word/2012/wordml" xmlns:w16cex="http://schemas.microsoft.com/office/word/2018/wordml/cex" xmlns:w16cid="http://schemas.microsoft.com/office/word/2016/wordml/cid" xmlns:w16="http://schemas.microsoft.com/office/word/2018/wordml" xmlns:w16du="http://schemas.microsoft.com/office/word/2023/wordml/word16du" xmlns:w16sdtdh="http://schemas.microsoft.com/office/word/2020/wordml/sdtdatahash" xmlns:w16sdtfl="http://schemas.microsoft.com/office/word/2024/wordml/sdtformatlock" xmlns:w16se="http://schemas.microsoft.com/office/word/2015/wordml/symex" mc:Ignorable="w14 w15 w16se w16cid w16 w16cex w16sdtdh w16sdtfl w16du wp14">
+<w:styles xmlns:mc="http://schemas.openxmlformats.org/markup-compatibility/2006" xmlns:r="http://schemas.openxmlformats.org/officeDocument/2006/relationships" xmlns:w="http://schemas.openxmlformats.org/wordprocessingml/2006/main" xmlns:w14="http://schemas.microsoft.com/office/word/2010/wordml" xmlns:w15="http://schemas.microsoft.com/office/word/2012/wordml" xmlns:w16cex="http://schemas.microsoft.com/office/word/2018/wordml/cex" xmlns:w16cid="http://schemas.microsoft.com/office/word/2016/wordml/cid" xmlns:w16="http://schemas.microsoft.com/office/word/2018/wordml" xmlns:w16du="http://schemas.microsoft.com/office/word/2023/wordml/word16du" xmlns:w16sdtdh="http://schemas.microsoft.com/office/word/2020/wordml/sdtdatahash" xmlns:w16sdtfl="http://schemas.microsoft.com/office/word/2024/wordml/sdtformatlock" xmlns:w16se="http://schemas.microsoft.com/office/word/2015/wordml/symex" mc:Ignorable="w14 w15 w16se w16cid w16 w16cex w16sdtdh w16sdtfl w16du">
   <w:docDefaults>
     <w:rPrDefault>
       <w:rPr>
-        <w:rFonts w:asciiTheme="minorHAnsi" w:hAnsiTheme="minorHAnsi" w:eastAsiaTheme="minorEastAsia" w:cstheme="minorBidi"/>
+        <w:rFonts w:asciiTheme="minorHAnsi" w:eastAsiaTheme="minorEastAsia" w:hAnsiTheme="minorHAnsi" w:cstheme="minorBidi"/>
         <w:sz w:val="24"/>
         <w:szCs w:val="24"/>
         <w:lang w:val="en-US" w:eastAsia="ja-JP" w:bidi="ar-SA"/>
@@ -6826,14 +7702,14 @@
   <w:latentStyles w:defLockedState="0" w:defUIPriority="99" w:defSemiHidden="0" w:defUnhideWhenUsed="0" w:defQFormat="0" w:count="376">
     <w:lsdException w:name="Normal" w:uiPriority="0" w:qFormat="1"/>
     <w:lsdException w:name="heading 1" w:uiPriority="9" w:qFormat="1"/>
-    <w:lsdException w:name="heading 2" w:uiPriority="9" w:semiHidden="1" w:unhideWhenUsed="1" w:qFormat="1"/>
-    <w:lsdException w:name="heading 3" w:uiPriority="9" w:semiHidden="1" w:unhideWhenUsed="1" w:qFormat="1"/>
-    <w:lsdException w:name="heading 4" w:uiPriority="9" w:semiHidden="1" w:unhideWhenUsed="1" w:qFormat="1"/>
-    <w:lsdException w:name="heading 5" w:uiPriority="9" w:semiHidden="1" w:unhideWhenUsed="1" w:qFormat="1"/>
-    <w:lsdException w:name="heading 6" w:uiPriority="9" w:semiHidden="1" w:unhideWhenUsed="1" w:qFormat="1"/>
-    <w:lsdException w:name="heading 7" w:uiPriority="9" w:semiHidden="1" w:unhideWhenUsed="1" w:qFormat="1"/>
-    <w:lsdException w:name="heading 8" w:uiPriority="9" w:semiHidden="1" w:unhideWhenUsed="1" w:qFormat="1"/>
-    <w:lsdException w:name="heading 9" w:uiPriority="9" w:semiHidden="1" w:unhideWhenUsed="1" w:qFormat="1"/>
+    <w:lsdException w:name="heading 2" w:semiHidden="1" w:uiPriority="9" w:unhideWhenUsed="1" w:qFormat="1"/>
+    <w:lsdException w:name="heading 3" w:semiHidden="1" w:uiPriority="9" w:unhideWhenUsed="1" w:qFormat="1"/>
+    <w:lsdException w:name="heading 4" w:semiHidden="1" w:uiPriority="9" w:unhideWhenUsed="1" w:qFormat="1"/>
+    <w:lsdException w:name="heading 5" w:semiHidden="1" w:uiPriority="9" w:unhideWhenUsed="1" w:qFormat="1"/>
+    <w:lsdException w:name="heading 6" w:semiHidden="1" w:uiPriority="9" w:unhideWhenUsed="1" w:qFormat="1"/>
+    <w:lsdException w:name="heading 7" w:semiHidden="1" w:uiPriority="9" w:unhideWhenUsed="1" w:qFormat="1"/>
+    <w:lsdException w:name="heading 8" w:semiHidden="1" w:uiPriority="9" w:unhideWhenUsed="1" w:qFormat="1"/>
+    <w:lsdException w:name="heading 9" w:semiHidden="1" w:uiPriority="9" w:unhideWhenUsed="1" w:qFormat="1"/>
     <w:lsdException w:name="index 1" w:semiHidden="1" w:unhideWhenUsed="1"/>
     <w:lsdException w:name="index 2" w:semiHidden="1" w:unhideWhenUsed="1"/>
     <w:lsdException w:name="index 3" w:semiHidden="1" w:unhideWhenUsed="1"/>
@@ -6843,22 +7719,22 @@
     <w:lsdException w:name="index 7" w:semiHidden="1" w:unhideWhenUsed="1"/>
     <w:lsdException w:name="index 8" w:semiHidden="1" w:unhideWhenUsed="1"/>
     <w:lsdException w:name="index 9" w:semiHidden="1" w:unhideWhenUsed="1"/>
-    <w:lsdException w:name="toc 1" w:uiPriority="39" w:semiHidden="1" w:unhideWhenUsed="1"/>
-    <w:lsdException w:name="toc 2" w:uiPriority="39" w:semiHidden="1" w:unhideWhenUsed="1"/>
-    <w:lsdException w:name="toc 3" w:uiPriority="39" w:semiHidden="1" w:unhideWhenUsed="1"/>
-    <w:lsdException w:name="toc 4" w:uiPriority="39" w:semiHidden="1" w:unhideWhenUsed="1"/>
-    <w:lsdException w:name="toc 5" w:uiPriority="39" w:semiHidden="1" w:unhideWhenUsed="1"/>
-    <w:lsdException w:name="toc 6" w:uiPriority="39" w:semiHidden="1" w:unhideWhenUsed="1"/>
-    <w:lsdException w:name="toc 7" w:uiPriority="39" w:semiHidden="1" w:unhideWhenUsed="1"/>
-    <w:lsdException w:name="toc 8" w:uiPriority="39" w:semiHidden="1" w:unhideWhenUsed="1"/>
-    <w:lsdException w:name="toc 9" w:uiPriority="39" w:semiHidden="1" w:unhideWhenUsed="1"/>
+    <w:lsdException w:name="toc 1" w:semiHidden="1" w:uiPriority="39" w:unhideWhenUsed="1"/>
+    <w:lsdException w:name="toc 2" w:semiHidden="1" w:uiPriority="39" w:unhideWhenUsed="1"/>
+    <w:lsdException w:name="toc 3" w:semiHidden="1" w:uiPriority="39" w:unhideWhenUsed="1"/>
+    <w:lsdException w:name="toc 4" w:semiHidden="1" w:uiPriority="39" w:unhideWhenUsed="1"/>
+    <w:lsdException w:name="toc 5" w:semiHidden="1" w:uiPriority="39" w:unhideWhenUsed="1"/>
+    <w:lsdException w:name="toc 6" w:semiHidden="1" w:uiPriority="39" w:unhideWhenUsed="1"/>
+    <w:lsdException w:name="toc 7" w:semiHidden="1" w:uiPriority="39" w:unhideWhenUsed="1"/>
+    <w:lsdException w:name="toc 8" w:semiHidden="1" w:uiPriority="39" w:unhideWhenUsed="1"/>
+    <w:lsdException w:name="toc 9" w:semiHidden="1" w:uiPriority="39" w:unhideWhenUsed="1"/>
     <w:lsdException w:name="Normal Indent" w:semiHidden="1" w:unhideWhenUsed="1"/>
     <w:lsdException w:name="footnote text" w:semiHidden="1" w:unhideWhenUsed="1"/>
     <w:lsdException w:name="annotation text" w:semiHidden="1" w:unhideWhenUsed="1"/>
     <w:lsdException w:name="header" w:semiHidden="1" w:unhideWhenUsed="1"/>
     <w:lsdException w:name="footer" w:semiHidden="1" w:unhideWhenUsed="1"/>
     <w:lsdException w:name="index heading" w:semiHidden="1" w:unhideWhenUsed="1"/>
-    <w:lsdException w:name="caption" w:uiPriority="35" w:semiHidden="1" w:unhideWhenUsed="1" w:qFormat="1"/>
+    <w:lsdException w:name="caption" w:semiHidden="1" w:uiPriority="35" w:unhideWhenUsed="1" w:qFormat="1"/>
     <w:lsdException w:name="table of figures" w:semiHidden="1" w:unhideWhenUsed="1"/>
     <w:lsdException w:name="envelope address" w:semiHidden="1" w:unhideWhenUsed="1"/>
     <w:lsdException w:name="envelope return" w:semiHidden="1" w:unhideWhenUsed="1"/>
@@ -6889,7 +7765,7 @@
     <w:lsdException w:name="Title" w:uiPriority="10" w:qFormat="1"/>
     <w:lsdException w:name="Closing" w:semiHidden="1" w:unhideWhenUsed="1"/>
     <w:lsdException w:name="Signature" w:semiHidden="1" w:unhideWhenUsed="1"/>
-    <w:lsdException w:name="Default Paragraph Font" w:uiPriority="1" w:semiHidden="1" w:unhideWhenUsed="1"/>
+    <w:lsdException w:name="Default Paragraph Font" w:semiHidden="1" w:uiPriority="1" w:unhideWhenUsed="1"/>
     <w:lsdException w:name="Body Text" w:semiHidden="1" w:unhideWhenUsed="1"/>
     <w:lsdException w:name="Body Text Indent" w:semiHidden="1" w:unhideWhenUsed="1"/>
     <w:lsdException w:name="List Continue" w:semiHidden="1" w:unhideWhenUsed="1"/>
@@ -7089,8 +7965,8 @@
     <w:lsdException w:name="Subtle Reference" w:uiPriority="31" w:qFormat="1"/>
     <w:lsdException w:name="Intense Reference" w:uiPriority="32" w:qFormat="1"/>
     <w:lsdException w:name="Book Title" w:uiPriority="33" w:qFormat="1"/>
-    <w:lsdException w:name="Bibliography" w:uiPriority="37" w:semiHidden="1" w:unhideWhenUsed="1"/>
-    <w:lsdException w:name="TOC Heading" w:uiPriority="39" w:semiHidden="1" w:unhideWhenUsed="1" w:qFormat="1"/>
+    <w:lsdException w:name="Bibliography" w:semiHidden="1" w:uiPriority="37" w:unhideWhenUsed="1"/>
+    <w:lsdException w:name="TOC Heading" w:semiHidden="1" w:uiPriority="39" w:unhideWhenUsed="1" w:qFormat="1"/>
     <w:lsdException w:name="Plain Table 1" w:uiPriority="41"/>
     <w:lsdException w:name="Plain Table 2" w:uiPriority="42"/>
     <w:lsdException w:name="Plain Table 3" w:uiPriority="43"/>
@@ -7201,7 +8077,7 @@
     <w:lsdException w:name="Unresolved Mention" w:semiHidden="1" w:unhideWhenUsed="1"/>
     <w:lsdException w:name="Smart Link" w:semiHidden="1" w:unhideWhenUsed="1"/>
   </w:latentStyles>
-  <w:style w:type="paragraph" w:styleId="Normal" w:default="1">
+  <w:style w:type="paragraph" w:default="1" w:styleId="Normal">
     <w:name w:val="Normal"/>
     <w:qFormat/>
   </w:style>
@@ -7221,7 +8097,7 @@
       <w:outlineLvl w:val="0"/>
     </w:pPr>
     <w:rPr>
-      <w:rFonts w:asciiTheme="majorHAnsi" w:hAnsiTheme="majorHAnsi" w:eastAsiaTheme="majorEastAsia" w:cstheme="majorBidi"/>
+      <w:rFonts w:asciiTheme="majorHAnsi" w:eastAsiaTheme="majorEastAsia" w:hAnsiTheme="majorHAnsi" w:cstheme="majorBidi"/>
       <w:b/>
       <w:bCs/>
       <w:color w:val="000000" w:themeColor="text1"/>
@@ -7244,19 +8120,19 @@
       <w:outlineLvl w:val="1"/>
     </w:pPr>
     <w:rPr>
-      <w:rFonts w:asciiTheme="majorHAnsi" w:hAnsiTheme="majorHAnsi" w:eastAsiaTheme="majorEastAsia" w:cstheme="majorBidi"/>
+      <w:rFonts w:asciiTheme="majorHAnsi" w:eastAsiaTheme="majorEastAsia" w:hAnsiTheme="majorHAnsi" w:cstheme="majorBidi"/>
       <w:color w:val="000000" w:themeColor="text1"/>
       <w:sz w:val="32"/>
       <w:szCs w:val="32"/>
     </w:rPr>
   </w:style>
-  <w:style w:type="character" w:styleId="Fuentedeprrafopredeter" w:default="1">
+  <w:style w:type="character" w:default="1" w:styleId="Fuentedeprrafopredeter">
     <w:name w:val="Default Paragraph Font"/>
     <w:uiPriority w:val="1"/>
     <w:semiHidden/>
     <w:unhideWhenUsed/>
   </w:style>
-  <w:style w:type="table" w:styleId="Tablanormal" w:default="1">
+  <w:style w:type="table" w:default="1" w:styleId="Tablanormal">
     <w:name w:val="Normal Table"/>
     <w:uiPriority w:val="99"/>
     <w:semiHidden/>
@@ -7271,7 +8147,7 @@
       </w:tblCellMar>
     </w:tblPr>
   </w:style>
-  <w:style w:type="numbering" w:styleId="Sinlista" w:default="1">
+  <w:style w:type="numbering" w:default="1" w:styleId="Sinlista">
     <w:name w:val="No List"/>
     <w:uiPriority w:val="99"/>
     <w:semiHidden/>
@@ -7299,14 +8175,14 @@
       <w:u w:val="single"/>
     </w:rPr>
   </w:style>
-  <w:style w:type="character" w:styleId="Ttulo1Car" w:customStyle="1">
+  <w:style w:type="character" w:customStyle="1" w:styleId="Ttulo1Car">
     <w:name w:val="Título 1 Car"/>
     <w:basedOn w:val="Fuentedeprrafopredeter"/>
     <w:link w:val="Ttulo1"/>
     <w:uiPriority w:val="9"/>
     <w:rsid w:val="3C47B2C8"/>
     <w:rPr>
-      <w:rFonts w:asciiTheme="majorHAnsi" w:hAnsiTheme="majorHAnsi" w:eastAsiaTheme="majorEastAsia" w:cstheme="majorBidi"/>
+      <w:rFonts w:asciiTheme="majorHAnsi" w:eastAsiaTheme="majorEastAsia" w:hAnsiTheme="majorHAnsi" w:cstheme="majorBidi"/>
       <w:b/>
       <w:bCs/>
       <w:i w:val="0"/>
@@ -7331,12 +8207,12 @@
     </w:pPr>
     <w:tblPr>
       <w:tblBorders>
-        <w:top w:val="single" w:color="000000" w:themeColor="text1" w:sz="4" w:space="0"/>
-        <w:left w:val="single" w:color="000000" w:themeColor="text1" w:sz="4" w:space="0"/>
-        <w:bottom w:val="single" w:color="000000" w:themeColor="text1" w:sz="4" w:space="0"/>
-        <w:right w:val="single" w:color="000000" w:themeColor="text1" w:sz="4" w:space="0"/>
-        <w:insideH w:val="single" w:color="000000" w:themeColor="text1" w:sz="4" w:space="0"/>
-        <w:insideV w:val="single" w:color="000000" w:themeColor="text1" w:sz="4" w:space="0"/>
+        <w:top w:val="single" w:sz="4" w:space="0" w:color="000000" w:themeColor="text1"/>
+        <w:left w:val="single" w:sz="4" w:space="0" w:color="000000" w:themeColor="text1"/>
+        <w:bottom w:val="single" w:sz="4" w:space="0" w:color="000000" w:themeColor="text1"/>
+        <w:right w:val="single" w:sz="4" w:space="0" w:color="000000" w:themeColor="text1"/>
+        <w:insideH w:val="single" w:sz="4" w:space="0" w:color="000000" w:themeColor="text1"/>
+        <w:insideV w:val="single" w:sz="4" w:space="0" w:color="000000" w:themeColor="text1"/>
       </w:tblBorders>
     </w:tblPr>
   </w:style>
@@ -7408,7 +8284,7 @@
 </file>
 
 <file path=word/theme/theme1.xml><?xml version="1.0" encoding="utf-8"?>
-<a:theme xmlns:a="http://schemas.openxmlformats.org/drawingml/2006/main" xmlns:thm15="http://schemas.microsoft.com/office/thememl/2012/main" name="Office Theme">
+<a:theme xmlns:a="http://schemas.openxmlformats.org/drawingml/2006/main" name="Office Theme">
   <a:themeElements>
     <a:clrScheme name="Office">
       <a:dk1>
